--- a/DS4SG_Script_and_Data_Reference.docx
+++ b/DS4SG_Script_and_Data_Reference.docx
@@ -113,7 +113,7 @@
     <w:sdt>
       <w:sdtPr>
         <w:alias w:val="Contents"/>
-        <w:id w:val="539015125"/>
+        <w:id w:val="-497118880"/>
       </w:sdtPr>
       <w:sdtEndPr/>
       <w:sdtContent>
@@ -124,12 +124,7 @@
               <w:tab w:val="right" w:leader="dot" w:pos="9016"/>
             </w:tabs>
             <w:rPr>
-              <w:rFonts w:asciiTheme="minorHAnsi" w:eastAsiaTheme="minorEastAsia" w:hAnsiTheme="minorHAnsi" w:cstheme="minorBidi"/>
               <w:noProof/>
-              <w:kern w:val="2"/>
-              <w:sz w:val="24"/>
-              <w:szCs w:val="24"/>
-              <w14:ligatures w14:val="standardContextual"/>
             </w:rPr>
           </w:pPr>
           <w:r>
@@ -141,7 +136,7 @@
           <w:r>
             <w:fldChar w:fldCharType="separate"/>
           </w:r>
-          <w:hyperlink w:anchor="_Toc242034493" w:history="1">
+          <w:hyperlink w:anchor="_Toc243855153" w:history="1">
             <w:r>
               <w:rPr>
                 <w:rStyle w:val="Hyperlink"/>
@@ -165,7 +160,7 @@
               <w:rPr>
                 <w:noProof/>
               </w:rPr>
-              <w:instrText xml:space="preserve"> PAGEREF _Toc242034493 \h </w:instrText>
+              <w:instrText xml:space="preserve"> PAGEREF _Toc243855153 \h </w:instrText>
             </w:r>
             <w:r>
               <w:rPr>
@@ -199,15 +194,10 @@
               <w:tab w:val="right" w:leader="dot" w:pos="9016"/>
             </w:tabs>
             <w:rPr>
-              <w:rFonts w:asciiTheme="minorHAnsi" w:eastAsiaTheme="minorEastAsia" w:hAnsiTheme="minorHAnsi" w:cstheme="minorBidi"/>
               <w:noProof/>
-              <w:kern w:val="2"/>
-              <w:sz w:val="24"/>
-              <w:szCs w:val="24"/>
-              <w14:ligatures w14:val="standardContextual"/>
             </w:rPr>
           </w:pPr>
-          <w:hyperlink w:anchor="_Toc242034494" w:history="1">
+          <w:hyperlink w:anchor="_Toc243855154" w:history="1">
             <w:r>
               <w:rPr>
                 <w:rStyle w:val="Hyperlink"/>
@@ -231,7 +221,7 @@
               <w:rPr>
                 <w:noProof/>
               </w:rPr>
-              <w:instrText xml:space="preserve"> PAGEREF _Toc242034494 \h </w:instrText>
+              <w:instrText xml:space="preserve"> PAGEREF _Toc243855154 \h </w:instrText>
             </w:r>
             <w:r>
               <w:rPr>
@@ -265,15 +255,10 @@
               <w:tab w:val="right" w:leader="dot" w:pos="9016"/>
             </w:tabs>
             <w:rPr>
-              <w:rFonts w:asciiTheme="minorHAnsi" w:eastAsiaTheme="minorEastAsia" w:hAnsiTheme="minorHAnsi" w:cstheme="minorBidi"/>
               <w:noProof/>
-              <w:kern w:val="2"/>
-              <w:sz w:val="24"/>
-              <w:szCs w:val="24"/>
-              <w14:ligatures w14:val="standardContextual"/>
             </w:rPr>
           </w:pPr>
-          <w:hyperlink w:anchor="_Toc242034495" w:history="1">
+          <w:hyperlink w:anchor="_Toc243855155" w:history="1">
             <w:r>
               <w:rPr>
                 <w:rStyle w:val="Hyperlink"/>
@@ -297,7 +282,7 @@
               <w:rPr>
                 <w:noProof/>
               </w:rPr>
-              <w:instrText xml:space="preserve"> PAGEREF _Toc242034495 \h </w:instrText>
+              <w:instrText xml:space="preserve"> PAGEREF _Toc243855155 \h </w:instrText>
             </w:r>
             <w:r>
               <w:rPr>
@@ -331,15 +316,10 @@
               <w:tab w:val="right" w:leader="dot" w:pos="9016"/>
             </w:tabs>
             <w:rPr>
-              <w:rFonts w:asciiTheme="minorHAnsi" w:eastAsiaTheme="minorEastAsia" w:hAnsiTheme="minorHAnsi" w:cstheme="minorBidi"/>
               <w:noProof/>
-              <w:kern w:val="2"/>
-              <w:sz w:val="24"/>
-              <w:szCs w:val="24"/>
-              <w14:ligatures w14:val="standardContextual"/>
             </w:rPr>
           </w:pPr>
-          <w:hyperlink w:anchor="_Toc242034496" w:history="1">
+          <w:hyperlink w:anchor="_Toc243855156" w:history="1">
             <w:r>
               <w:rPr>
                 <w:rStyle w:val="Hyperlink"/>
@@ -363,7 +343,7 @@
               <w:rPr>
                 <w:noProof/>
               </w:rPr>
-              <w:instrText xml:space="preserve"> PAGEREF _Toc242034496 \h </w:instrText>
+              <w:instrText xml:space="preserve"> PAGEREF _Toc243855156 \h </w:instrText>
             </w:r>
             <w:r>
               <w:rPr>
@@ -397,15 +377,10 @@
               <w:tab w:val="right" w:leader="dot" w:pos="9016"/>
             </w:tabs>
             <w:rPr>
-              <w:rFonts w:asciiTheme="minorHAnsi" w:eastAsiaTheme="minorEastAsia" w:hAnsiTheme="minorHAnsi" w:cstheme="minorBidi"/>
               <w:noProof/>
-              <w:kern w:val="2"/>
-              <w:sz w:val="24"/>
-              <w:szCs w:val="24"/>
-              <w14:ligatures w14:val="standardContextual"/>
             </w:rPr>
           </w:pPr>
-          <w:hyperlink w:anchor="_Toc242034497" w:history="1">
+          <w:hyperlink w:anchor="_Toc243855157" w:history="1">
             <w:r>
               <w:rPr>
                 <w:rStyle w:val="Hyperlink"/>
@@ -429,7 +404,7 @@
               <w:rPr>
                 <w:noProof/>
               </w:rPr>
-              <w:instrText xml:space="preserve"> PAGEREF _Toc242034497 \h </w:instrText>
+              <w:instrText xml:space="preserve"> PAGEREF _Toc243855157 \h </w:instrText>
             </w:r>
             <w:r>
               <w:rPr>
@@ -463,15 +438,10 @@
               <w:tab w:val="right" w:leader="dot" w:pos="9016"/>
             </w:tabs>
             <w:rPr>
-              <w:rFonts w:asciiTheme="minorHAnsi" w:eastAsiaTheme="minorEastAsia" w:hAnsiTheme="minorHAnsi" w:cstheme="minorBidi"/>
               <w:noProof/>
-              <w:kern w:val="2"/>
-              <w:sz w:val="24"/>
-              <w:szCs w:val="24"/>
-              <w14:ligatures w14:val="standardContextual"/>
             </w:rPr>
           </w:pPr>
-          <w:hyperlink w:anchor="_Toc242034498" w:history="1">
+          <w:hyperlink w:anchor="_Toc243855158" w:history="1">
             <w:r>
               <w:rPr>
                 <w:rStyle w:val="Hyperlink"/>
@@ -495,7 +465,7 @@
               <w:rPr>
                 <w:noProof/>
               </w:rPr>
-              <w:instrText xml:space="preserve"> PAGEREF _Toc242034498 \h </w:instrText>
+              <w:instrText xml:space="preserve"> PAGEREF _Toc243855158 \h </w:instrText>
             </w:r>
             <w:r>
               <w:rPr>
@@ -529,15 +499,10 @@
               <w:tab w:val="right" w:leader="dot" w:pos="9016"/>
             </w:tabs>
             <w:rPr>
-              <w:rFonts w:asciiTheme="minorHAnsi" w:eastAsiaTheme="minorEastAsia" w:hAnsiTheme="minorHAnsi" w:cstheme="minorBidi"/>
               <w:noProof/>
-              <w:kern w:val="2"/>
-              <w:sz w:val="24"/>
-              <w:szCs w:val="24"/>
-              <w14:ligatures w14:val="standardContextual"/>
             </w:rPr>
           </w:pPr>
-          <w:hyperlink w:anchor="_Toc242034499" w:history="1">
+          <w:hyperlink w:anchor="_Toc243855159" w:history="1">
             <w:r>
               <w:rPr>
                 <w:rStyle w:val="Hyperlink"/>
@@ -561,7 +526,7 @@
               <w:rPr>
                 <w:noProof/>
               </w:rPr>
-              <w:instrText xml:space="preserve"> PAGEREF _Toc242034499 \h </w:instrText>
+              <w:instrText xml:space="preserve"> PAGEREF _Toc243855159 \h </w:instrText>
             </w:r>
             <w:r>
               <w:rPr>
@@ -595,15 +560,10 @@
               <w:tab w:val="right" w:leader="dot" w:pos="9016"/>
             </w:tabs>
             <w:rPr>
-              <w:rFonts w:asciiTheme="minorHAnsi" w:eastAsiaTheme="minorEastAsia" w:hAnsiTheme="minorHAnsi" w:cstheme="minorBidi"/>
               <w:noProof/>
-              <w:kern w:val="2"/>
-              <w:sz w:val="24"/>
-              <w:szCs w:val="24"/>
-              <w14:ligatures w14:val="standardContextual"/>
             </w:rPr>
           </w:pPr>
-          <w:hyperlink w:anchor="_Toc242034500" w:history="1">
+          <w:hyperlink w:anchor="_Toc243855160" w:history="1">
             <w:r>
               <w:rPr>
                 <w:rStyle w:val="Hyperlink"/>
@@ -627,7 +587,7 @@
               <w:rPr>
                 <w:noProof/>
               </w:rPr>
-              <w:instrText xml:space="preserve"> PAGEREF _Toc242034500 \h </w:instrText>
+              <w:instrText xml:space="preserve"> PAGEREF _Toc243855160 \h </w:instrText>
             </w:r>
             <w:r>
               <w:rPr>
@@ -661,15 +621,10 @@
               <w:tab w:val="right" w:leader="dot" w:pos="9016"/>
             </w:tabs>
             <w:rPr>
-              <w:rFonts w:asciiTheme="minorHAnsi" w:eastAsiaTheme="minorEastAsia" w:hAnsiTheme="minorHAnsi" w:cstheme="minorBidi"/>
               <w:noProof/>
-              <w:kern w:val="2"/>
-              <w:sz w:val="24"/>
-              <w:szCs w:val="24"/>
-              <w14:ligatures w14:val="standardContextual"/>
             </w:rPr>
           </w:pPr>
-          <w:hyperlink w:anchor="_Toc242034501" w:history="1">
+          <w:hyperlink w:anchor="_Toc243855161" w:history="1">
             <w:r>
               <w:rPr>
                 <w:rStyle w:val="Hyperlink"/>
@@ -693,7 +648,7 @@
               <w:rPr>
                 <w:noProof/>
               </w:rPr>
-              <w:instrText xml:space="preserve"> PAGEREF _Toc242034501 \h </w:instrText>
+              <w:instrText xml:space="preserve"> PAGEREF _Toc243855161 \h </w:instrText>
             </w:r>
             <w:r>
               <w:rPr>
@@ -727,15 +682,10 @@
               <w:tab w:val="right" w:leader="dot" w:pos="9016"/>
             </w:tabs>
             <w:rPr>
-              <w:rFonts w:asciiTheme="minorHAnsi" w:eastAsiaTheme="minorEastAsia" w:hAnsiTheme="minorHAnsi" w:cstheme="minorBidi"/>
               <w:noProof/>
-              <w:kern w:val="2"/>
-              <w:sz w:val="24"/>
-              <w:szCs w:val="24"/>
-              <w14:ligatures w14:val="standardContextual"/>
             </w:rPr>
           </w:pPr>
-          <w:hyperlink w:anchor="_Toc242034502" w:history="1">
+          <w:hyperlink w:anchor="_Toc243855162" w:history="1">
             <w:r>
               <w:rPr>
                 <w:rStyle w:val="Hyperlink"/>
@@ -759,7 +709,7 @@
               <w:rPr>
                 <w:noProof/>
               </w:rPr>
-              <w:instrText xml:space="preserve"> PAGEREF _Toc242034502 \h </w:instrText>
+              <w:instrText xml:space="preserve"> PAGEREF _Toc243855162 \h </w:instrText>
             </w:r>
             <w:r>
               <w:rPr>
@@ -793,15 +743,10 @@
               <w:tab w:val="right" w:leader="dot" w:pos="9016"/>
             </w:tabs>
             <w:rPr>
-              <w:rFonts w:asciiTheme="minorHAnsi" w:eastAsiaTheme="minorEastAsia" w:hAnsiTheme="minorHAnsi" w:cstheme="minorBidi"/>
               <w:noProof/>
-              <w:kern w:val="2"/>
-              <w:sz w:val="24"/>
-              <w:szCs w:val="24"/>
-              <w14:ligatures w14:val="standardContextual"/>
             </w:rPr>
           </w:pPr>
-          <w:hyperlink w:anchor="_Toc242034503" w:history="1">
+          <w:hyperlink w:anchor="_Toc243855163" w:history="1">
             <w:r>
               <w:rPr>
                 <w:rStyle w:val="Hyperlink"/>
@@ -825,7 +770,7 @@
               <w:rPr>
                 <w:noProof/>
               </w:rPr>
-              <w:instrText xml:space="preserve"> PAGEREF _Toc242034503 \h </w:instrText>
+              <w:instrText xml:space="preserve"> PAGEREF _Toc243855163 \h </w:instrText>
             </w:r>
             <w:r>
               <w:rPr>
@@ -859,15 +804,10 @@
               <w:tab w:val="right" w:leader="dot" w:pos="9016"/>
             </w:tabs>
             <w:rPr>
-              <w:rFonts w:asciiTheme="minorHAnsi" w:eastAsiaTheme="minorEastAsia" w:hAnsiTheme="minorHAnsi" w:cstheme="minorBidi"/>
               <w:noProof/>
-              <w:kern w:val="2"/>
-              <w:sz w:val="24"/>
-              <w:szCs w:val="24"/>
-              <w14:ligatures w14:val="standardContextual"/>
             </w:rPr>
           </w:pPr>
-          <w:hyperlink w:anchor="_Toc242034504" w:history="1">
+          <w:hyperlink w:anchor="_Toc243855164" w:history="1">
             <w:r>
               <w:rPr>
                 <w:rStyle w:val="Hyperlink"/>
@@ -891,7 +831,7 @@
               <w:rPr>
                 <w:noProof/>
               </w:rPr>
-              <w:instrText xml:space="preserve"> PAGEREF _Toc242034504 \h </w:instrText>
+              <w:instrText xml:space="preserve"> PAGEREF _Toc243855164 \h </w:instrText>
             </w:r>
             <w:r>
               <w:rPr>
@@ -925,15 +865,10 @@
               <w:tab w:val="right" w:leader="dot" w:pos="9016"/>
             </w:tabs>
             <w:rPr>
-              <w:rFonts w:asciiTheme="minorHAnsi" w:eastAsiaTheme="minorEastAsia" w:hAnsiTheme="minorHAnsi" w:cstheme="minorBidi"/>
               <w:noProof/>
-              <w:kern w:val="2"/>
-              <w:sz w:val="24"/>
-              <w:szCs w:val="24"/>
-              <w14:ligatures w14:val="standardContextual"/>
             </w:rPr>
           </w:pPr>
-          <w:hyperlink w:anchor="_Toc242034505" w:history="1">
+          <w:hyperlink w:anchor="_Toc243855165" w:history="1">
             <w:r>
               <w:rPr>
                 <w:rStyle w:val="Hyperlink"/>
@@ -957,7 +892,7 @@
               <w:rPr>
                 <w:noProof/>
               </w:rPr>
-              <w:instrText xml:space="preserve"> PAGEREF _Toc242034505 \h </w:instrText>
+              <w:instrText xml:space="preserve"> PAGEREF _Toc243855165 \h </w:instrText>
             </w:r>
             <w:r>
               <w:rPr>
@@ -991,15 +926,10 @@
               <w:tab w:val="right" w:leader="dot" w:pos="9016"/>
             </w:tabs>
             <w:rPr>
-              <w:rFonts w:asciiTheme="minorHAnsi" w:eastAsiaTheme="minorEastAsia" w:hAnsiTheme="minorHAnsi" w:cstheme="minorBidi"/>
               <w:noProof/>
-              <w:kern w:val="2"/>
-              <w:sz w:val="24"/>
-              <w:szCs w:val="24"/>
-              <w14:ligatures w14:val="standardContextual"/>
             </w:rPr>
           </w:pPr>
-          <w:hyperlink w:anchor="_Toc242034506" w:history="1">
+          <w:hyperlink w:anchor="_Toc243855166" w:history="1">
             <w:r>
               <w:rPr>
                 <w:rStyle w:val="Hyperlink"/>
@@ -1023,7 +953,7 @@
               <w:rPr>
                 <w:noProof/>
               </w:rPr>
-              <w:instrText xml:space="preserve"> PAGEREF _Toc242034506 \h </w:instrText>
+              <w:instrText xml:space="preserve"> PAGEREF _Toc243855166 \h </w:instrText>
             </w:r>
             <w:r>
               <w:rPr>
@@ -1040,7 +970,7 @@
               <w:rPr>
                 <w:noProof/>
               </w:rPr>
-              <w:t>20</w:t>
+              <w:t>19</w:t>
             </w:r>
             <w:r>
               <w:rPr>
@@ -1066,7 +996,7 @@
       <w:pPr>
         <w:pStyle w:val="Heading1"/>
       </w:pPr>
-      <w:bookmarkStart w:id="0" w:name="_Toc242034493"/>
+      <w:bookmarkStart w:id="0" w:name="_Toc243855153"/>
       <w:r>
         <w:lastRenderedPageBreak/>
         <w:t>1. How to read this document</w:t>
@@ -1386,7 +1316,7 @@
       <w:pPr>
         <w:pStyle w:val="Heading1"/>
       </w:pPr>
-      <w:bookmarkStart w:id="1" w:name="_Toc242034494"/>
+      <w:bookmarkStart w:id="1" w:name="_Toc243855154"/>
       <w:r>
         <w:t>2. Pipeline overview: run order and data flow</w:t>
       </w:r>
@@ -1430,10 +1360,6 @@
           <w:insideV w:val="single" w:sz="4" w:space="0" w:color="auto"/>
         </w:tblBorders>
         <w:tblLayout w:type="fixed"/>
-        <w:tblCellMar>
-          <w:left w:w="10" w:type="dxa"/>
-          <w:right w:w="10" w:type="dxa"/>
-        </w:tblCellMar>
         <w:tblLook w:val="04A0" w:firstRow="1" w:lastRow="0" w:firstColumn="1" w:lastColumn="0" w:noHBand="0" w:noVBand="1"/>
       </w:tblPr>
       <w:tblGrid>
@@ -1443,12 +1369,6 @@
         <w:gridCol w:w="3113"/>
       </w:tblGrid>
       <w:tr>
-        <w:tblPrEx>
-          <w:tblCellMar>
-            <w:top w:w="0" w:type="dxa"/>
-            <w:bottom w:w="0" w:type="dxa"/>
-          </w:tblCellMar>
-        </w:tblPrEx>
         <w:trPr>
           <w:tblHeader/>
         </w:trPr>
@@ -1586,12 +1506,6 @@
         </w:tc>
       </w:tr>
       <w:tr>
-        <w:tblPrEx>
-          <w:tblCellMar>
-            <w:top w:w="0" w:type="dxa"/>
-            <w:bottom w:w="0" w:type="dxa"/>
-          </w:tblCellMar>
-        </w:tblPrEx>
         <w:tc>
           <w:tcPr>
             <w:tcW w:w="500" w:type="dxa"/>
@@ -1759,12 +1673,6 @@
         </w:tc>
       </w:tr>
       <w:tr>
-        <w:tblPrEx>
-          <w:tblCellMar>
-            <w:top w:w="0" w:type="dxa"/>
-            <w:bottom w:w="0" w:type="dxa"/>
-          </w:tblCellMar>
-        </w:tblPrEx>
         <w:tc>
           <w:tcPr>
             <w:tcW w:w="500" w:type="dxa"/>
@@ -1982,12 +1890,6 @@
         </w:tc>
       </w:tr>
       <w:tr>
-        <w:tblPrEx>
-          <w:tblCellMar>
-            <w:top w:w="0" w:type="dxa"/>
-            <w:bottom w:w="0" w:type="dxa"/>
-          </w:tblCellMar>
-        </w:tblPrEx>
         <w:tc>
           <w:tcPr>
             <w:tcW w:w="500" w:type="dxa"/>
@@ -2189,12 +2091,6 @@
         </w:tc>
       </w:tr>
       <w:tr>
-        <w:tblPrEx>
-          <w:tblCellMar>
-            <w:top w:w="0" w:type="dxa"/>
-            <w:bottom w:w="0" w:type="dxa"/>
-          </w:tblCellMar>
-        </w:tblPrEx>
         <w:tc>
           <w:tcPr>
             <w:tcW w:w="500" w:type="dxa"/>
@@ -2353,12 +2249,6 @@
         </w:tc>
       </w:tr>
       <w:tr>
-        <w:tblPrEx>
-          <w:tblCellMar>
-            <w:top w:w="0" w:type="dxa"/>
-            <w:bottom w:w="0" w:type="dxa"/>
-          </w:tblCellMar>
-        </w:tblPrEx>
         <w:tc>
           <w:tcPr>
             <w:tcW w:w="500" w:type="dxa"/>
@@ -2484,12 +2374,6 @@
         </w:tc>
       </w:tr>
       <w:tr>
-        <w:tblPrEx>
-          <w:tblCellMar>
-            <w:top w:w="0" w:type="dxa"/>
-            <w:bottom w:w="0" w:type="dxa"/>
-          </w:tblCellMar>
-        </w:tblPrEx>
         <w:tc>
           <w:tcPr>
             <w:tcW w:w="500" w:type="dxa"/>
@@ -2742,12 +2626,6 @@
         </w:tc>
       </w:tr>
       <w:tr>
-        <w:tblPrEx>
-          <w:tblCellMar>
-            <w:top w:w="0" w:type="dxa"/>
-            <w:bottom w:w="0" w:type="dxa"/>
-          </w:tblCellMar>
-        </w:tblPrEx>
         <w:tc>
           <w:tcPr>
             <w:tcW w:w="500" w:type="dxa"/>
@@ -2958,12 +2836,6 @@
         </w:tc>
       </w:tr>
       <w:tr>
-        <w:tblPrEx>
-          <w:tblCellMar>
-            <w:top w:w="0" w:type="dxa"/>
-            <w:bottom w:w="0" w:type="dxa"/>
-          </w:tblCellMar>
-        </w:tblPrEx>
         <w:tc>
           <w:tcPr>
             <w:tcW w:w="500" w:type="dxa"/>
@@ -3327,12 +3199,6 @@
         </w:tc>
       </w:tr>
       <w:tr>
-        <w:tblPrEx>
-          <w:tblCellMar>
-            <w:top w:w="0" w:type="dxa"/>
-            <w:bottom w:w="0" w:type="dxa"/>
-          </w:tblCellMar>
-        </w:tblPrEx>
         <w:tc>
           <w:tcPr>
             <w:tcW w:w="500" w:type="dxa"/>
@@ -3509,12 +3375,6 @@
         </w:tc>
       </w:tr>
       <w:tr>
-        <w:tblPrEx>
-          <w:tblCellMar>
-            <w:top w:w="0" w:type="dxa"/>
-            <w:bottom w:w="0" w:type="dxa"/>
-          </w:tblCellMar>
-        </w:tblPrEx>
         <w:tc>
           <w:tcPr>
             <w:tcW w:w="500" w:type="dxa"/>
@@ -3707,12 +3567,6 @@
         </w:tc>
       </w:tr>
       <w:tr>
-        <w:tblPrEx>
-          <w:tblCellMar>
-            <w:top w:w="0" w:type="dxa"/>
-            <w:bottom w:w="0" w:type="dxa"/>
-          </w:tblCellMar>
-        </w:tblPrEx>
         <w:tc>
           <w:tcPr>
             <w:tcW w:w="500" w:type="dxa"/>
@@ -4037,7 +3891,7 @@
       <w:pPr>
         <w:pStyle w:val="Heading1"/>
       </w:pPr>
-      <w:bookmarkStart w:id="2" w:name="_Toc242034495"/>
+      <w:bookmarkStart w:id="2" w:name="_Toc243855155"/>
       <w:r>
         <w:lastRenderedPageBreak/>
         <w:t>3. Scripts and notebooks</w:t>
@@ -4085,10 +3939,6 @@
           <w:insideV w:val="single" w:sz="4" w:space="0" w:color="auto"/>
         </w:tblBorders>
         <w:tblLayout w:type="fixed"/>
-        <w:tblCellMar>
-          <w:left w:w="10" w:type="dxa"/>
-          <w:right w:w="10" w:type="dxa"/>
-        </w:tblCellMar>
         <w:tblLook w:val="04A0" w:firstRow="1" w:lastRow="0" w:firstColumn="1" w:lastColumn="0" w:noHBand="0" w:noVBand="1"/>
       </w:tblPr>
       <w:tblGrid>
@@ -4096,12 +3946,6 @@
         <w:gridCol w:w="7026"/>
       </w:tblGrid>
       <w:tr>
-        <w:tblPrEx>
-          <w:tblCellMar>
-            <w:top w:w="0" w:type="dxa"/>
-            <w:bottom w:w="0" w:type="dxa"/>
-          </w:tblCellMar>
-        </w:tblPrEx>
         <w:tc>
           <w:tcPr>
             <w:tcW w:w="2000" w:type="dxa"/>
@@ -4167,12 +4011,6 @@
         </w:tc>
       </w:tr>
       <w:tr>
-        <w:tblPrEx>
-          <w:tblCellMar>
-            <w:top w:w="0" w:type="dxa"/>
-            <w:bottom w:w="0" w:type="dxa"/>
-          </w:tblCellMar>
-        </w:tblPrEx>
         <w:tc>
           <w:tcPr>
             <w:tcW w:w="2000" w:type="dxa"/>
@@ -4255,12 +4093,6 @@
         </w:tc>
       </w:tr>
       <w:tr>
-        <w:tblPrEx>
-          <w:tblCellMar>
-            <w:top w:w="0" w:type="dxa"/>
-            <w:bottom w:w="0" w:type="dxa"/>
-          </w:tblCellMar>
-        </w:tblPrEx>
         <w:tc>
           <w:tcPr>
             <w:tcW w:w="2000" w:type="dxa"/>
@@ -4382,12 +4214,6 @@
         </w:tc>
       </w:tr>
       <w:tr>
-        <w:tblPrEx>
-          <w:tblCellMar>
-            <w:top w:w="0" w:type="dxa"/>
-            <w:bottom w:w="0" w:type="dxa"/>
-          </w:tblCellMar>
-        </w:tblPrEx>
         <w:tc>
           <w:tcPr>
             <w:tcW w:w="2000" w:type="dxa"/>
@@ -4454,12 +4280,6 @@
         </w:tc>
       </w:tr>
       <w:tr>
-        <w:tblPrEx>
-          <w:tblCellMar>
-            <w:top w:w="0" w:type="dxa"/>
-            <w:bottom w:w="0" w:type="dxa"/>
-          </w:tblCellMar>
-        </w:tblPrEx>
         <w:tc>
           <w:tcPr>
             <w:tcW w:w="2000" w:type="dxa"/>
@@ -4526,12 +4346,6 @@
         </w:tc>
       </w:tr>
       <w:tr>
-        <w:tblPrEx>
-          <w:tblCellMar>
-            <w:top w:w="0" w:type="dxa"/>
-            <w:bottom w:w="0" w:type="dxa"/>
-          </w:tblCellMar>
-        </w:tblPrEx>
         <w:tc>
           <w:tcPr>
             <w:tcW w:w="2000" w:type="dxa"/>
@@ -4632,10 +4446,6 @@
           <w:insideV w:val="single" w:sz="4" w:space="0" w:color="auto"/>
         </w:tblBorders>
         <w:tblLayout w:type="fixed"/>
-        <w:tblCellMar>
-          <w:left w:w="10" w:type="dxa"/>
-          <w:right w:w="10" w:type="dxa"/>
-        </w:tblCellMar>
         <w:tblLook w:val="04A0" w:firstRow="1" w:lastRow="0" w:firstColumn="1" w:lastColumn="0" w:noHBand="0" w:noVBand="1"/>
       </w:tblPr>
       <w:tblGrid>
@@ -4643,12 +4453,6 @@
         <w:gridCol w:w="7026"/>
       </w:tblGrid>
       <w:tr>
-        <w:tblPrEx>
-          <w:tblCellMar>
-            <w:top w:w="0" w:type="dxa"/>
-            <w:bottom w:w="0" w:type="dxa"/>
-          </w:tblCellMar>
-        </w:tblPrEx>
         <w:tc>
           <w:tcPr>
             <w:tcW w:w="2000" w:type="dxa"/>
@@ -4714,12 +4518,6 @@
         </w:tc>
       </w:tr>
       <w:tr>
-        <w:tblPrEx>
-          <w:tblCellMar>
-            <w:top w:w="0" w:type="dxa"/>
-            <w:bottom w:w="0" w:type="dxa"/>
-          </w:tblCellMar>
-        </w:tblPrEx>
         <w:tc>
           <w:tcPr>
             <w:tcW w:w="2000" w:type="dxa"/>
@@ -4785,12 +4583,6 @@
         </w:tc>
       </w:tr>
       <w:tr>
-        <w:tblPrEx>
-          <w:tblCellMar>
-            <w:top w:w="0" w:type="dxa"/>
-            <w:bottom w:w="0" w:type="dxa"/>
-          </w:tblCellMar>
-        </w:tblPrEx>
         <w:tc>
           <w:tcPr>
             <w:tcW w:w="2000" w:type="dxa"/>
@@ -4900,12 +4692,6 @@
         </w:tc>
       </w:tr>
       <w:tr>
-        <w:tblPrEx>
-          <w:tblCellMar>
-            <w:top w:w="0" w:type="dxa"/>
-            <w:bottom w:w="0" w:type="dxa"/>
-          </w:tblCellMar>
-        </w:tblPrEx>
         <w:tc>
           <w:tcPr>
             <w:tcW w:w="2000" w:type="dxa"/>
@@ -5049,12 +4835,6 @@
         </w:tc>
       </w:tr>
       <w:tr>
-        <w:tblPrEx>
-          <w:tblCellMar>
-            <w:top w:w="0" w:type="dxa"/>
-            <w:bottom w:w="0" w:type="dxa"/>
-          </w:tblCellMar>
-        </w:tblPrEx>
         <w:tc>
           <w:tcPr>
             <w:tcW w:w="2000" w:type="dxa"/>
@@ -5197,12 +4977,6 @@
         </w:tc>
       </w:tr>
       <w:tr>
-        <w:tblPrEx>
-          <w:tblCellMar>
-            <w:top w:w="0" w:type="dxa"/>
-            <w:bottom w:w="0" w:type="dxa"/>
-          </w:tblCellMar>
-        </w:tblPrEx>
         <w:tc>
           <w:tcPr>
             <w:tcW w:w="2000" w:type="dxa"/>
@@ -5303,10 +5077,6 @@
           <w:insideV w:val="single" w:sz="4" w:space="0" w:color="auto"/>
         </w:tblBorders>
         <w:tblLayout w:type="fixed"/>
-        <w:tblCellMar>
-          <w:left w:w="10" w:type="dxa"/>
-          <w:right w:w="10" w:type="dxa"/>
-        </w:tblCellMar>
         <w:tblLook w:val="04A0" w:firstRow="1" w:lastRow="0" w:firstColumn="1" w:lastColumn="0" w:noHBand="0" w:noVBand="1"/>
       </w:tblPr>
       <w:tblGrid>
@@ -5314,12 +5084,6 @@
         <w:gridCol w:w="7026"/>
       </w:tblGrid>
       <w:tr>
-        <w:tblPrEx>
-          <w:tblCellMar>
-            <w:top w:w="0" w:type="dxa"/>
-            <w:bottom w:w="0" w:type="dxa"/>
-          </w:tblCellMar>
-        </w:tblPrEx>
         <w:tc>
           <w:tcPr>
             <w:tcW w:w="2000" w:type="dxa"/>
@@ -5385,12 +5149,6 @@
         </w:tc>
       </w:tr>
       <w:tr>
-        <w:tblPrEx>
-          <w:tblCellMar>
-            <w:top w:w="0" w:type="dxa"/>
-            <w:bottom w:w="0" w:type="dxa"/>
-          </w:tblCellMar>
-        </w:tblPrEx>
         <w:tc>
           <w:tcPr>
             <w:tcW w:w="2000" w:type="dxa"/>
@@ -5465,12 +5223,6 @@
         </w:tc>
       </w:tr>
       <w:tr>
-        <w:tblPrEx>
-          <w:tblCellMar>
-            <w:top w:w="0" w:type="dxa"/>
-            <w:bottom w:w="0" w:type="dxa"/>
-          </w:tblCellMar>
-        </w:tblPrEx>
         <w:tc>
           <w:tcPr>
             <w:tcW w:w="2000" w:type="dxa"/>
@@ -5590,12 +5342,6 @@
         </w:tc>
       </w:tr>
       <w:tr>
-        <w:tblPrEx>
-          <w:tblCellMar>
-            <w:top w:w="0" w:type="dxa"/>
-            <w:bottom w:w="0" w:type="dxa"/>
-          </w:tblCellMar>
-        </w:tblPrEx>
         <w:tc>
           <w:tcPr>
             <w:tcW w:w="2000" w:type="dxa"/>
@@ -5690,12 +5436,6 @@
         </w:tc>
       </w:tr>
       <w:tr>
-        <w:tblPrEx>
-          <w:tblCellMar>
-            <w:top w:w="0" w:type="dxa"/>
-            <w:bottom w:w="0" w:type="dxa"/>
-          </w:tblCellMar>
-        </w:tblPrEx>
         <w:tc>
           <w:tcPr>
             <w:tcW w:w="2000" w:type="dxa"/>
@@ -5762,12 +5502,6 @@
         </w:tc>
       </w:tr>
       <w:tr>
-        <w:tblPrEx>
-          <w:tblCellMar>
-            <w:top w:w="0" w:type="dxa"/>
-            <w:bottom w:w="0" w:type="dxa"/>
-          </w:tblCellMar>
-        </w:tblPrEx>
         <w:tc>
           <w:tcPr>
             <w:tcW w:w="2000" w:type="dxa"/>
@@ -5868,10 +5602,6 @@
           <w:insideV w:val="single" w:sz="4" w:space="0" w:color="auto"/>
         </w:tblBorders>
         <w:tblLayout w:type="fixed"/>
-        <w:tblCellMar>
-          <w:left w:w="10" w:type="dxa"/>
-          <w:right w:w="10" w:type="dxa"/>
-        </w:tblCellMar>
         <w:tblLook w:val="04A0" w:firstRow="1" w:lastRow="0" w:firstColumn="1" w:lastColumn="0" w:noHBand="0" w:noVBand="1"/>
       </w:tblPr>
       <w:tblGrid>
@@ -5879,12 +5609,6 @@
         <w:gridCol w:w="7026"/>
       </w:tblGrid>
       <w:tr>
-        <w:tblPrEx>
-          <w:tblCellMar>
-            <w:top w:w="0" w:type="dxa"/>
-            <w:bottom w:w="0" w:type="dxa"/>
-          </w:tblCellMar>
-        </w:tblPrEx>
         <w:tc>
           <w:tcPr>
             <w:tcW w:w="2000" w:type="dxa"/>
@@ -5950,12 +5674,6 @@
         </w:tc>
       </w:tr>
       <w:tr>
-        <w:tblPrEx>
-          <w:tblCellMar>
-            <w:top w:w="0" w:type="dxa"/>
-            <w:bottom w:w="0" w:type="dxa"/>
-          </w:tblCellMar>
-        </w:tblPrEx>
         <w:tc>
           <w:tcPr>
             <w:tcW w:w="2000" w:type="dxa"/>
@@ -6021,12 +5739,6 @@
         </w:tc>
       </w:tr>
       <w:tr>
-        <w:tblPrEx>
-          <w:tblCellMar>
-            <w:top w:w="0" w:type="dxa"/>
-            <w:bottom w:w="0" w:type="dxa"/>
-          </w:tblCellMar>
-        </w:tblPrEx>
         <w:tc>
           <w:tcPr>
             <w:tcW w:w="2000" w:type="dxa"/>
@@ -6126,12 +5838,6 @@
         </w:tc>
       </w:tr>
       <w:tr>
-        <w:tblPrEx>
-          <w:tblCellMar>
-            <w:top w:w="0" w:type="dxa"/>
-            <w:bottom w:w="0" w:type="dxa"/>
-          </w:tblCellMar>
-        </w:tblPrEx>
         <w:tc>
           <w:tcPr>
             <w:tcW w:w="2000" w:type="dxa"/>
@@ -6198,12 +5904,6 @@
         </w:tc>
       </w:tr>
       <w:tr>
-        <w:tblPrEx>
-          <w:tblCellMar>
-            <w:top w:w="0" w:type="dxa"/>
-            <w:bottom w:w="0" w:type="dxa"/>
-          </w:tblCellMar>
-        </w:tblPrEx>
         <w:tc>
           <w:tcPr>
             <w:tcW w:w="2000" w:type="dxa"/>
@@ -6270,12 +5970,6 @@
         </w:tc>
       </w:tr>
       <w:tr>
-        <w:tblPrEx>
-          <w:tblCellMar>
-            <w:top w:w="0" w:type="dxa"/>
-            <w:bottom w:w="0" w:type="dxa"/>
-          </w:tblCellMar>
-        </w:tblPrEx>
         <w:tc>
           <w:tcPr>
             <w:tcW w:w="2000" w:type="dxa"/>
@@ -6393,10 +6087,6 @@
           <w:insideV w:val="single" w:sz="4" w:space="0" w:color="auto"/>
         </w:tblBorders>
         <w:tblLayout w:type="fixed"/>
-        <w:tblCellMar>
-          <w:left w:w="10" w:type="dxa"/>
-          <w:right w:w="10" w:type="dxa"/>
-        </w:tblCellMar>
         <w:tblLook w:val="04A0" w:firstRow="1" w:lastRow="0" w:firstColumn="1" w:lastColumn="0" w:noHBand="0" w:noVBand="1"/>
       </w:tblPr>
       <w:tblGrid>
@@ -6404,12 +6094,6 @@
         <w:gridCol w:w="7026"/>
       </w:tblGrid>
       <w:tr>
-        <w:tblPrEx>
-          <w:tblCellMar>
-            <w:top w:w="0" w:type="dxa"/>
-            <w:bottom w:w="0" w:type="dxa"/>
-          </w:tblCellMar>
-        </w:tblPrEx>
         <w:tc>
           <w:tcPr>
             <w:tcW w:w="2000" w:type="dxa"/>
@@ -6475,12 +6159,6 @@
         </w:tc>
       </w:tr>
       <w:tr>
-        <w:tblPrEx>
-          <w:tblCellMar>
-            <w:top w:w="0" w:type="dxa"/>
-            <w:bottom w:w="0" w:type="dxa"/>
-          </w:tblCellMar>
-        </w:tblPrEx>
         <w:tc>
           <w:tcPr>
             <w:tcW w:w="2000" w:type="dxa"/>
@@ -6563,12 +6241,6 @@
         </w:tc>
       </w:tr>
       <w:tr>
-        <w:tblPrEx>
-          <w:tblCellMar>
-            <w:top w:w="0" w:type="dxa"/>
-            <w:bottom w:w="0" w:type="dxa"/>
-          </w:tblCellMar>
-        </w:tblPrEx>
         <w:tc>
           <w:tcPr>
             <w:tcW w:w="2000" w:type="dxa"/>
@@ -6635,12 +6307,6 @@
         </w:tc>
       </w:tr>
       <w:tr>
-        <w:tblPrEx>
-          <w:tblCellMar>
-            <w:top w:w="0" w:type="dxa"/>
-            <w:bottom w:w="0" w:type="dxa"/>
-          </w:tblCellMar>
-        </w:tblPrEx>
         <w:tc>
           <w:tcPr>
             <w:tcW w:w="2000" w:type="dxa"/>
@@ -6707,12 +6373,6 @@
         </w:tc>
       </w:tr>
       <w:tr>
-        <w:tblPrEx>
-          <w:tblCellMar>
-            <w:top w:w="0" w:type="dxa"/>
-            <w:bottom w:w="0" w:type="dxa"/>
-          </w:tblCellMar>
-        </w:tblPrEx>
         <w:tc>
           <w:tcPr>
             <w:tcW w:w="2000" w:type="dxa"/>
@@ -6779,12 +6439,6 @@
         </w:tc>
       </w:tr>
       <w:tr>
-        <w:tblPrEx>
-          <w:tblCellMar>
-            <w:top w:w="0" w:type="dxa"/>
-            <w:bottom w:w="0" w:type="dxa"/>
-          </w:tblCellMar>
-        </w:tblPrEx>
         <w:tc>
           <w:tcPr>
             <w:tcW w:w="2000" w:type="dxa"/>
@@ -6885,10 +6539,6 @@
           <w:insideV w:val="single" w:sz="4" w:space="0" w:color="auto"/>
         </w:tblBorders>
         <w:tblLayout w:type="fixed"/>
-        <w:tblCellMar>
-          <w:left w:w="10" w:type="dxa"/>
-          <w:right w:w="10" w:type="dxa"/>
-        </w:tblCellMar>
         <w:tblLook w:val="04A0" w:firstRow="1" w:lastRow="0" w:firstColumn="1" w:lastColumn="0" w:noHBand="0" w:noVBand="1"/>
       </w:tblPr>
       <w:tblGrid>
@@ -6896,12 +6546,6 @@
         <w:gridCol w:w="7026"/>
       </w:tblGrid>
       <w:tr>
-        <w:tblPrEx>
-          <w:tblCellMar>
-            <w:top w:w="0" w:type="dxa"/>
-            <w:bottom w:w="0" w:type="dxa"/>
-          </w:tblCellMar>
-        </w:tblPrEx>
         <w:tc>
           <w:tcPr>
             <w:tcW w:w="2000" w:type="dxa"/>
@@ -6967,12 +6611,6 @@
         </w:tc>
       </w:tr>
       <w:tr>
-        <w:tblPrEx>
-          <w:tblCellMar>
-            <w:top w:w="0" w:type="dxa"/>
-            <w:bottom w:w="0" w:type="dxa"/>
-          </w:tblCellMar>
-        </w:tblPrEx>
         <w:tc>
           <w:tcPr>
             <w:tcW w:w="2000" w:type="dxa"/>
@@ -7047,12 +6685,6 @@
         </w:tc>
       </w:tr>
       <w:tr>
-        <w:tblPrEx>
-          <w:tblCellMar>
-            <w:top w:w="0" w:type="dxa"/>
-            <w:bottom w:w="0" w:type="dxa"/>
-          </w:tblCellMar>
-        </w:tblPrEx>
         <w:tc>
           <w:tcPr>
             <w:tcW w:w="2000" w:type="dxa"/>
@@ -7202,12 +6834,6 @@
         </w:tc>
       </w:tr>
       <w:tr>
-        <w:tblPrEx>
-          <w:tblCellMar>
-            <w:top w:w="0" w:type="dxa"/>
-            <w:bottom w:w="0" w:type="dxa"/>
-          </w:tblCellMar>
-        </w:tblPrEx>
         <w:tc>
           <w:tcPr>
             <w:tcW w:w="2000" w:type="dxa"/>
@@ -7340,12 +6966,6 @@
         </w:tc>
       </w:tr>
       <w:tr>
-        <w:tblPrEx>
-          <w:tblCellMar>
-            <w:top w:w="0" w:type="dxa"/>
-            <w:bottom w:w="0" w:type="dxa"/>
-          </w:tblCellMar>
-        </w:tblPrEx>
         <w:tc>
           <w:tcPr>
             <w:tcW w:w="2000" w:type="dxa"/>
@@ -7412,12 +7032,6 @@
         </w:tc>
       </w:tr>
       <w:tr>
-        <w:tblPrEx>
-          <w:tblCellMar>
-            <w:top w:w="0" w:type="dxa"/>
-            <w:bottom w:w="0" w:type="dxa"/>
-          </w:tblCellMar>
-        </w:tblPrEx>
         <w:tc>
           <w:tcPr>
             <w:tcW w:w="2000" w:type="dxa"/>
@@ -7518,10 +7132,6 @@
           <w:insideV w:val="single" w:sz="4" w:space="0" w:color="auto"/>
         </w:tblBorders>
         <w:tblLayout w:type="fixed"/>
-        <w:tblCellMar>
-          <w:left w:w="10" w:type="dxa"/>
-          <w:right w:w="10" w:type="dxa"/>
-        </w:tblCellMar>
         <w:tblLook w:val="04A0" w:firstRow="1" w:lastRow="0" w:firstColumn="1" w:lastColumn="0" w:noHBand="0" w:noVBand="1"/>
       </w:tblPr>
       <w:tblGrid>
@@ -7529,12 +7139,6 @@
         <w:gridCol w:w="7026"/>
       </w:tblGrid>
       <w:tr>
-        <w:tblPrEx>
-          <w:tblCellMar>
-            <w:top w:w="0" w:type="dxa"/>
-            <w:bottom w:w="0" w:type="dxa"/>
-          </w:tblCellMar>
-        </w:tblPrEx>
         <w:tc>
           <w:tcPr>
             <w:tcW w:w="2000" w:type="dxa"/>
@@ -7600,12 +7204,6 @@
         </w:tc>
       </w:tr>
       <w:tr>
-        <w:tblPrEx>
-          <w:tblCellMar>
-            <w:top w:w="0" w:type="dxa"/>
-            <w:bottom w:w="0" w:type="dxa"/>
-          </w:tblCellMar>
-        </w:tblPrEx>
         <w:tc>
           <w:tcPr>
             <w:tcW w:w="2000" w:type="dxa"/>
@@ -7688,12 +7286,6 @@
         </w:tc>
       </w:tr>
       <w:tr>
-        <w:tblPrEx>
-          <w:tblCellMar>
-            <w:top w:w="0" w:type="dxa"/>
-            <w:bottom w:w="0" w:type="dxa"/>
-          </w:tblCellMar>
-        </w:tblPrEx>
         <w:tc>
           <w:tcPr>
             <w:tcW w:w="2000" w:type="dxa"/>
@@ -7824,12 +7416,6 @@
         </w:tc>
       </w:tr>
       <w:tr>
-        <w:tblPrEx>
-          <w:tblCellMar>
-            <w:top w:w="0" w:type="dxa"/>
-            <w:bottom w:w="0" w:type="dxa"/>
-          </w:tblCellMar>
-        </w:tblPrEx>
         <w:tc>
           <w:tcPr>
             <w:tcW w:w="2000" w:type="dxa"/>
@@ -7910,12 +7496,6 @@
         </w:tc>
       </w:tr>
       <w:tr>
-        <w:tblPrEx>
-          <w:tblCellMar>
-            <w:top w:w="0" w:type="dxa"/>
-            <w:bottom w:w="0" w:type="dxa"/>
-          </w:tblCellMar>
-        </w:tblPrEx>
         <w:tc>
           <w:tcPr>
             <w:tcW w:w="2000" w:type="dxa"/>
@@ -7982,12 +7562,6 @@
         </w:tc>
       </w:tr>
       <w:tr>
-        <w:tblPrEx>
-          <w:tblCellMar>
-            <w:top w:w="0" w:type="dxa"/>
-            <w:bottom w:w="0" w:type="dxa"/>
-          </w:tblCellMar>
-        </w:tblPrEx>
         <w:tc>
           <w:tcPr>
             <w:tcW w:w="2000" w:type="dxa"/>
@@ -8088,10 +7662,6 @@
           <w:insideV w:val="single" w:sz="4" w:space="0" w:color="auto"/>
         </w:tblBorders>
         <w:tblLayout w:type="fixed"/>
-        <w:tblCellMar>
-          <w:left w:w="10" w:type="dxa"/>
-          <w:right w:w="10" w:type="dxa"/>
-        </w:tblCellMar>
         <w:tblLook w:val="04A0" w:firstRow="1" w:lastRow="0" w:firstColumn="1" w:lastColumn="0" w:noHBand="0" w:noVBand="1"/>
       </w:tblPr>
       <w:tblGrid>
@@ -8099,12 +7669,6 @@
         <w:gridCol w:w="7026"/>
       </w:tblGrid>
       <w:tr>
-        <w:tblPrEx>
-          <w:tblCellMar>
-            <w:top w:w="0" w:type="dxa"/>
-            <w:bottom w:w="0" w:type="dxa"/>
-          </w:tblCellMar>
-        </w:tblPrEx>
         <w:tc>
           <w:tcPr>
             <w:tcW w:w="2000" w:type="dxa"/>
@@ -8170,12 +7734,6 @@
         </w:tc>
       </w:tr>
       <w:tr>
-        <w:tblPrEx>
-          <w:tblCellMar>
-            <w:top w:w="0" w:type="dxa"/>
-            <w:bottom w:w="0" w:type="dxa"/>
-          </w:tblCellMar>
-        </w:tblPrEx>
         <w:tc>
           <w:tcPr>
             <w:tcW w:w="2000" w:type="dxa"/>
@@ -8241,12 +7799,6 @@
         </w:tc>
       </w:tr>
       <w:tr>
-        <w:tblPrEx>
-          <w:tblCellMar>
-            <w:top w:w="0" w:type="dxa"/>
-            <w:bottom w:w="0" w:type="dxa"/>
-          </w:tblCellMar>
-        </w:tblPrEx>
         <w:tc>
           <w:tcPr>
             <w:tcW w:w="2000" w:type="dxa"/>
@@ -8440,12 +7992,6 @@
         </w:tc>
       </w:tr>
       <w:tr>
-        <w:tblPrEx>
-          <w:tblCellMar>
-            <w:top w:w="0" w:type="dxa"/>
-            <w:bottom w:w="0" w:type="dxa"/>
-          </w:tblCellMar>
-        </w:tblPrEx>
         <w:tc>
           <w:tcPr>
             <w:tcW w:w="2000" w:type="dxa"/>
@@ -8603,12 +8149,6 @@
         </w:tc>
       </w:tr>
       <w:tr>
-        <w:tblPrEx>
-          <w:tblCellMar>
-            <w:top w:w="0" w:type="dxa"/>
-            <w:bottom w:w="0" w:type="dxa"/>
-          </w:tblCellMar>
-        </w:tblPrEx>
         <w:tc>
           <w:tcPr>
             <w:tcW w:w="2000" w:type="dxa"/>
@@ -8683,12 +8223,6 @@
         </w:tc>
       </w:tr>
       <w:tr>
-        <w:tblPrEx>
-          <w:tblCellMar>
-            <w:top w:w="0" w:type="dxa"/>
-            <w:bottom w:w="0" w:type="dxa"/>
-          </w:tblCellMar>
-        </w:tblPrEx>
         <w:tc>
           <w:tcPr>
             <w:tcW w:w="2000" w:type="dxa"/>
@@ -8806,10 +8340,6 @@
           <w:insideV w:val="single" w:sz="4" w:space="0" w:color="auto"/>
         </w:tblBorders>
         <w:tblLayout w:type="fixed"/>
-        <w:tblCellMar>
-          <w:left w:w="10" w:type="dxa"/>
-          <w:right w:w="10" w:type="dxa"/>
-        </w:tblCellMar>
         <w:tblLook w:val="04A0" w:firstRow="1" w:lastRow="0" w:firstColumn="1" w:lastColumn="0" w:noHBand="0" w:noVBand="1"/>
       </w:tblPr>
       <w:tblGrid>
@@ -8817,12 +8347,6 @@
         <w:gridCol w:w="7026"/>
       </w:tblGrid>
       <w:tr>
-        <w:tblPrEx>
-          <w:tblCellMar>
-            <w:top w:w="0" w:type="dxa"/>
-            <w:bottom w:w="0" w:type="dxa"/>
-          </w:tblCellMar>
-        </w:tblPrEx>
         <w:tc>
           <w:tcPr>
             <w:tcW w:w="2000" w:type="dxa"/>
@@ -8888,12 +8412,6 @@
         </w:tc>
       </w:tr>
       <w:tr>
-        <w:tblPrEx>
-          <w:tblCellMar>
-            <w:top w:w="0" w:type="dxa"/>
-            <w:bottom w:w="0" w:type="dxa"/>
-          </w:tblCellMar>
-        </w:tblPrEx>
         <w:tc>
           <w:tcPr>
             <w:tcW w:w="2000" w:type="dxa"/>
@@ -8959,12 +8477,6 @@
         </w:tc>
       </w:tr>
       <w:tr>
-        <w:tblPrEx>
-          <w:tblCellMar>
-            <w:top w:w="0" w:type="dxa"/>
-            <w:bottom w:w="0" w:type="dxa"/>
-          </w:tblCellMar>
-        </w:tblPrEx>
         <w:tc>
           <w:tcPr>
             <w:tcW w:w="2000" w:type="dxa"/>
@@ -9059,12 +8571,6 @@
         </w:tc>
       </w:tr>
       <w:tr>
-        <w:tblPrEx>
-          <w:tblCellMar>
-            <w:top w:w="0" w:type="dxa"/>
-            <w:bottom w:w="0" w:type="dxa"/>
-          </w:tblCellMar>
-        </w:tblPrEx>
         <w:tc>
           <w:tcPr>
             <w:tcW w:w="2000" w:type="dxa"/>
@@ -9145,12 +8651,6 @@
         </w:tc>
       </w:tr>
       <w:tr>
-        <w:tblPrEx>
-          <w:tblCellMar>
-            <w:top w:w="0" w:type="dxa"/>
-            <w:bottom w:w="0" w:type="dxa"/>
-          </w:tblCellMar>
-        </w:tblPrEx>
         <w:tc>
           <w:tcPr>
             <w:tcW w:w="2000" w:type="dxa"/>
@@ -9217,12 +8717,6 @@
         </w:tc>
       </w:tr>
       <w:tr>
-        <w:tblPrEx>
-          <w:tblCellMar>
-            <w:top w:w="0" w:type="dxa"/>
-            <w:bottom w:w="0" w:type="dxa"/>
-          </w:tblCellMar>
-        </w:tblPrEx>
         <w:tc>
           <w:tcPr>
             <w:tcW w:w="2000" w:type="dxa"/>
@@ -9323,10 +8817,6 @@
           <w:insideV w:val="single" w:sz="4" w:space="0" w:color="auto"/>
         </w:tblBorders>
         <w:tblLayout w:type="fixed"/>
-        <w:tblCellMar>
-          <w:left w:w="10" w:type="dxa"/>
-          <w:right w:w="10" w:type="dxa"/>
-        </w:tblCellMar>
         <w:tblLook w:val="04A0" w:firstRow="1" w:lastRow="0" w:firstColumn="1" w:lastColumn="0" w:noHBand="0" w:noVBand="1"/>
       </w:tblPr>
       <w:tblGrid>
@@ -9334,12 +8824,6 @@
         <w:gridCol w:w="7026"/>
       </w:tblGrid>
       <w:tr>
-        <w:tblPrEx>
-          <w:tblCellMar>
-            <w:top w:w="0" w:type="dxa"/>
-            <w:bottom w:w="0" w:type="dxa"/>
-          </w:tblCellMar>
-        </w:tblPrEx>
         <w:tc>
           <w:tcPr>
             <w:tcW w:w="2000" w:type="dxa"/>
@@ -9405,12 +8889,6 @@
         </w:tc>
       </w:tr>
       <w:tr>
-        <w:tblPrEx>
-          <w:tblCellMar>
-            <w:top w:w="0" w:type="dxa"/>
-            <w:bottom w:w="0" w:type="dxa"/>
-          </w:tblCellMar>
-        </w:tblPrEx>
         <w:tc>
           <w:tcPr>
             <w:tcW w:w="2000" w:type="dxa"/>
@@ -9476,12 +8954,6 @@
         </w:tc>
       </w:tr>
       <w:tr>
-        <w:tblPrEx>
-          <w:tblCellMar>
-            <w:top w:w="0" w:type="dxa"/>
-            <w:bottom w:w="0" w:type="dxa"/>
-          </w:tblCellMar>
-        </w:tblPrEx>
         <w:tc>
           <w:tcPr>
             <w:tcW w:w="2000" w:type="dxa"/>
@@ -9576,12 +9048,6 @@
         </w:tc>
       </w:tr>
       <w:tr>
-        <w:tblPrEx>
-          <w:tblCellMar>
-            <w:top w:w="0" w:type="dxa"/>
-            <w:bottom w:w="0" w:type="dxa"/>
-          </w:tblCellMar>
-        </w:tblPrEx>
         <w:tc>
           <w:tcPr>
             <w:tcW w:w="2000" w:type="dxa"/>
@@ -9686,12 +9152,6 @@
         </w:tc>
       </w:tr>
       <w:tr>
-        <w:tblPrEx>
-          <w:tblCellMar>
-            <w:top w:w="0" w:type="dxa"/>
-            <w:bottom w:w="0" w:type="dxa"/>
-          </w:tblCellMar>
-        </w:tblPrEx>
         <w:tc>
           <w:tcPr>
             <w:tcW w:w="2000" w:type="dxa"/>
@@ -9758,12 +9218,6 @@
         </w:tc>
       </w:tr>
       <w:tr>
-        <w:tblPrEx>
-          <w:tblCellMar>
-            <w:top w:w="0" w:type="dxa"/>
-            <w:bottom w:w="0" w:type="dxa"/>
-          </w:tblCellMar>
-        </w:tblPrEx>
         <w:tc>
           <w:tcPr>
             <w:tcW w:w="2000" w:type="dxa"/>
@@ -9882,10 +9336,6 @@
           <w:insideV w:val="single" w:sz="4" w:space="0" w:color="auto"/>
         </w:tblBorders>
         <w:tblLayout w:type="fixed"/>
-        <w:tblCellMar>
-          <w:left w:w="10" w:type="dxa"/>
-          <w:right w:w="10" w:type="dxa"/>
-        </w:tblCellMar>
         <w:tblLook w:val="04A0" w:firstRow="1" w:lastRow="0" w:firstColumn="1" w:lastColumn="0" w:noHBand="0" w:noVBand="1"/>
       </w:tblPr>
       <w:tblGrid>
@@ -9893,12 +9343,6 @@
         <w:gridCol w:w="7026"/>
       </w:tblGrid>
       <w:tr>
-        <w:tblPrEx>
-          <w:tblCellMar>
-            <w:top w:w="0" w:type="dxa"/>
-            <w:bottom w:w="0" w:type="dxa"/>
-          </w:tblCellMar>
-        </w:tblPrEx>
         <w:tc>
           <w:tcPr>
             <w:tcW w:w="2000" w:type="dxa"/>
@@ -9964,12 +9408,6 @@
         </w:tc>
       </w:tr>
       <w:tr>
-        <w:tblPrEx>
-          <w:tblCellMar>
-            <w:top w:w="0" w:type="dxa"/>
-            <w:bottom w:w="0" w:type="dxa"/>
-          </w:tblCellMar>
-        </w:tblPrEx>
         <w:tc>
           <w:tcPr>
             <w:tcW w:w="2000" w:type="dxa"/>
@@ -10035,12 +9473,6 @@
         </w:tc>
       </w:tr>
       <w:tr>
-        <w:tblPrEx>
-          <w:tblCellMar>
-            <w:top w:w="0" w:type="dxa"/>
-            <w:bottom w:w="0" w:type="dxa"/>
-          </w:tblCellMar>
-        </w:tblPrEx>
         <w:tc>
           <w:tcPr>
             <w:tcW w:w="2000" w:type="dxa"/>
@@ -10143,12 +9575,6 @@
         </w:tc>
       </w:tr>
       <w:tr>
-        <w:tblPrEx>
-          <w:tblCellMar>
-            <w:top w:w="0" w:type="dxa"/>
-            <w:bottom w:w="0" w:type="dxa"/>
-          </w:tblCellMar>
-        </w:tblPrEx>
         <w:tc>
           <w:tcPr>
             <w:tcW w:w="2000" w:type="dxa"/>
@@ -10262,12 +9688,6 @@
         </w:tc>
       </w:tr>
       <w:tr>
-        <w:tblPrEx>
-          <w:tblCellMar>
-            <w:top w:w="0" w:type="dxa"/>
-            <w:bottom w:w="0" w:type="dxa"/>
-          </w:tblCellMar>
-        </w:tblPrEx>
         <w:tc>
           <w:tcPr>
             <w:tcW w:w="2000" w:type="dxa"/>
@@ -10342,12 +9762,6 @@
         </w:tc>
       </w:tr>
       <w:tr>
-        <w:tblPrEx>
-          <w:tblCellMar>
-            <w:top w:w="0" w:type="dxa"/>
-            <w:bottom w:w="0" w:type="dxa"/>
-          </w:tblCellMar>
-        </w:tblPrEx>
         <w:tc>
           <w:tcPr>
             <w:tcW w:w="2000" w:type="dxa"/>
@@ -10423,7 +9837,7 @@
         <w:pStyle w:val="Heading2"/>
         <w:spacing w:before="240"/>
       </w:pPr>
-      <w:bookmarkStart w:id="3" w:name="_Toc242034496"/>
+      <w:bookmarkStart w:id="3" w:name="_Toc243855156"/>
       <w:r>
         <w:t>Support files</w:t>
       </w:r>
@@ -10456,10 +9870,6 @@
           <w:insideV w:val="single" w:sz="4" w:space="0" w:color="auto"/>
         </w:tblBorders>
         <w:tblLayout w:type="fixed"/>
-        <w:tblCellMar>
-          <w:left w:w="10" w:type="dxa"/>
-          <w:right w:w="10" w:type="dxa"/>
-        </w:tblCellMar>
         <w:tblLook w:val="04A0" w:firstRow="1" w:lastRow="0" w:firstColumn="1" w:lastColumn="0" w:noHBand="0" w:noVBand="1"/>
       </w:tblPr>
       <w:tblGrid>
@@ -10467,12 +9877,6 @@
         <w:gridCol w:w="7026"/>
       </w:tblGrid>
       <w:tr>
-        <w:tblPrEx>
-          <w:tblCellMar>
-            <w:top w:w="0" w:type="dxa"/>
-            <w:bottom w:w="0" w:type="dxa"/>
-          </w:tblCellMar>
-        </w:tblPrEx>
         <w:tc>
           <w:tcPr>
             <w:tcW w:w="2000" w:type="dxa"/>
@@ -10538,12 +9942,6 @@
         </w:tc>
       </w:tr>
       <w:tr>
-        <w:tblPrEx>
-          <w:tblCellMar>
-            <w:top w:w="0" w:type="dxa"/>
-            <w:bottom w:w="0" w:type="dxa"/>
-          </w:tblCellMar>
-        </w:tblPrEx>
         <w:tc>
           <w:tcPr>
             <w:tcW w:w="2000" w:type="dxa"/>
@@ -10609,12 +10007,6 @@
         </w:tc>
       </w:tr>
       <w:tr>
-        <w:tblPrEx>
-          <w:tblCellMar>
-            <w:top w:w="0" w:type="dxa"/>
-            <w:bottom w:w="0" w:type="dxa"/>
-          </w:tblCellMar>
-        </w:tblPrEx>
         <w:tc>
           <w:tcPr>
             <w:tcW w:w="2000" w:type="dxa"/>
@@ -10680,12 +10072,6 @@
         </w:tc>
       </w:tr>
       <w:tr>
-        <w:tblPrEx>
-          <w:tblCellMar>
-            <w:top w:w="0" w:type="dxa"/>
-            <w:bottom w:w="0" w:type="dxa"/>
-          </w:tblCellMar>
-        </w:tblPrEx>
         <w:tc>
           <w:tcPr>
             <w:tcW w:w="2000" w:type="dxa"/>
@@ -10751,12 +10137,6 @@
         </w:tc>
       </w:tr>
       <w:tr>
-        <w:tblPrEx>
-          <w:tblCellMar>
-            <w:top w:w="0" w:type="dxa"/>
-            <w:bottom w:w="0" w:type="dxa"/>
-          </w:tblCellMar>
-        </w:tblPrEx>
         <w:tc>
           <w:tcPr>
             <w:tcW w:w="2000" w:type="dxa"/>
@@ -10843,479 +10223,6 @@
                 <w:szCs w:val="17"/>
               </w:rPr>
               <w:t>notebooks/02_eda.ipynb</w:t>
-            </w:r>
-            <w:r>
-              <w:rPr>
-                <w:color w:val="1F1F1F"/>
-                <w:sz w:val="19"/>
-                <w:szCs w:val="19"/>
-              </w:rPr>
-              <w:t>.</w:t>
-            </w:r>
-          </w:p>
-        </w:tc>
-      </w:tr>
-    </w:tbl>
-    <w:p>
-      <w:pPr>
-        <w:spacing w:after="80"/>
-      </w:pPr>
-    </w:p>
-    <w:p>
-      <w:pPr>
-        <w:pStyle w:val="Heading3"/>
-        <w:keepNext/>
-        <w:spacing w:before="200"/>
-      </w:pPr>
-      <w:r>
-        <w:rPr>
-          <w:rFonts w:ascii="Consolas" w:eastAsia="Consolas" w:hAnsi="Consolas" w:cs="Consolas"/>
-          <w:sz w:val="20"/>
-          <w:szCs w:val="20"/>
-        </w:rPr>
-        <w:t>.claude/hooks/log_handoff.py</w:t>
-      </w:r>
-    </w:p>
-    <w:tbl>
-      <w:tblPr>
-        <w:tblW w:w="9026" w:type="dxa"/>
-        <w:tblBorders>
-          <w:top w:val="single" w:sz="4" w:space="0" w:color="auto"/>
-          <w:left w:val="single" w:sz="4" w:space="0" w:color="auto"/>
-          <w:bottom w:val="single" w:sz="4" w:space="0" w:color="auto"/>
-          <w:right w:val="single" w:sz="4" w:space="0" w:color="auto"/>
-          <w:insideH w:val="single" w:sz="4" w:space="0" w:color="auto"/>
-          <w:insideV w:val="single" w:sz="4" w:space="0" w:color="auto"/>
-        </w:tblBorders>
-        <w:tblLayout w:type="fixed"/>
-        <w:tblCellMar>
-          <w:left w:w="10" w:type="dxa"/>
-          <w:right w:w="10" w:type="dxa"/>
-        </w:tblCellMar>
-        <w:tblLook w:val="04A0" w:firstRow="1" w:lastRow="0" w:firstColumn="1" w:lastColumn="0" w:noHBand="0" w:noVBand="1"/>
-      </w:tblPr>
-      <w:tblGrid>
-        <w:gridCol w:w="2000"/>
-        <w:gridCol w:w="7026"/>
-      </w:tblGrid>
-      <w:tr>
-        <w:tblPrEx>
-          <w:tblCellMar>
-            <w:top w:w="0" w:type="dxa"/>
-            <w:bottom w:w="0" w:type="dxa"/>
-          </w:tblCellMar>
-        </w:tblPrEx>
-        <w:tc>
-          <w:tcPr>
-            <w:tcW w:w="2000" w:type="dxa"/>
-            <w:tcBorders>
-              <w:top w:val="single" w:sz="4" w:space="0" w:color="BFBFBF"/>
-              <w:left w:val="single" w:sz="4" w:space="0" w:color="BFBFBF"/>
-              <w:bottom w:val="single" w:sz="4" w:space="0" w:color="BFBFBF"/>
-              <w:right w:val="single" w:sz="4" w:space="0" w:color="BFBFBF"/>
-            </w:tcBorders>
-            <w:shd w:val="clear" w:color="auto" w:fill="F2F2F2"/>
-            <w:tcMar>
-              <w:top w:w="60" w:type="dxa"/>
-              <w:left w:w="100" w:type="dxa"/>
-              <w:bottom w:w="60" w:type="dxa"/>
-              <w:right w:w="100" w:type="dxa"/>
-            </w:tcMar>
-          </w:tcPr>
-          <w:p>
-            <w:pPr>
-              <w:spacing w:after="40"/>
-            </w:pPr>
-            <w:r>
-              <w:rPr>
-                <w:b/>
-                <w:bCs/>
-                <w:color w:val="1F1F1F"/>
-                <w:sz w:val="19"/>
-                <w:szCs w:val="19"/>
-              </w:rPr>
-              <w:t>Type</w:t>
-            </w:r>
-          </w:p>
-        </w:tc>
-        <w:tc>
-          <w:tcPr>
-            <w:tcW w:w="7026" w:type="dxa"/>
-            <w:tcBorders>
-              <w:top w:val="single" w:sz="4" w:space="0" w:color="BFBFBF"/>
-              <w:left w:val="single" w:sz="4" w:space="0" w:color="BFBFBF"/>
-              <w:bottom w:val="single" w:sz="4" w:space="0" w:color="BFBFBF"/>
-              <w:right w:val="single" w:sz="4" w:space="0" w:color="BFBFBF"/>
-            </w:tcBorders>
-            <w:tcMar>
-              <w:top w:w="60" w:type="dxa"/>
-              <w:left w:w="100" w:type="dxa"/>
-              <w:bottom w:w="60" w:type="dxa"/>
-              <w:right w:w="100" w:type="dxa"/>
-            </w:tcMar>
-          </w:tcPr>
-          <w:p>
-            <w:pPr>
-              <w:spacing w:after="40"/>
-            </w:pPr>
-            <w:r>
-              <w:rPr>
-                <w:color w:val="1F1F1F"/>
-                <w:sz w:val="19"/>
-                <w:szCs w:val="19"/>
-              </w:rPr>
-              <w:t>Python script (Claude Code hook)</w:t>
-            </w:r>
-          </w:p>
-        </w:tc>
-      </w:tr>
-      <w:tr>
-        <w:tblPrEx>
-          <w:tblCellMar>
-            <w:top w:w="0" w:type="dxa"/>
-            <w:bottom w:w="0" w:type="dxa"/>
-          </w:tblCellMar>
-        </w:tblPrEx>
-        <w:tc>
-          <w:tcPr>
-            <w:tcW w:w="2000" w:type="dxa"/>
-            <w:tcBorders>
-              <w:top w:val="single" w:sz="4" w:space="0" w:color="BFBFBF"/>
-              <w:left w:val="single" w:sz="4" w:space="0" w:color="BFBFBF"/>
-              <w:bottom w:val="single" w:sz="4" w:space="0" w:color="BFBFBF"/>
-              <w:right w:val="single" w:sz="4" w:space="0" w:color="BFBFBF"/>
-            </w:tcBorders>
-            <w:shd w:val="clear" w:color="auto" w:fill="F2F2F2"/>
-            <w:tcMar>
-              <w:top w:w="60" w:type="dxa"/>
-              <w:left w:w="100" w:type="dxa"/>
-              <w:bottom w:w="60" w:type="dxa"/>
-              <w:right w:w="100" w:type="dxa"/>
-            </w:tcMar>
-          </w:tcPr>
-          <w:p>
-            <w:pPr>
-              <w:spacing w:after="40"/>
-            </w:pPr>
-            <w:r>
-              <w:rPr>
-                <w:b/>
-                <w:bCs/>
-                <w:color w:val="1F1F1F"/>
-                <w:sz w:val="19"/>
-                <w:szCs w:val="19"/>
-              </w:rPr>
-              <w:t>Purpose</w:t>
-            </w:r>
-          </w:p>
-        </w:tc>
-        <w:tc>
-          <w:tcPr>
-            <w:tcW w:w="7026" w:type="dxa"/>
-            <w:tcBorders>
-              <w:top w:val="single" w:sz="4" w:space="0" w:color="BFBFBF"/>
-              <w:left w:val="single" w:sz="4" w:space="0" w:color="BFBFBF"/>
-              <w:bottom w:val="single" w:sz="4" w:space="0" w:color="BFBFBF"/>
-              <w:right w:val="single" w:sz="4" w:space="0" w:color="BFBFBF"/>
-            </w:tcBorders>
-            <w:tcMar>
-              <w:top w:w="60" w:type="dxa"/>
-              <w:left w:w="100" w:type="dxa"/>
-              <w:bottom w:w="60" w:type="dxa"/>
-              <w:right w:w="100" w:type="dxa"/>
-            </w:tcMar>
-          </w:tcPr>
-          <w:p>
-            <w:pPr>
-              <w:spacing w:after="40"/>
-            </w:pPr>
-            <w:r>
-              <w:rPr>
-                <w:color w:val="1F1F1F"/>
-                <w:sz w:val="19"/>
-                <w:szCs w:val="19"/>
-              </w:rPr>
-              <w:t xml:space="preserve">Runs automatically whenever </w:t>
-            </w:r>
-            <w:r>
-              <w:rPr>
-                <w:rFonts w:ascii="Consolas" w:eastAsia="Consolas" w:hAnsi="Consolas" w:cs="Consolas"/>
-                <w:color w:val="1F1F1F"/>
-                <w:sz w:val="17"/>
-                <w:szCs w:val="17"/>
-              </w:rPr>
-              <w:t>HANDOFF.md</w:t>
-            </w:r>
-            <w:r>
-              <w:rPr>
-                <w:color w:val="1F1F1F"/>
-                <w:sz w:val="19"/>
-                <w:szCs w:val="19"/>
-              </w:rPr>
-              <w:t xml:space="preserve"> is written. It appends a timestamped snapshot to the handoff log, skips identical versions, and rejects (does not log) a handoff longer than 400 lines.</w:t>
-            </w:r>
-          </w:p>
-        </w:tc>
-      </w:tr>
-      <w:tr>
-        <w:tblPrEx>
-          <w:tblCellMar>
-            <w:top w:w="0" w:type="dxa"/>
-            <w:bottom w:w="0" w:type="dxa"/>
-          </w:tblCellMar>
-        </w:tblPrEx>
-        <w:tc>
-          <w:tcPr>
-            <w:tcW w:w="2000" w:type="dxa"/>
-            <w:tcBorders>
-              <w:top w:val="single" w:sz="4" w:space="0" w:color="BFBFBF"/>
-              <w:left w:val="single" w:sz="4" w:space="0" w:color="BFBFBF"/>
-              <w:bottom w:val="single" w:sz="4" w:space="0" w:color="BFBFBF"/>
-              <w:right w:val="single" w:sz="4" w:space="0" w:color="BFBFBF"/>
-            </w:tcBorders>
-            <w:shd w:val="clear" w:color="auto" w:fill="F2F2F2"/>
-            <w:tcMar>
-              <w:top w:w="60" w:type="dxa"/>
-              <w:left w:w="100" w:type="dxa"/>
-              <w:bottom w:w="60" w:type="dxa"/>
-              <w:right w:w="100" w:type="dxa"/>
-            </w:tcMar>
-          </w:tcPr>
-          <w:p>
-            <w:pPr>
-              <w:spacing w:after="40"/>
-            </w:pPr>
-            <w:r>
-              <w:rPr>
-                <w:b/>
-                <w:bCs/>
-                <w:color w:val="1F1F1F"/>
-                <w:sz w:val="19"/>
-                <w:szCs w:val="19"/>
-              </w:rPr>
-              <w:t>Reads</w:t>
-            </w:r>
-          </w:p>
-        </w:tc>
-        <w:tc>
-          <w:tcPr>
-            <w:tcW w:w="7026" w:type="dxa"/>
-            <w:tcBorders>
-              <w:top w:val="single" w:sz="4" w:space="0" w:color="BFBFBF"/>
-              <w:left w:val="single" w:sz="4" w:space="0" w:color="BFBFBF"/>
-              <w:bottom w:val="single" w:sz="4" w:space="0" w:color="BFBFBF"/>
-              <w:right w:val="single" w:sz="4" w:space="0" w:color="BFBFBF"/>
-            </w:tcBorders>
-            <w:tcMar>
-              <w:top w:w="60" w:type="dxa"/>
-              <w:left w:w="100" w:type="dxa"/>
-              <w:bottom w:w="60" w:type="dxa"/>
-              <w:right w:w="100" w:type="dxa"/>
-            </w:tcMar>
-          </w:tcPr>
-          <w:p>
-            <w:pPr>
-              <w:spacing w:after="30"/>
-            </w:pPr>
-            <w:r>
-              <w:rPr>
-                <w:rFonts w:ascii="Consolas" w:eastAsia="Consolas" w:hAnsi="Consolas" w:cs="Consolas"/>
-                <w:color w:val="1F1F1F"/>
-                <w:sz w:val="17"/>
-                <w:szCs w:val="17"/>
-              </w:rPr>
-              <w:t>HANDOFF.md</w:t>
-            </w:r>
-          </w:p>
-        </w:tc>
-      </w:tr>
-      <w:tr>
-        <w:tblPrEx>
-          <w:tblCellMar>
-            <w:top w:w="0" w:type="dxa"/>
-            <w:bottom w:w="0" w:type="dxa"/>
-          </w:tblCellMar>
-        </w:tblPrEx>
-        <w:tc>
-          <w:tcPr>
-            <w:tcW w:w="2000" w:type="dxa"/>
-            <w:tcBorders>
-              <w:top w:val="single" w:sz="4" w:space="0" w:color="BFBFBF"/>
-              <w:left w:val="single" w:sz="4" w:space="0" w:color="BFBFBF"/>
-              <w:bottom w:val="single" w:sz="4" w:space="0" w:color="BFBFBF"/>
-              <w:right w:val="single" w:sz="4" w:space="0" w:color="BFBFBF"/>
-            </w:tcBorders>
-            <w:shd w:val="clear" w:color="auto" w:fill="F2F2F2"/>
-            <w:tcMar>
-              <w:top w:w="60" w:type="dxa"/>
-              <w:left w:w="100" w:type="dxa"/>
-              <w:bottom w:w="60" w:type="dxa"/>
-              <w:right w:w="100" w:type="dxa"/>
-            </w:tcMar>
-          </w:tcPr>
-          <w:p>
-            <w:pPr>
-              <w:spacing w:after="40"/>
-            </w:pPr>
-            <w:r>
-              <w:rPr>
-                <w:b/>
-                <w:bCs/>
-                <w:color w:val="1F1F1F"/>
-                <w:sz w:val="19"/>
-                <w:szCs w:val="19"/>
-              </w:rPr>
-              <w:t>Writes</w:t>
-            </w:r>
-          </w:p>
-        </w:tc>
-        <w:tc>
-          <w:tcPr>
-            <w:tcW w:w="7026" w:type="dxa"/>
-            <w:tcBorders>
-              <w:top w:val="single" w:sz="4" w:space="0" w:color="BFBFBF"/>
-              <w:left w:val="single" w:sz="4" w:space="0" w:color="BFBFBF"/>
-              <w:bottom w:val="single" w:sz="4" w:space="0" w:color="BFBFBF"/>
-              <w:right w:val="single" w:sz="4" w:space="0" w:color="BFBFBF"/>
-            </w:tcBorders>
-            <w:tcMar>
-              <w:top w:w="60" w:type="dxa"/>
-              <w:left w:w="100" w:type="dxa"/>
-              <w:bottom w:w="60" w:type="dxa"/>
-              <w:right w:w="100" w:type="dxa"/>
-            </w:tcMar>
-          </w:tcPr>
-          <w:p>
-            <w:pPr>
-              <w:spacing w:after="30"/>
-            </w:pPr>
-            <w:r>
-              <w:rPr>
-                <w:color w:val="1F1F1F"/>
-                <w:sz w:val="19"/>
-                <w:szCs w:val="19"/>
-              </w:rPr>
-              <w:t xml:space="preserve">Appends to </w:t>
-            </w:r>
-            <w:r>
-              <w:rPr>
-                <w:rFonts w:ascii="Consolas" w:eastAsia="Consolas" w:hAnsi="Consolas" w:cs="Consolas"/>
-                <w:color w:val="1F1F1F"/>
-                <w:sz w:val="17"/>
-                <w:szCs w:val="17"/>
-              </w:rPr>
-              <w:t>logs/HANDOFF_LOG.md</w:t>
-            </w:r>
-          </w:p>
-          <w:p>
-            <w:pPr>
-              <w:spacing w:after="30"/>
-            </w:pPr>
-            <w:r>
-              <w:rPr>
-                <w:rFonts w:ascii="Consolas" w:eastAsia="Consolas" w:hAnsi="Consolas" w:cs="Consolas"/>
-                <w:color w:val="1F1F1F"/>
-                <w:sz w:val="17"/>
-                <w:szCs w:val="17"/>
-              </w:rPr>
-              <w:t>logs/.handoff_last_hash</w:t>
-            </w:r>
-          </w:p>
-        </w:tc>
-      </w:tr>
-      <w:tr>
-        <w:tblPrEx>
-          <w:tblCellMar>
-            <w:top w:w="0" w:type="dxa"/>
-            <w:bottom w:w="0" w:type="dxa"/>
-          </w:tblCellMar>
-        </w:tblPrEx>
-        <w:tc>
-          <w:tcPr>
-            <w:tcW w:w="2000" w:type="dxa"/>
-            <w:tcBorders>
-              <w:top w:val="single" w:sz="4" w:space="0" w:color="BFBFBF"/>
-              <w:left w:val="single" w:sz="4" w:space="0" w:color="BFBFBF"/>
-              <w:bottom w:val="single" w:sz="4" w:space="0" w:color="BFBFBF"/>
-              <w:right w:val="single" w:sz="4" w:space="0" w:color="BFBFBF"/>
-            </w:tcBorders>
-            <w:shd w:val="clear" w:color="auto" w:fill="F2F2F2"/>
-            <w:tcMar>
-              <w:top w:w="60" w:type="dxa"/>
-              <w:left w:w="100" w:type="dxa"/>
-              <w:bottom w:w="60" w:type="dxa"/>
-              <w:right w:w="100" w:type="dxa"/>
-            </w:tcMar>
-          </w:tcPr>
-          <w:p>
-            <w:pPr>
-              <w:spacing w:after="40"/>
-            </w:pPr>
-            <w:r>
-              <w:rPr>
-                <w:b/>
-                <w:bCs/>
-                <w:color w:val="1F1F1F"/>
-                <w:sz w:val="19"/>
-                <w:szCs w:val="19"/>
-              </w:rPr>
-              <w:t>Used by</w:t>
-            </w:r>
-          </w:p>
-        </w:tc>
-        <w:tc>
-          <w:tcPr>
-            <w:tcW w:w="7026" w:type="dxa"/>
-            <w:tcBorders>
-              <w:top w:val="single" w:sz="4" w:space="0" w:color="BFBFBF"/>
-              <w:left w:val="single" w:sz="4" w:space="0" w:color="BFBFBF"/>
-              <w:bottom w:val="single" w:sz="4" w:space="0" w:color="BFBFBF"/>
-              <w:right w:val="single" w:sz="4" w:space="0" w:color="BFBFBF"/>
-            </w:tcBorders>
-            <w:tcMar>
-              <w:top w:w="60" w:type="dxa"/>
-              <w:left w:w="100" w:type="dxa"/>
-              <w:bottom w:w="60" w:type="dxa"/>
-              <w:right w:w="100" w:type="dxa"/>
-            </w:tcMar>
-          </w:tcPr>
-          <w:p>
-            <w:pPr>
-              <w:spacing w:after="40"/>
-            </w:pPr>
-            <w:r>
-              <w:rPr>
-                <w:color w:val="1F1F1F"/>
-                <w:sz w:val="19"/>
-                <w:szCs w:val="19"/>
-              </w:rPr>
-              <w:t xml:space="preserve">Configured in </w:t>
-            </w:r>
-            <w:r>
-              <w:rPr>
-                <w:rFonts w:ascii="Consolas" w:eastAsia="Consolas" w:hAnsi="Consolas" w:cs="Consolas"/>
-                <w:color w:val="1F1F1F"/>
-                <w:sz w:val="17"/>
-                <w:szCs w:val="17"/>
-              </w:rPr>
-              <w:t>.claude/settings.json</w:t>
-            </w:r>
-            <w:r>
-              <w:rPr>
-                <w:color w:val="1F1F1F"/>
-                <w:sz w:val="19"/>
-                <w:szCs w:val="19"/>
-              </w:rPr>
-              <w:t xml:space="preserve"> (PostToolUse hook on Write/Edit). It can also be run by hand: </w:t>
-            </w:r>
-            <w:r>
-              <w:rPr>
-                <w:rFonts w:ascii="Consolas" w:eastAsia="Consolas" w:hAnsi="Consolas" w:cs="Consolas"/>
-                <w:color w:val="1F1F1F"/>
-                <w:sz w:val="17"/>
-                <w:szCs w:val="17"/>
-              </w:rPr>
-              <w:t>python .claude/hooks/log_handoff.py</w:t>
             </w:r>
             <w:r>
               <w:rPr>
@@ -11343,7 +10250,7 @@
       <w:pPr>
         <w:pStyle w:val="Heading1"/>
       </w:pPr>
-      <w:bookmarkStart w:id="4" w:name="_Toc242034497"/>
+      <w:bookmarkStart w:id="4" w:name="_Toc243855157"/>
       <w:r>
         <w:lastRenderedPageBreak/>
         <w:t>4. Data files</w:t>
@@ -11355,7 +10262,7 @@
         <w:pStyle w:val="Heading2"/>
         <w:spacing w:before="240"/>
       </w:pPr>
-      <w:bookmarkStart w:id="5" w:name="_Toc242034498"/>
+      <w:bookmarkStart w:id="5" w:name="_Toc243855158"/>
       <w:r>
         <w:t>4.1 Raw data (data/raw/)</w:t>
       </w:r>
@@ -11414,10 +10321,6 @@
           <w:insideV w:val="single" w:sz="4" w:space="0" w:color="auto"/>
         </w:tblBorders>
         <w:tblLayout w:type="fixed"/>
-        <w:tblCellMar>
-          <w:left w:w="10" w:type="dxa"/>
-          <w:right w:w="10" w:type="dxa"/>
-        </w:tblCellMar>
         <w:tblLook w:val="04A0" w:firstRow="1" w:lastRow="0" w:firstColumn="1" w:lastColumn="0" w:noHBand="0" w:noVBand="1"/>
       </w:tblPr>
       <w:tblGrid>
@@ -11425,12 +10328,6 @@
         <w:gridCol w:w="7026"/>
       </w:tblGrid>
       <w:tr>
-        <w:tblPrEx>
-          <w:tblCellMar>
-            <w:top w:w="0" w:type="dxa"/>
-            <w:bottom w:w="0" w:type="dxa"/>
-          </w:tblCellMar>
-        </w:tblPrEx>
         <w:tc>
           <w:tcPr>
             <w:tcW w:w="2000" w:type="dxa"/>
@@ -11632,12 +10529,6 @@
         </w:tc>
       </w:tr>
       <w:tr>
-        <w:tblPrEx>
-          <w:tblCellMar>
-            <w:top w:w="0" w:type="dxa"/>
-            <w:bottom w:w="0" w:type="dxa"/>
-          </w:tblCellMar>
-        </w:tblPrEx>
         <w:tc>
           <w:tcPr>
             <w:tcW w:w="2000" w:type="dxa"/>
@@ -11703,12 +10594,6 @@
         </w:tc>
       </w:tr>
       <w:tr>
-        <w:tblPrEx>
-          <w:tblCellMar>
-            <w:top w:w="0" w:type="dxa"/>
-            <w:bottom w:w="0" w:type="dxa"/>
-          </w:tblCellMar>
-        </w:tblPrEx>
         <w:tc>
           <w:tcPr>
             <w:tcW w:w="2000" w:type="dxa"/>
@@ -11774,12 +10659,6 @@
         </w:tc>
       </w:tr>
       <w:tr>
-        <w:tblPrEx>
-          <w:tblCellMar>
-            <w:top w:w="0" w:type="dxa"/>
-            <w:bottom w:w="0" w:type="dxa"/>
-          </w:tblCellMar>
-        </w:tblPrEx>
         <w:tc>
           <w:tcPr>
             <w:tcW w:w="2000" w:type="dxa"/>
@@ -11846,12 +10725,6 @@
         </w:tc>
       </w:tr>
       <w:tr>
-        <w:tblPrEx>
-          <w:tblCellMar>
-            <w:top w:w="0" w:type="dxa"/>
-            <w:bottom w:w="0" w:type="dxa"/>
-          </w:tblCellMar>
-        </w:tblPrEx>
         <w:tc>
           <w:tcPr>
             <w:tcW w:w="2000" w:type="dxa"/>
@@ -11918,12 +10791,6 @@
         </w:tc>
       </w:tr>
       <w:tr>
-        <w:tblPrEx>
-          <w:tblCellMar>
-            <w:top w:w="0" w:type="dxa"/>
-            <w:bottom w:w="0" w:type="dxa"/>
-          </w:tblCellMar>
-        </w:tblPrEx>
         <w:tc>
           <w:tcPr>
             <w:tcW w:w="2000" w:type="dxa"/>
@@ -12021,10 +10888,6 @@
           <w:insideV w:val="single" w:sz="4" w:space="0" w:color="auto"/>
         </w:tblBorders>
         <w:tblLayout w:type="fixed"/>
-        <w:tblCellMar>
-          <w:left w:w="10" w:type="dxa"/>
-          <w:right w:w="10" w:type="dxa"/>
-        </w:tblCellMar>
         <w:tblLook w:val="04A0" w:firstRow="1" w:lastRow="0" w:firstColumn="1" w:lastColumn="0" w:noHBand="0" w:noVBand="1"/>
       </w:tblPr>
       <w:tblGrid>
@@ -12032,12 +10895,6 @@
         <w:gridCol w:w="7026"/>
       </w:tblGrid>
       <w:tr>
-        <w:tblPrEx>
-          <w:tblCellMar>
-            <w:top w:w="0" w:type="dxa"/>
-            <w:bottom w:w="0" w:type="dxa"/>
-          </w:tblCellMar>
-        </w:tblPrEx>
         <w:tc>
           <w:tcPr>
             <w:tcW w:w="2000" w:type="dxa"/>
@@ -12324,12 +11181,6 @@
         </w:tc>
       </w:tr>
       <w:tr>
-        <w:tblPrEx>
-          <w:tblCellMar>
-            <w:top w:w="0" w:type="dxa"/>
-            <w:bottom w:w="0" w:type="dxa"/>
-          </w:tblCellMar>
-        </w:tblPrEx>
         <w:tc>
           <w:tcPr>
             <w:tcW w:w="2000" w:type="dxa"/>
@@ -12395,12 +11246,6 @@
         </w:tc>
       </w:tr>
       <w:tr>
-        <w:tblPrEx>
-          <w:tblCellMar>
-            <w:top w:w="0" w:type="dxa"/>
-            <w:bottom w:w="0" w:type="dxa"/>
-          </w:tblCellMar>
-        </w:tblPrEx>
         <w:tc>
           <w:tcPr>
             <w:tcW w:w="2000" w:type="dxa"/>
@@ -12466,12 +11311,6 @@
         </w:tc>
       </w:tr>
       <w:tr>
-        <w:tblPrEx>
-          <w:tblCellMar>
-            <w:top w:w="0" w:type="dxa"/>
-            <w:bottom w:w="0" w:type="dxa"/>
-          </w:tblCellMar>
-        </w:tblPrEx>
         <w:tc>
           <w:tcPr>
             <w:tcW w:w="2000" w:type="dxa"/>
@@ -12546,12 +11385,6 @@
         </w:tc>
       </w:tr>
       <w:tr>
-        <w:tblPrEx>
-          <w:tblCellMar>
-            <w:top w:w="0" w:type="dxa"/>
-            <w:bottom w:w="0" w:type="dxa"/>
-          </w:tblCellMar>
-        </w:tblPrEx>
         <w:tc>
           <w:tcPr>
             <w:tcW w:w="2000" w:type="dxa"/>
@@ -12660,12 +11493,6 @@
         </w:tc>
       </w:tr>
       <w:tr>
-        <w:tblPrEx>
-          <w:tblCellMar>
-            <w:top w:w="0" w:type="dxa"/>
-            <w:bottom w:w="0" w:type="dxa"/>
-          </w:tblCellMar>
-        </w:tblPrEx>
         <w:tc>
           <w:tcPr>
             <w:tcW w:w="2000" w:type="dxa"/>
@@ -12763,10 +11590,6 @@
           <w:insideV w:val="single" w:sz="4" w:space="0" w:color="auto"/>
         </w:tblBorders>
         <w:tblLayout w:type="fixed"/>
-        <w:tblCellMar>
-          <w:left w:w="10" w:type="dxa"/>
-          <w:right w:w="10" w:type="dxa"/>
-        </w:tblCellMar>
         <w:tblLook w:val="04A0" w:firstRow="1" w:lastRow="0" w:firstColumn="1" w:lastColumn="0" w:noHBand="0" w:noVBand="1"/>
       </w:tblPr>
       <w:tblGrid>
@@ -12774,12 +11597,6 @@
         <w:gridCol w:w="7026"/>
       </w:tblGrid>
       <w:tr>
-        <w:tblPrEx>
-          <w:tblCellMar>
-            <w:top w:w="0" w:type="dxa"/>
-            <w:bottom w:w="0" w:type="dxa"/>
-          </w:tblCellMar>
-        </w:tblPrEx>
         <w:tc>
           <w:tcPr>
             <w:tcW w:w="2000" w:type="dxa"/>
@@ -12913,12 +11730,6 @@
         </w:tc>
       </w:tr>
       <w:tr>
-        <w:tblPrEx>
-          <w:tblCellMar>
-            <w:top w:w="0" w:type="dxa"/>
-            <w:bottom w:w="0" w:type="dxa"/>
-          </w:tblCellMar>
-        </w:tblPrEx>
         <w:tc>
           <w:tcPr>
             <w:tcW w:w="2000" w:type="dxa"/>
@@ -13018,12 +11829,6 @@
         </w:tc>
       </w:tr>
       <w:tr>
-        <w:tblPrEx>
-          <w:tblCellMar>
-            <w:top w:w="0" w:type="dxa"/>
-            <w:bottom w:w="0" w:type="dxa"/>
-          </w:tblCellMar>
-        </w:tblPrEx>
         <w:tc>
           <w:tcPr>
             <w:tcW w:w="2000" w:type="dxa"/>
@@ -13089,12 +11894,6 @@
         </w:tc>
       </w:tr>
       <w:tr>
-        <w:tblPrEx>
-          <w:tblCellMar>
-            <w:top w:w="0" w:type="dxa"/>
-            <w:bottom w:w="0" w:type="dxa"/>
-          </w:tblCellMar>
-        </w:tblPrEx>
         <w:tc>
           <w:tcPr>
             <w:tcW w:w="2000" w:type="dxa"/>
@@ -13161,12 +11960,6 @@
         </w:tc>
       </w:tr>
       <w:tr>
-        <w:tblPrEx>
-          <w:tblCellMar>
-            <w:top w:w="0" w:type="dxa"/>
-            <w:bottom w:w="0" w:type="dxa"/>
-          </w:tblCellMar>
-        </w:tblPrEx>
         <w:tc>
           <w:tcPr>
             <w:tcW w:w="2000" w:type="dxa"/>
@@ -13233,12 +12026,6 @@
         </w:tc>
       </w:tr>
       <w:tr>
-        <w:tblPrEx>
-          <w:tblCellMar>
-            <w:top w:w="0" w:type="dxa"/>
-            <w:bottom w:w="0" w:type="dxa"/>
-          </w:tblCellMar>
-        </w:tblPrEx>
         <w:tc>
           <w:tcPr>
             <w:tcW w:w="2000" w:type="dxa"/>
@@ -13363,10 +12150,6 @@
           <w:insideV w:val="single" w:sz="4" w:space="0" w:color="auto"/>
         </w:tblBorders>
         <w:tblLayout w:type="fixed"/>
-        <w:tblCellMar>
-          <w:left w:w="10" w:type="dxa"/>
-          <w:right w:w="10" w:type="dxa"/>
-        </w:tblCellMar>
         <w:tblLook w:val="04A0" w:firstRow="1" w:lastRow="0" w:firstColumn="1" w:lastColumn="0" w:noHBand="0" w:noVBand="1"/>
       </w:tblPr>
       <w:tblGrid>
@@ -13374,12 +12157,6 @@
         <w:gridCol w:w="7026"/>
       </w:tblGrid>
       <w:tr>
-        <w:tblPrEx>
-          <w:tblCellMar>
-            <w:top w:w="0" w:type="dxa"/>
-            <w:bottom w:w="0" w:type="dxa"/>
-          </w:tblCellMar>
-        </w:tblPrEx>
         <w:tc>
           <w:tcPr>
             <w:tcW w:w="2000" w:type="dxa"/>
@@ -13462,12 +12239,6 @@
         </w:tc>
       </w:tr>
       <w:tr>
-        <w:tblPrEx>
-          <w:tblCellMar>
-            <w:top w:w="0" w:type="dxa"/>
-            <w:bottom w:w="0" w:type="dxa"/>
-          </w:tblCellMar>
-        </w:tblPrEx>
         <w:tc>
           <w:tcPr>
             <w:tcW w:w="2000" w:type="dxa"/>
@@ -13550,12 +12321,6 @@
         </w:tc>
       </w:tr>
       <w:tr>
-        <w:tblPrEx>
-          <w:tblCellMar>
-            <w:top w:w="0" w:type="dxa"/>
-            <w:bottom w:w="0" w:type="dxa"/>
-          </w:tblCellMar>
-        </w:tblPrEx>
         <w:tc>
           <w:tcPr>
             <w:tcW w:w="2000" w:type="dxa"/>
@@ -13621,12 +12386,6 @@
         </w:tc>
       </w:tr>
       <w:tr>
-        <w:tblPrEx>
-          <w:tblCellMar>
-            <w:top w:w="0" w:type="dxa"/>
-            <w:bottom w:w="0" w:type="dxa"/>
-          </w:tblCellMar>
-        </w:tblPrEx>
         <w:tc>
           <w:tcPr>
             <w:tcW w:w="2000" w:type="dxa"/>
@@ -13693,12 +12452,6 @@
         </w:tc>
       </w:tr>
       <w:tr>
-        <w:tblPrEx>
-          <w:tblCellMar>
-            <w:top w:w="0" w:type="dxa"/>
-            <w:bottom w:w="0" w:type="dxa"/>
-          </w:tblCellMar>
-        </w:tblPrEx>
         <w:tc>
           <w:tcPr>
             <w:tcW w:w="2000" w:type="dxa"/>
@@ -13765,12 +12518,6 @@
         </w:tc>
       </w:tr>
       <w:tr>
-        <w:tblPrEx>
-          <w:tblCellMar>
-            <w:top w:w="0" w:type="dxa"/>
-            <w:bottom w:w="0" w:type="dxa"/>
-          </w:tblCellMar>
-        </w:tblPrEx>
         <w:tc>
           <w:tcPr>
             <w:tcW w:w="2000" w:type="dxa"/>
@@ -13868,10 +12615,6 @@
           <w:insideV w:val="single" w:sz="4" w:space="0" w:color="auto"/>
         </w:tblBorders>
         <w:tblLayout w:type="fixed"/>
-        <w:tblCellMar>
-          <w:left w:w="10" w:type="dxa"/>
-          <w:right w:w="10" w:type="dxa"/>
-        </w:tblCellMar>
         <w:tblLook w:val="04A0" w:firstRow="1" w:lastRow="0" w:firstColumn="1" w:lastColumn="0" w:noHBand="0" w:noVBand="1"/>
       </w:tblPr>
       <w:tblGrid>
@@ -13879,12 +12622,6 @@
         <w:gridCol w:w="7026"/>
       </w:tblGrid>
       <w:tr>
-        <w:tblPrEx>
-          <w:tblCellMar>
-            <w:top w:w="0" w:type="dxa"/>
-            <w:bottom w:w="0" w:type="dxa"/>
-          </w:tblCellMar>
-        </w:tblPrEx>
         <w:tc>
           <w:tcPr>
             <w:tcW w:w="2000" w:type="dxa"/>
@@ -13967,12 +12704,6 @@
         </w:tc>
       </w:tr>
       <w:tr>
-        <w:tblPrEx>
-          <w:tblCellMar>
-            <w:top w:w="0" w:type="dxa"/>
-            <w:bottom w:w="0" w:type="dxa"/>
-          </w:tblCellMar>
-        </w:tblPrEx>
         <w:tc>
           <w:tcPr>
             <w:tcW w:w="2000" w:type="dxa"/>
@@ -14055,12 +12786,6 @@
         </w:tc>
       </w:tr>
       <w:tr>
-        <w:tblPrEx>
-          <w:tblCellMar>
-            <w:top w:w="0" w:type="dxa"/>
-            <w:bottom w:w="0" w:type="dxa"/>
-          </w:tblCellMar>
-        </w:tblPrEx>
         <w:tc>
           <w:tcPr>
             <w:tcW w:w="2000" w:type="dxa"/>
@@ -14126,12 +12851,6 @@
         </w:tc>
       </w:tr>
       <w:tr>
-        <w:tblPrEx>
-          <w:tblCellMar>
-            <w:top w:w="0" w:type="dxa"/>
-            <w:bottom w:w="0" w:type="dxa"/>
-          </w:tblCellMar>
-        </w:tblPrEx>
         <w:tc>
           <w:tcPr>
             <w:tcW w:w="2000" w:type="dxa"/>
@@ -14198,12 +12917,6 @@
         </w:tc>
       </w:tr>
       <w:tr>
-        <w:tblPrEx>
-          <w:tblCellMar>
-            <w:top w:w="0" w:type="dxa"/>
-            <w:bottom w:w="0" w:type="dxa"/>
-          </w:tblCellMar>
-        </w:tblPrEx>
         <w:tc>
           <w:tcPr>
             <w:tcW w:w="2000" w:type="dxa"/>
@@ -14278,12 +12991,6 @@
         </w:tc>
       </w:tr>
       <w:tr>
-        <w:tblPrEx>
-          <w:tblCellMar>
-            <w:top w:w="0" w:type="dxa"/>
-            <w:bottom w:w="0" w:type="dxa"/>
-          </w:tblCellMar>
-        </w:tblPrEx>
         <w:tc>
           <w:tcPr>
             <w:tcW w:w="2000" w:type="dxa"/>
@@ -14381,10 +13088,6 @@
           <w:insideV w:val="single" w:sz="4" w:space="0" w:color="auto"/>
         </w:tblBorders>
         <w:tblLayout w:type="fixed"/>
-        <w:tblCellMar>
-          <w:left w:w="10" w:type="dxa"/>
-          <w:right w:w="10" w:type="dxa"/>
-        </w:tblCellMar>
         <w:tblLook w:val="04A0" w:firstRow="1" w:lastRow="0" w:firstColumn="1" w:lastColumn="0" w:noHBand="0" w:noVBand="1"/>
       </w:tblPr>
       <w:tblGrid>
@@ -14392,12 +13095,6 @@
         <w:gridCol w:w="7026"/>
       </w:tblGrid>
       <w:tr>
-        <w:tblPrEx>
-          <w:tblCellMar>
-            <w:top w:w="0" w:type="dxa"/>
-            <w:bottom w:w="0" w:type="dxa"/>
-          </w:tblCellMar>
-        </w:tblPrEx>
         <w:tc>
           <w:tcPr>
             <w:tcW w:w="2000" w:type="dxa"/>
@@ -14480,12 +13177,6 @@
         </w:tc>
       </w:tr>
       <w:tr>
-        <w:tblPrEx>
-          <w:tblCellMar>
-            <w:top w:w="0" w:type="dxa"/>
-            <w:bottom w:w="0" w:type="dxa"/>
-          </w:tblCellMar>
-        </w:tblPrEx>
         <w:tc>
           <w:tcPr>
             <w:tcW w:w="2000" w:type="dxa"/>
@@ -14551,12 +13242,6 @@
         </w:tc>
       </w:tr>
       <w:tr>
-        <w:tblPrEx>
-          <w:tblCellMar>
-            <w:top w:w="0" w:type="dxa"/>
-            <w:bottom w:w="0" w:type="dxa"/>
-          </w:tblCellMar>
-        </w:tblPrEx>
         <w:tc>
           <w:tcPr>
             <w:tcW w:w="2000" w:type="dxa"/>
@@ -14622,12 +13307,6 @@
         </w:tc>
       </w:tr>
       <w:tr>
-        <w:tblPrEx>
-          <w:tblCellMar>
-            <w:top w:w="0" w:type="dxa"/>
-            <w:bottom w:w="0" w:type="dxa"/>
-          </w:tblCellMar>
-        </w:tblPrEx>
         <w:tc>
           <w:tcPr>
             <w:tcW w:w="2000" w:type="dxa"/>
@@ -14694,12 +13373,6 @@
         </w:tc>
       </w:tr>
       <w:tr>
-        <w:tblPrEx>
-          <w:tblCellMar>
-            <w:top w:w="0" w:type="dxa"/>
-            <w:bottom w:w="0" w:type="dxa"/>
-          </w:tblCellMar>
-        </w:tblPrEx>
         <w:tc>
           <w:tcPr>
             <w:tcW w:w="2000" w:type="dxa"/>
@@ -14774,12 +13447,6 @@
         </w:tc>
       </w:tr>
       <w:tr>
-        <w:tblPrEx>
-          <w:tblCellMar>
-            <w:top w:w="0" w:type="dxa"/>
-            <w:bottom w:w="0" w:type="dxa"/>
-          </w:tblCellMar>
-        </w:tblPrEx>
         <w:tc>
           <w:tcPr>
             <w:tcW w:w="2000" w:type="dxa"/>
@@ -14877,10 +13544,6 @@
           <w:insideV w:val="single" w:sz="4" w:space="0" w:color="auto"/>
         </w:tblBorders>
         <w:tblLayout w:type="fixed"/>
-        <w:tblCellMar>
-          <w:left w:w="10" w:type="dxa"/>
-          <w:right w:w="10" w:type="dxa"/>
-        </w:tblCellMar>
         <w:tblLook w:val="04A0" w:firstRow="1" w:lastRow="0" w:firstColumn="1" w:lastColumn="0" w:noHBand="0" w:noVBand="1"/>
       </w:tblPr>
       <w:tblGrid>
@@ -14888,12 +13551,6 @@
         <w:gridCol w:w="7026"/>
       </w:tblGrid>
       <w:tr>
-        <w:tblPrEx>
-          <w:tblCellMar>
-            <w:top w:w="0" w:type="dxa"/>
-            <w:bottom w:w="0" w:type="dxa"/>
-          </w:tblCellMar>
-        </w:tblPrEx>
         <w:tc>
           <w:tcPr>
             <w:tcW w:w="2000" w:type="dxa"/>
@@ -15061,12 +13718,6 @@
         </w:tc>
       </w:tr>
       <w:tr>
-        <w:tblPrEx>
-          <w:tblCellMar>
-            <w:top w:w="0" w:type="dxa"/>
-            <w:bottom w:w="0" w:type="dxa"/>
-          </w:tblCellMar>
-        </w:tblPrEx>
         <w:tc>
           <w:tcPr>
             <w:tcW w:w="2000" w:type="dxa"/>
@@ -15149,12 +13800,6 @@
         </w:tc>
       </w:tr>
       <w:tr>
-        <w:tblPrEx>
-          <w:tblCellMar>
-            <w:top w:w="0" w:type="dxa"/>
-            <w:bottom w:w="0" w:type="dxa"/>
-          </w:tblCellMar>
-        </w:tblPrEx>
         <w:tc>
           <w:tcPr>
             <w:tcW w:w="2000" w:type="dxa"/>
@@ -15221,12 +13866,6 @@
         </w:tc>
       </w:tr>
       <w:tr>
-        <w:tblPrEx>
-          <w:tblCellMar>
-            <w:top w:w="0" w:type="dxa"/>
-            <w:bottom w:w="0" w:type="dxa"/>
-          </w:tblCellMar>
-        </w:tblPrEx>
         <w:tc>
           <w:tcPr>
             <w:tcW w:w="2000" w:type="dxa"/>
@@ -15293,12 +13932,6 @@
         </w:tc>
       </w:tr>
       <w:tr>
-        <w:tblPrEx>
-          <w:tblCellMar>
-            <w:top w:w="0" w:type="dxa"/>
-            <w:bottom w:w="0" w:type="dxa"/>
-          </w:tblCellMar>
-        </w:tblPrEx>
         <w:tc>
           <w:tcPr>
             <w:tcW w:w="2000" w:type="dxa"/>
@@ -15365,12 +13998,6 @@
         </w:tc>
       </w:tr>
       <w:tr>
-        <w:tblPrEx>
-          <w:tblCellMar>
-            <w:top w:w="0" w:type="dxa"/>
-            <w:bottom w:w="0" w:type="dxa"/>
-          </w:tblCellMar>
-        </w:tblPrEx>
         <w:tc>
           <w:tcPr>
             <w:tcW w:w="2000" w:type="dxa"/>
@@ -15477,10 +14104,6 @@
           <w:insideV w:val="single" w:sz="4" w:space="0" w:color="auto"/>
         </w:tblBorders>
         <w:tblLayout w:type="fixed"/>
-        <w:tblCellMar>
-          <w:left w:w="10" w:type="dxa"/>
-          <w:right w:w="10" w:type="dxa"/>
-        </w:tblCellMar>
         <w:tblLook w:val="04A0" w:firstRow="1" w:lastRow="0" w:firstColumn="1" w:lastColumn="0" w:noHBand="0" w:noVBand="1"/>
       </w:tblPr>
       <w:tblGrid>
@@ -15488,12 +14111,6 @@
         <w:gridCol w:w="7026"/>
       </w:tblGrid>
       <w:tr>
-        <w:tblPrEx>
-          <w:tblCellMar>
-            <w:top w:w="0" w:type="dxa"/>
-            <w:bottom w:w="0" w:type="dxa"/>
-          </w:tblCellMar>
-        </w:tblPrEx>
         <w:tc>
           <w:tcPr>
             <w:tcW w:w="2000" w:type="dxa"/>
@@ -15559,12 +14176,6 @@
         </w:tc>
       </w:tr>
       <w:tr>
-        <w:tblPrEx>
-          <w:tblCellMar>
-            <w:top w:w="0" w:type="dxa"/>
-            <w:bottom w:w="0" w:type="dxa"/>
-          </w:tblCellMar>
-        </w:tblPrEx>
         <w:tc>
           <w:tcPr>
             <w:tcW w:w="2000" w:type="dxa"/>
@@ -15630,12 +14241,6 @@
         </w:tc>
       </w:tr>
       <w:tr>
-        <w:tblPrEx>
-          <w:tblCellMar>
-            <w:top w:w="0" w:type="dxa"/>
-            <w:bottom w:w="0" w:type="dxa"/>
-          </w:tblCellMar>
-        </w:tblPrEx>
         <w:tc>
           <w:tcPr>
             <w:tcW w:w="2000" w:type="dxa"/>
@@ -15701,12 +14306,6 @@
         </w:tc>
       </w:tr>
       <w:tr>
-        <w:tblPrEx>
-          <w:tblCellMar>
-            <w:top w:w="0" w:type="dxa"/>
-            <w:bottom w:w="0" w:type="dxa"/>
-          </w:tblCellMar>
-        </w:tblPrEx>
         <w:tc>
           <w:tcPr>
             <w:tcW w:w="2000" w:type="dxa"/>
@@ -15772,12 +14371,6 @@
         </w:tc>
       </w:tr>
       <w:tr>
-        <w:tblPrEx>
-          <w:tblCellMar>
-            <w:top w:w="0" w:type="dxa"/>
-            <w:bottom w:w="0" w:type="dxa"/>
-          </w:tblCellMar>
-        </w:tblPrEx>
         <w:tc>
           <w:tcPr>
             <w:tcW w:w="2000" w:type="dxa"/>
@@ -15843,12 +14436,6 @@
         </w:tc>
       </w:tr>
       <w:tr>
-        <w:tblPrEx>
-          <w:tblCellMar>
-            <w:top w:w="0" w:type="dxa"/>
-            <w:bottom w:w="0" w:type="dxa"/>
-          </w:tblCellMar>
-        </w:tblPrEx>
         <w:tc>
           <w:tcPr>
             <w:tcW w:w="2000" w:type="dxa"/>
@@ -15924,7 +14511,7 @@
         <w:pStyle w:val="Heading2"/>
         <w:spacing w:before="240"/>
       </w:pPr>
-      <w:bookmarkStart w:id="6" w:name="_Toc242034499"/>
+      <w:bookmarkStart w:id="6" w:name="_Toc243855159"/>
       <w:r>
         <w:t>4.2 External and lookup data (data/external/)</w:t>
       </w:r>
@@ -15968,10 +14555,6 @@
           <w:insideV w:val="single" w:sz="4" w:space="0" w:color="auto"/>
         </w:tblBorders>
         <w:tblLayout w:type="fixed"/>
-        <w:tblCellMar>
-          <w:left w:w="10" w:type="dxa"/>
-          <w:right w:w="10" w:type="dxa"/>
-        </w:tblCellMar>
         <w:tblLook w:val="04A0" w:firstRow="1" w:lastRow="0" w:firstColumn="1" w:lastColumn="0" w:noHBand="0" w:noVBand="1"/>
       </w:tblPr>
       <w:tblGrid>
@@ -15979,12 +14562,6 @@
         <w:gridCol w:w="7026"/>
       </w:tblGrid>
       <w:tr>
-        <w:tblPrEx>
-          <w:tblCellMar>
-            <w:top w:w="0" w:type="dxa"/>
-            <w:bottom w:w="0" w:type="dxa"/>
-          </w:tblCellMar>
-        </w:tblPrEx>
         <w:tc>
           <w:tcPr>
             <w:tcW w:w="2000" w:type="dxa"/>
@@ -16169,12 +14746,6 @@
         </w:tc>
       </w:tr>
       <w:tr>
-        <w:tblPrEx>
-          <w:tblCellMar>
-            <w:top w:w="0" w:type="dxa"/>
-            <w:bottom w:w="0" w:type="dxa"/>
-          </w:tblCellMar>
-        </w:tblPrEx>
         <w:tc>
           <w:tcPr>
             <w:tcW w:w="2000" w:type="dxa"/>
@@ -16274,12 +14845,6 @@
         </w:tc>
       </w:tr>
       <w:tr>
-        <w:tblPrEx>
-          <w:tblCellMar>
-            <w:top w:w="0" w:type="dxa"/>
-            <w:bottom w:w="0" w:type="dxa"/>
-          </w:tblCellMar>
-        </w:tblPrEx>
         <w:tc>
           <w:tcPr>
             <w:tcW w:w="2000" w:type="dxa"/>
@@ -16345,12 +14910,6 @@
         </w:tc>
       </w:tr>
       <w:tr>
-        <w:tblPrEx>
-          <w:tblCellMar>
-            <w:top w:w="0" w:type="dxa"/>
-            <w:bottom w:w="0" w:type="dxa"/>
-          </w:tblCellMar>
-        </w:tblPrEx>
         <w:tc>
           <w:tcPr>
             <w:tcW w:w="2000" w:type="dxa"/>
@@ -16416,12 +14975,6 @@
         </w:tc>
       </w:tr>
       <w:tr>
-        <w:tblPrEx>
-          <w:tblCellMar>
-            <w:top w:w="0" w:type="dxa"/>
-            <w:bottom w:w="0" w:type="dxa"/>
-          </w:tblCellMar>
-        </w:tblPrEx>
         <w:tc>
           <w:tcPr>
             <w:tcW w:w="2000" w:type="dxa"/>
@@ -16505,12 +15058,6 @@
         </w:tc>
       </w:tr>
       <w:tr>
-        <w:tblPrEx>
-          <w:tblCellMar>
-            <w:top w:w="0" w:type="dxa"/>
-            <w:bottom w:w="0" w:type="dxa"/>
-          </w:tblCellMar>
-        </w:tblPrEx>
         <w:tc>
           <w:tcPr>
             <w:tcW w:w="2000" w:type="dxa"/>
@@ -16608,10 +15155,6 @@
           <w:insideV w:val="single" w:sz="4" w:space="0" w:color="auto"/>
         </w:tblBorders>
         <w:tblLayout w:type="fixed"/>
-        <w:tblCellMar>
-          <w:left w:w="10" w:type="dxa"/>
-          <w:right w:w="10" w:type="dxa"/>
-        </w:tblCellMar>
         <w:tblLook w:val="04A0" w:firstRow="1" w:lastRow="0" w:firstColumn="1" w:lastColumn="0" w:noHBand="0" w:noVBand="1"/>
       </w:tblPr>
       <w:tblGrid>
@@ -16619,12 +15162,6 @@
         <w:gridCol w:w="7026"/>
       </w:tblGrid>
       <w:tr>
-        <w:tblPrEx>
-          <w:tblCellMar>
-            <w:top w:w="0" w:type="dxa"/>
-            <w:bottom w:w="0" w:type="dxa"/>
-          </w:tblCellMar>
-        </w:tblPrEx>
         <w:tc>
           <w:tcPr>
             <w:tcW w:w="2000" w:type="dxa"/>
@@ -16775,12 +15312,6 @@
         </w:tc>
       </w:tr>
       <w:tr>
-        <w:tblPrEx>
-          <w:tblCellMar>
-            <w:top w:w="0" w:type="dxa"/>
-            <w:bottom w:w="0" w:type="dxa"/>
-          </w:tblCellMar>
-        </w:tblPrEx>
         <w:tc>
           <w:tcPr>
             <w:tcW w:w="2000" w:type="dxa"/>
@@ -16846,12 +15377,6 @@
         </w:tc>
       </w:tr>
       <w:tr>
-        <w:tblPrEx>
-          <w:tblCellMar>
-            <w:top w:w="0" w:type="dxa"/>
-            <w:bottom w:w="0" w:type="dxa"/>
-          </w:tblCellMar>
-        </w:tblPrEx>
         <w:tc>
           <w:tcPr>
             <w:tcW w:w="2000" w:type="dxa"/>
@@ -16917,12 +15442,6 @@
         </w:tc>
       </w:tr>
       <w:tr>
-        <w:tblPrEx>
-          <w:tblCellMar>
-            <w:top w:w="0" w:type="dxa"/>
-            <w:bottom w:w="0" w:type="dxa"/>
-          </w:tblCellMar>
-        </w:tblPrEx>
         <w:tc>
           <w:tcPr>
             <w:tcW w:w="2000" w:type="dxa"/>
@@ -16988,12 +15507,6 @@
         </w:tc>
       </w:tr>
       <w:tr>
-        <w:tblPrEx>
-          <w:tblCellMar>
-            <w:top w:w="0" w:type="dxa"/>
-            <w:bottom w:w="0" w:type="dxa"/>
-          </w:tblCellMar>
-        </w:tblPrEx>
         <w:tc>
           <w:tcPr>
             <w:tcW w:w="2000" w:type="dxa"/>
@@ -17060,12 +15573,6 @@
         </w:tc>
       </w:tr>
       <w:tr>
-        <w:tblPrEx>
-          <w:tblCellMar>
-            <w:top w:w="0" w:type="dxa"/>
-            <w:bottom w:w="0" w:type="dxa"/>
-          </w:tblCellMar>
-        </w:tblPrEx>
         <w:tc>
           <w:tcPr>
             <w:tcW w:w="2000" w:type="dxa"/>
@@ -17163,10 +15670,6 @@
           <w:insideV w:val="single" w:sz="4" w:space="0" w:color="auto"/>
         </w:tblBorders>
         <w:tblLayout w:type="fixed"/>
-        <w:tblCellMar>
-          <w:left w:w="10" w:type="dxa"/>
-          <w:right w:w="10" w:type="dxa"/>
-        </w:tblCellMar>
         <w:tblLook w:val="04A0" w:firstRow="1" w:lastRow="0" w:firstColumn="1" w:lastColumn="0" w:noHBand="0" w:noVBand="1"/>
       </w:tblPr>
       <w:tblGrid>
@@ -17174,12 +15677,6 @@
         <w:gridCol w:w="7026"/>
       </w:tblGrid>
       <w:tr>
-        <w:tblPrEx>
-          <w:tblCellMar>
-            <w:top w:w="0" w:type="dxa"/>
-            <w:bottom w:w="0" w:type="dxa"/>
-          </w:tblCellMar>
-        </w:tblPrEx>
         <w:tc>
           <w:tcPr>
             <w:tcW w:w="2000" w:type="dxa"/>
@@ -17415,12 +15912,6 @@
         </w:tc>
       </w:tr>
       <w:tr>
-        <w:tblPrEx>
-          <w:tblCellMar>
-            <w:top w:w="0" w:type="dxa"/>
-            <w:bottom w:w="0" w:type="dxa"/>
-          </w:tblCellMar>
-        </w:tblPrEx>
         <w:tc>
           <w:tcPr>
             <w:tcW w:w="2000" w:type="dxa"/>
@@ -17503,12 +15994,6 @@
         </w:tc>
       </w:tr>
       <w:tr>
-        <w:tblPrEx>
-          <w:tblCellMar>
-            <w:top w:w="0" w:type="dxa"/>
-            <w:bottom w:w="0" w:type="dxa"/>
-          </w:tblCellMar>
-        </w:tblPrEx>
         <w:tc>
           <w:tcPr>
             <w:tcW w:w="2000" w:type="dxa"/>
@@ -17574,12 +16059,6 @@
         </w:tc>
       </w:tr>
       <w:tr>
-        <w:tblPrEx>
-          <w:tblCellMar>
-            <w:top w:w="0" w:type="dxa"/>
-            <w:bottom w:w="0" w:type="dxa"/>
-          </w:tblCellMar>
-        </w:tblPrEx>
         <w:tc>
           <w:tcPr>
             <w:tcW w:w="2000" w:type="dxa"/>
@@ -17646,12 +16125,6 @@
         </w:tc>
       </w:tr>
       <w:tr>
-        <w:tblPrEx>
-          <w:tblCellMar>
-            <w:top w:w="0" w:type="dxa"/>
-            <w:bottom w:w="0" w:type="dxa"/>
-          </w:tblCellMar>
-        </w:tblPrEx>
         <w:tc>
           <w:tcPr>
             <w:tcW w:w="2000" w:type="dxa"/>
@@ -17752,12 +16225,6 @@
         </w:tc>
       </w:tr>
       <w:tr>
-        <w:tblPrEx>
-          <w:tblCellMar>
-            <w:top w:w="0" w:type="dxa"/>
-            <w:bottom w:w="0" w:type="dxa"/>
-          </w:tblCellMar>
-        </w:tblPrEx>
         <w:tc>
           <w:tcPr>
             <w:tcW w:w="2000" w:type="dxa"/>
@@ -17855,10 +16322,6 @@
           <w:insideV w:val="single" w:sz="4" w:space="0" w:color="auto"/>
         </w:tblBorders>
         <w:tblLayout w:type="fixed"/>
-        <w:tblCellMar>
-          <w:left w:w="10" w:type="dxa"/>
-          <w:right w:w="10" w:type="dxa"/>
-        </w:tblCellMar>
         <w:tblLook w:val="04A0" w:firstRow="1" w:lastRow="0" w:firstColumn="1" w:lastColumn="0" w:noHBand="0" w:noVBand="1"/>
       </w:tblPr>
       <w:tblGrid>
@@ -17866,12 +16329,6 @@
         <w:gridCol w:w="7026"/>
       </w:tblGrid>
       <w:tr>
-        <w:tblPrEx>
-          <w:tblCellMar>
-            <w:top w:w="0" w:type="dxa"/>
-            <w:bottom w:w="0" w:type="dxa"/>
-          </w:tblCellMar>
-        </w:tblPrEx>
         <w:tc>
           <w:tcPr>
             <w:tcW w:w="2000" w:type="dxa"/>
@@ -17937,12 +16394,6 @@
         </w:tc>
       </w:tr>
       <w:tr>
-        <w:tblPrEx>
-          <w:tblCellMar>
-            <w:top w:w="0" w:type="dxa"/>
-            <w:bottom w:w="0" w:type="dxa"/>
-          </w:tblCellMar>
-        </w:tblPrEx>
         <w:tc>
           <w:tcPr>
             <w:tcW w:w="2000" w:type="dxa"/>
@@ -18008,12 +16459,6 @@
         </w:tc>
       </w:tr>
       <w:tr>
-        <w:tblPrEx>
-          <w:tblCellMar>
-            <w:top w:w="0" w:type="dxa"/>
-            <w:bottom w:w="0" w:type="dxa"/>
-          </w:tblCellMar>
-        </w:tblPrEx>
         <w:tc>
           <w:tcPr>
             <w:tcW w:w="2000" w:type="dxa"/>
@@ -18079,12 +16524,6 @@
         </w:tc>
       </w:tr>
       <w:tr>
-        <w:tblPrEx>
-          <w:tblCellMar>
-            <w:top w:w="0" w:type="dxa"/>
-            <w:bottom w:w="0" w:type="dxa"/>
-          </w:tblCellMar>
-        </w:tblPrEx>
         <w:tc>
           <w:tcPr>
             <w:tcW w:w="2000" w:type="dxa"/>
@@ -18150,12 +16589,6 @@
         </w:tc>
       </w:tr>
       <w:tr>
-        <w:tblPrEx>
-          <w:tblCellMar>
-            <w:top w:w="0" w:type="dxa"/>
-            <w:bottom w:w="0" w:type="dxa"/>
-          </w:tblCellMar>
-        </w:tblPrEx>
         <w:tc>
           <w:tcPr>
             <w:tcW w:w="2000" w:type="dxa"/>
@@ -18222,12 +16655,6 @@
         </w:tc>
       </w:tr>
       <w:tr>
-        <w:tblPrEx>
-          <w:tblCellMar>
-            <w:top w:w="0" w:type="dxa"/>
-            <w:bottom w:w="0" w:type="dxa"/>
-          </w:tblCellMar>
-        </w:tblPrEx>
         <w:tc>
           <w:tcPr>
             <w:tcW w:w="2000" w:type="dxa"/>
@@ -18325,10 +16752,6 @@
           <w:insideV w:val="single" w:sz="4" w:space="0" w:color="auto"/>
         </w:tblBorders>
         <w:tblLayout w:type="fixed"/>
-        <w:tblCellMar>
-          <w:left w:w="10" w:type="dxa"/>
-          <w:right w:w="10" w:type="dxa"/>
-        </w:tblCellMar>
         <w:tblLook w:val="04A0" w:firstRow="1" w:lastRow="0" w:firstColumn="1" w:lastColumn="0" w:noHBand="0" w:noVBand="1"/>
       </w:tblPr>
       <w:tblGrid>
@@ -18336,12 +16759,6 @@
         <w:gridCol w:w="7026"/>
       </w:tblGrid>
       <w:tr>
-        <w:tblPrEx>
-          <w:tblCellMar>
-            <w:top w:w="0" w:type="dxa"/>
-            <w:bottom w:w="0" w:type="dxa"/>
-          </w:tblCellMar>
-        </w:tblPrEx>
         <w:tc>
           <w:tcPr>
             <w:tcW w:w="2000" w:type="dxa"/>
@@ -18509,12 +16926,6 @@
         </w:tc>
       </w:tr>
       <w:tr>
-        <w:tblPrEx>
-          <w:tblCellMar>
-            <w:top w:w="0" w:type="dxa"/>
-            <w:bottom w:w="0" w:type="dxa"/>
-          </w:tblCellMar>
-        </w:tblPrEx>
         <w:tc>
           <w:tcPr>
             <w:tcW w:w="2000" w:type="dxa"/>
@@ -18580,12 +16991,6 @@
         </w:tc>
       </w:tr>
       <w:tr>
-        <w:tblPrEx>
-          <w:tblCellMar>
-            <w:top w:w="0" w:type="dxa"/>
-            <w:bottom w:w="0" w:type="dxa"/>
-          </w:tblCellMar>
-        </w:tblPrEx>
         <w:tc>
           <w:tcPr>
             <w:tcW w:w="2000" w:type="dxa"/>
@@ -18651,12 +17056,6 @@
         </w:tc>
       </w:tr>
       <w:tr>
-        <w:tblPrEx>
-          <w:tblCellMar>
-            <w:top w:w="0" w:type="dxa"/>
-            <w:bottom w:w="0" w:type="dxa"/>
-          </w:tblCellMar>
-        </w:tblPrEx>
         <w:tc>
           <w:tcPr>
             <w:tcW w:w="2000" w:type="dxa"/>
@@ -18723,12 +17122,6 @@
         </w:tc>
       </w:tr>
       <w:tr>
-        <w:tblPrEx>
-          <w:tblCellMar>
-            <w:top w:w="0" w:type="dxa"/>
-            <w:bottom w:w="0" w:type="dxa"/>
-          </w:tblCellMar>
-        </w:tblPrEx>
         <w:tc>
           <w:tcPr>
             <w:tcW w:w="2000" w:type="dxa"/>
@@ -18812,12 +17205,6 @@
         </w:tc>
       </w:tr>
       <w:tr>
-        <w:tblPrEx>
-          <w:tblCellMar>
-            <w:top w:w="0" w:type="dxa"/>
-            <w:bottom w:w="0" w:type="dxa"/>
-          </w:tblCellMar>
-        </w:tblPrEx>
         <w:tc>
           <w:tcPr>
             <w:tcW w:w="2000" w:type="dxa"/>
@@ -18893,7 +17280,7 @@
         <w:pStyle w:val="Heading2"/>
         <w:spacing w:before="240"/>
       </w:pPr>
-      <w:bookmarkStart w:id="7" w:name="_Toc242034500"/>
+      <w:bookmarkStart w:id="7" w:name="_Toc243855160"/>
       <w:r>
         <w:t>4.3 Interim data (data/interim/)</w:t>
       </w:r>
@@ -18952,10 +17339,6 @@
           <w:insideV w:val="single" w:sz="4" w:space="0" w:color="auto"/>
         </w:tblBorders>
         <w:tblLayout w:type="fixed"/>
-        <w:tblCellMar>
-          <w:left w:w="10" w:type="dxa"/>
-          <w:right w:w="10" w:type="dxa"/>
-        </w:tblCellMar>
         <w:tblLook w:val="04A0" w:firstRow="1" w:lastRow="0" w:firstColumn="1" w:lastColumn="0" w:noHBand="0" w:noVBand="1"/>
       </w:tblPr>
       <w:tblGrid>
@@ -18963,12 +17346,6 @@
         <w:gridCol w:w="7026"/>
       </w:tblGrid>
       <w:tr>
-        <w:tblPrEx>
-          <w:tblCellMar>
-            <w:top w:w="0" w:type="dxa"/>
-            <w:bottom w:w="0" w:type="dxa"/>
-          </w:tblCellMar>
-        </w:tblPrEx>
         <w:tc>
           <w:tcPr>
             <w:tcW w:w="2000" w:type="dxa"/>
@@ -19170,12 +17547,6 @@
         </w:tc>
       </w:tr>
       <w:tr>
-        <w:tblPrEx>
-          <w:tblCellMar>
-            <w:top w:w="0" w:type="dxa"/>
-            <w:bottom w:w="0" w:type="dxa"/>
-          </w:tblCellMar>
-        </w:tblPrEx>
         <w:tc>
           <w:tcPr>
             <w:tcW w:w="2000" w:type="dxa"/>
@@ -19242,12 +17613,6 @@
         </w:tc>
       </w:tr>
       <w:tr>
-        <w:tblPrEx>
-          <w:tblCellMar>
-            <w:top w:w="0" w:type="dxa"/>
-            <w:bottom w:w="0" w:type="dxa"/>
-          </w:tblCellMar>
-        </w:tblPrEx>
         <w:tc>
           <w:tcPr>
             <w:tcW w:w="2000" w:type="dxa"/>
@@ -19313,12 +17678,6 @@
         </w:tc>
       </w:tr>
       <w:tr>
-        <w:tblPrEx>
-          <w:tblCellMar>
-            <w:top w:w="0" w:type="dxa"/>
-            <w:bottom w:w="0" w:type="dxa"/>
-          </w:tblCellMar>
-        </w:tblPrEx>
         <w:tc>
           <w:tcPr>
             <w:tcW w:w="2000" w:type="dxa"/>
@@ -19385,12 +17744,6 @@
         </w:tc>
       </w:tr>
       <w:tr>
-        <w:tblPrEx>
-          <w:tblCellMar>
-            <w:top w:w="0" w:type="dxa"/>
-            <w:bottom w:w="0" w:type="dxa"/>
-          </w:tblCellMar>
-        </w:tblPrEx>
         <w:tc>
           <w:tcPr>
             <w:tcW w:w="2000" w:type="dxa"/>
@@ -19457,12 +17810,6 @@
         </w:tc>
       </w:tr>
       <w:tr>
-        <w:tblPrEx>
-          <w:tblCellMar>
-            <w:top w:w="0" w:type="dxa"/>
-            <w:bottom w:w="0" w:type="dxa"/>
-          </w:tblCellMar>
-        </w:tblPrEx>
         <w:tc>
           <w:tcPr>
             <w:tcW w:w="2000" w:type="dxa"/>
@@ -19569,10 +17916,6 @@
           <w:insideV w:val="single" w:sz="4" w:space="0" w:color="auto"/>
         </w:tblBorders>
         <w:tblLayout w:type="fixed"/>
-        <w:tblCellMar>
-          <w:left w:w="10" w:type="dxa"/>
-          <w:right w:w="10" w:type="dxa"/>
-        </w:tblCellMar>
         <w:tblLook w:val="04A0" w:firstRow="1" w:lastRow="0" w:firstColumn="1" w:lastColumn="0" w:noHBand="0" w:noVBand="1"/>
       </w:tblPr>
       <w:tblGrid>
@@ -19580,12 +17923,6 @@
         <w:gridCol w:w="7026"/>
       </w:tblGrid>
       <w:tr>
-        <w:tblPrEx>
-          <w:tblCellMar>
-            <w:top w:w="0" w:type="dxa"/>
-            <w:bottom w:w="0" w:type="dxa"/>
-          </w:tblCellMar>
-        </w:tblPrEx>
         <w:tc>
           <w:tcPr>
             <w:tcW w:w="2000" w:type="dxa"/>
@@ -19906,12 +18243,6 @@
         </w:tc>
       </w:tr>
       <w:tr>
-        <w:tblPrEx>
-          <w:tblCellMar>
-            <w:top w:w="0" w:type="dxa"/>
-            <w:bottom w:w="0" w:type="dxa"/>
-          </w:tblCellMar>
-        </w:tblPrEx>
         <w:tc>
           <w:tcPr>
             <w:tcW w:w="2000" w:type="dxa"/>
@@ -19977,12 +18308,6 @@
         </w:tc>
       </w:tr>
       <w:tr>
-        <w:tblPrEx>
-          <w:tblCellMar>
-            <w:top w:w="0" w:type="dxa"/>
-            <w:bottom w:w="0" w:type="dxa"/>
-          </w:tblCellMar>
-        </w:tblPrEx>
         <w:tc>
           <w:tcPr>
             <w:tcW w:w="2000" w:type="dxa"/>
@@ -20048,12 +18373,6 @@
         </w:tc>
       </w:tr>
       <w:tr>
-        <w:tblPrEx>
-          <w:tblCellMar>
-            <w:top w:w="0" w:type="dxa"/>
-            <w:bottom w:w="0" w:type="dxa"/>
-          </w:tblCellMar>
-        </w:tblPrEx>
         <w:tc>
           <w:tcPr>
             <w:tcW w:w="2000" w:type="dxa"/>
@@ -20120,12 +18439,6 @@
         </w:tc>
       </w:tr>
       <w:tr>
-        <w:tblPrEx>
-          <w:tblCellMar>
-            <w:top w:w="0" w:type="dxa"/>
-            <w:bottom w:w="0" w:type="dxa"/>
-          </w:tblCellMar>
-        </w:tblPrEx>
         <w:tc>
           <w:tcPr>
             <w:tcW w:w="2000" w:type="dxa"/>
@@ -20217,12 +18530,6 @@
         </w:tc>
       </w:tr>
       <w:tr>
-        <w:tblPrEx>
-          <w:tblCellMar>
-            <w:top w:w="0" w:type="dxa"/>
-            <w:bottom w:w="0" w:type="dxa"/>
-          </w:tblCellMar>
-        </w:tblPrEx>
         <w:tc>
           <w:tcPr>
             <w:tcW w:w="2000" w:type="dxa"/>
@@ -20329,10 +18636,6 @@
           <w:insideV w:val="single" w:sz="4" w:space="0" w:color="auto"/>
         </w:tblBorders>
         <w:tblLayout w:type="fixed"/>
-        <w:tblCellMar>
-          <w:left w:w="10" w:type="dxa"/>
-          <w:right w:w="10" w:type="dxa"/>
-        </w:tblCellMar>
         <w:tblLook w:val="04A0" w:firstRow="1" w:lastRow="0" w:firstColumn="1" w:lastColumn="0" w:noHBand="0" w:noVBand="1"/>
       </w:tblPr>
       <w:tblGrid>
@@ -20340,12 +18643,6 @@
         <w:gridCol w:w="7026"/>
       </w:tblGrid>
       <w:tr>
-        <w:tblPrEx>
-          <w:tblCellMar>
-            <w:top w:w="0" w:type="dxa"/>
-            <w:bottom w:w="0" w:type="dxa"/>
-          </w:tblCellMar>
-        </w:tblPrEx>
         <w:tc>
           <w:tcPr>
             <w:tcW w:w="2000" w:type="dxa"/>
@@ -20530,12 +18827,6 @@
         </w:tc>
       </w:tr>
       <w:tr>
-        <w:tblPrEx>
-          <w:tblCellMar>
-            <w:top w:w="0" w:type="dxa"/>
-            <w:bottom w:w="0" w:type="dxa"/>
-          </w:tblCellMar>
-        </w:tblPrEx>
         <w:tc>
           <w:tcPr>
             <w:tcW w:w="2000" w:type="dxa"/>
@@ -20601,12 +18892,6 @@
         </w:tc>
       </w:tr>
       <w:tr>
-        <w:tblPrEx>
-          <w:tblCellMar>
-            <w:top w:w="0" w:type="dxa"/>
-            <w:bottom w:w="0" w:type="dxa"/>
-          </w:tblCellMar>
-        </w:tblPrEx>
         <w:tc>
           <w:tcPr>
             <w:tcW w:w="2000" w:type="dxa"/>
@@ -20672,12 +18957,6 @@
         </w:tc>
       </w:tr>
       <w:tr>
-        <w:tblPrEx>
-          <w:tblCellMar>
-            <w:top w:w="0" w:type="dxa"/>
-            <w:bottom w:w="0" w:type="dxa"/>
-          </w:tblCellMar>
-        </w:tblPrEx>
         <w:tc>
           <w:tcPr>
             <w:tcW w:w="2000" w:type="dxa"/>
@@ -20744,12 +19023,6 @@
         </w:tc>
       </w:tr>
       <w:tr>
-        <w:tblPrEx>
-          <w:tblCellMar>
-            <w:top w:w="0" w:type="dxa"/>
-            <w:bottom w:w="0" w:type="dxa"/>
-          </w:tblCellMar>
-        </w:tblPrEx>
         <w:tc>
           <w:tcPr>
             <w:tcW w:w="2000" w:type="dxa"/>
@@ -20824,12 +19097,6 @@
         </w:tc>
       </w:tr>
       <w:tr>
-        <w:tblPrEx>
-          <w:tblCellMar>
-            <w:top w:w="0" w:type="dxa"/>
-            <w:bottom w:w="0" w:type="dxa"/>
-          </w:tblCellMar>
-        </w:tblPrEx>
         <w:tc>
           <w:tcPr>
             <w:tcW w:w="2000" w:type="dxa"/>
@@ -20905,7 +19172,7 @@
         <w:pStyle w:val="Heading2"/>
         <w:spacing w:before="240"/>
       </w:pPr>
-      <w:bookmarkStart w:id="8" w:name="_Toc242034501"/>
+      <w:bookmarkStart w:id="8" w:name="_Toc243855161"/>
       <w:r>
         <w:t>4.4 Processed data (data/processed/)</w:t>
       </w:r>
@@ -20949,10 +19216,6 @@
           <w:insideV w:val="single" w:sz="4" w:space="0" w:color="auto"/>
         </w:tblBorders>
         <w:tblLayout w:type="fixed"/>
-        <w:tblCellMar>
-          <w:left w:w="10" w:type="dxa"/>
-          <w:right w:w="10" w:type="dxa"/>
-        </w:tblCellMar>
         <w:tblLook w:val="04A0" w:firstRow="1" w:lastRow="0" w:firstColumn="1" w:lastColumn="0" w:noHBand="0" w:noVBand="1"/>
       </w:tblPr>
       <w:tblGrid>
@@ -20960,12 +19223,6 @@
         <w:gridCol w:w="7026"/>
       </w:tblGrid>
       <w:tr>
-        <w:tblPrEx>
-          <w:tblCellMar>
-            <w:top w:w="0" w:type="dxa"/>
-            <w:bottom w:w="0" w:type="dxa"/>
-          </w:tblCellMar>
-        </w:tblPrEx>
         <w:tc>
           <w:tcPr>
             <w:tcW w:w="2000" w:type="dxa"/>
@@ -21082,12 +19339,6 @@
         </w:tc>
       </w:tr>
       <w:tr>
-        <w:tblPrEx>
-          <w:tblCellMar>
-            <w:top w:w="0" w:type="dxa"/>
-            <w:bottom w:w="0" w:type="dxa"/>
-          </w:tblCellMar>
-        </w:tblPrEx>
         <w:tc>
           <w:tcPr>
             <w:tcW w:w="2000" w:type="dxa"/>
@@ -21153,12 +19404,6 @@
         </w:tc>
       </w:tr>
       <w:tr>
-        <w:tblPrEx>
-          <w:tblCellMar>
-            <w:top w:w="0" w:type="dxa"/>
-            <w:bottom w:w="0" w:type="dxa"/>
-          </w:tblCellMar>
-        </w:tblPrEx>
         <w:tc>
           <w:tcPr>
             <w:tcW w:w="2000" w:type="dxa"/>
@@ -21224,12 +19469,6 @@
         </w:tc>
       </w:tr>
       <w:tr>
-        <w:tblPrEx>
-          <w:tblCellMar>
-            <w:top w:w="0" w:type="dxa"/>
-            <w:bottom w:w="0" w:type="dxa"/>
-          </w:tblCellMar>
-        </w:tblPrEx>
         <w:tc>
           <w:tcPr>
             <w:tcW w:w="2000" w:type="dxa"/>
@@ -21296,12 +19535,6 @@
         </w:tc>
       </w:tr>
       <w:tr>
-        <w:tblPrEx>
-          <w:tblCellMar>
-            <w:top w:w="0" w:type="dxa"/>
-            <w:bottom w:w="0" w:type="dxa"/>
-          </w:tblCellMar>
-        </w:tblPrEx>
         <w:tc>
           <w:tcPr>
             <w:tcW w:w="2000" w:type="dxa"/>
@@ -21368,12 +19601,6 @@
         </w:tc>
       </w:tr>
       <w:tr>
-        <w:tblPrEx>
-          <w:tblCellMar>
-            <w:top w:w="0" w:type="dxa"/>
-            <w:bottom w:w="0" w:type="dxa"/>
-          </w:tblCellMar>
-        </w:tblPrEx>
         <w:tc>
           <w:tcPr>
             <w:tcW w:w="2000" w:type="dxa"/>
@@ -21472,10 +19699,6 @@
           <w:insideV w:val="single" w:sz="4" w:space="0" w:color="auto"/>
         </w:tblBorders>
         <w:tblLayout w:type="fixed"/>
-        <w:tblCellMar>
-          <w:left w:w="10" w:type="dxa"/>
-          <w:right w:w="10" w:type="dxa"/>
-        </w:tblCellMar>
         <w:tblLook w:val="04A0" w:firstRow="1" w:lastRow="0" w:firstColumn="1" w:lastColumn="0" w:noHBand="0" w:noVBand="1"/>
       </w:tblPr>
       <w:tblGrid>
@@ -21483,12 +19706,6 @@
         <w:gridCol w:w="7026"/>
       </w:tblGrid>
       <w:tr>
-        <w:tblPrEx>
-          <w:tblCellMar>
-            <w:top w:w="0" w:type="dxa"/>
-            <w:bottom w:w="0" w:type="dxa"/>
-          </w:tblCellMar>
-        </w:tblPrEx>
         <w:tc>
           <w:tcPr>
             <w:tcW w:w="2000" w:type="dxa"/>
@@ -21554,12 +19771,6 @@
         </w:tc>
       </w:tr>
       <w:tr>
-        <w:tblPrEx>
-          <w:tblCellMar>
-            <w:top w:w="0" w:type="dxa"/>
-            <w:bottom w:w="0" w:type="dxa"/>
-          </w:tblCellMar>
-        </w:tblPrEx>
         <w:tc>
           <w:tcPr>
             <w:tcW w:w="2000" w:type="dxa"/>
@@ -21625,12 +19836,6 @@
         </w:tc>
       </w:tr>
       <w:tr>
-        <w:tblPrEx>
-          <w:tblCellMar>
-            <w:top w:w="0" w:type="dxa"/>
-            <w:bottom w:w="0" w:type="dxa"/>
-          </w:tblCellMar>
-        </w:tblPrEx>
         <w:tc>
           <w:tcPr>
             <w:tcW w:w="2000" w:type="dxa"/>
@@ -21696,12 +19901,6 @@
         </w:tc>
       </w:tr>
       <w:tr>
-        <w:tblPrEx>
-          <w:tblCellMar>
-            <w:top w:w="0" w:type="dxa"/>
-            <w:bottom w:w="0" w:type="dxa"/>
-          </w:tblCellMar>
-        </w:tblPrEx>
         <w:tc>
           <w:tcPr>
             <w:tcW w:w="2000" w:type="dxa"/>
@@ -21768,12 +19967,6 @@
         </w:tc>
       </w:tr>
       <w:tr>
-        <w:tblPrEx>
-          <w:tblCellMar>
-            <w:top w:w="0" w:type="dxa"/>
-            <w:bottom w:w="0" w:type="dxa"/>
-          </w:tblCellMar>
-        </w:tblPrEx>
         <w:tc>
           <w:tcPr>
             <w:tcW w:w="2000" w:type="dxa"/>
@@ -21839,12 +20032,6 @@
         </w:tc>
       </w:tr>
       <w:tr>
-        <w:tblPrEx>
-          <w:tblCellMar>
-            <w:top w:w="0" w:type="dxa"/>
-            <w:bottom w:w="0" w:type="dxa"/>
-          </w:tblCellMar>
-        </w:tblPrEx>
         <w:tc>
           <w:tcPr>
             <w:tcW w:w="2000" w:type="dxa"/>
@@ -21942,10 +20129,6 @@
           <w:insideV w:val="single" w:sz="4" w:space="0" w:color="auto"/>
         </w:tblBorders>
         <w:tblLayout w:type="fixed"/>
-        <w:tblCellMar>
-          <w:left w:w="10" w:type="dxa"/>
-          <w:right w:w="10" w:type="dxa"/>
-        </w:tblCellMar>
         <w:tblLook w:val="04A0" w:firstRow="1" w:lastRow="0" w:firstColumn="1" w:lastColumn="0" w:noHBand="0" w:noVBand="1"/>
       </w:tblPr>
       <w:tblGrid>
@@ -21953,12 +20136,6 @@
         <w:gridCol w:w="7026"/>
       </w:tblGrid>
       <w:tr>
-        <w:tblPrEx>
-          <w:tblCellMar>
-            <w:top w:w="0" w:type="dxa"/>
-            <w:bottom w:w="0" w:type="dxa"/>
-          </w:tblCellMar>
-        </w:tblPrEx>
         <w:tc>
           <w:tcPr>
             <w:tcW w:w="2000" w:type="dxa"/>
@@ -22126,12 +20303,6 @@
         </w:tc>
       </w:tr>
       <w:tr>
-        <w:tblPrEx>
-          <w:tblCellMar>
-            <w:top w:w="0" w:type="dxa"/>
-            <w:bottom w:w="0" w:type="dxa"/>
-          </w:tblCellMar>
-        </w:tblPrEx>
         <w:tc>
           <w:tcPr>
             <w:tcW w:w="2000" w:type="dxa"/>
@@ -22197,12 +20368,6 @@
         </w:tc>
       </w:tr>
       <w:tr>
-        <w:tblPrEx>
-          <w:tblCellMar>
-            <w:top w:w="0" w:type="dxa"/>
-            <w:bottom w:w="0" w:type="dxa"/>
-          </w:tblCellMar>
-        </w:tblPrEx>
         <w:tc>
           <w:tcPr>
             <w:tcW w:w="2000" w:type="dxa"/>
@@ -22268,12 +20433,6 @@
         </w:tc>
       </w:tr>
       <w:tr>
-        <w:tblPrEx>
-          <w:tblCellMar>
-            <w:top w:w="0" w:type="dxa"/>
-            <w:bottom w:w="0" w:type="dxa"/>
-          </w:tblCellMar>
-        </w:tblPrEx>
         <w:tc>
           <w:tcPr>
             <w:tcW w:w="2000" w:type="dxa"/>
@@ -22340,12 +20499,6 @@
         </w:tc>
       </w:tr>
       <w:tr>
-        <w:tblPrEx>
-          <w:tblCellMar>
-            <w:top w:w="0" w:type="dxa"/>
-            <w:bottom w:w="0" w:type="dxa"/>
-          </w:tblCellMar>
-        </w:tblPrEx>
         <w:tc>
           <w:tcPr>
             <w:tcW w:w="2000" w:type="dxa"/>
@@ -22429,12 +20582,6 @@
         </w:tc>
       </w:tr>
       <w:tr>
-        <w:tblPrEx>
-          <w:tblCellMar>
-            <w:top w:w="0" w:type="dxa"/>
-            <w:bottom w:w="0" w:type="dxa"/>
-          </w:tblCellMar>
-        </w:tblPrEx>
         <w:tc>
           <w:tcPr>
             <w:tcW w:w="2000" w:type="dxa"/>
@@ -22532,10 +20679,6 @@
           <w:insideV w:val="single" w:sz="4" w:space="0" w:color="auto"/>
         </w:tblBorders>
         <w:tblLayout w:type="fixed"/>
-        <w:tblCellMar>
-          <w:left w:w="10" w:type="dxa"/>
-          <w:right w:w="10" w:type="dxa"/>
-        </w:tblCellMar>
         <w:tblLook w:val="04A0" w:firstRow="1" w:lastRow="0" w:firstColumn="1" w:lastColumn="0" w:noHBand="0" w:noVBand="1"/>
       </w:tblPr>
       <w:tblGrid>
@@ -22543,12 +20686,6 @@
         <w:gridCol w:w="7026"/>
       </w:tblGrid>
       <w:tr>
-        <w:tblPrEx>
-          <w:tblCellMar>
-            <w:top w:w="0" w:type="dxa"/>
-            <w:bottom w:w="0" w:type="dxa"/>
-          </w:tblCellMar>
-        </w:tblPrEx>
         <w:tc>
           <w:tcPr>
             <w:tcW w:w="2000" w:type="dxa"/>
@@ -22920,12 +21057,6 @@
         </w:tc>
       </w:tr>
       <w:tr>
-        <w:tblPrEx>
-          <w:tblCellMar>
-            <w:top w:w="0" w:type="dxa"/>
-            <w:bottom w:w="0" w:type="dxa"/>
-          </w:tblCellMar>
-        </w:tblPrEx>
         <w:tc>
           <w:tcPr>
             <w:tcW w:w="2000" w:type="dxa"/>
@@ -22991,12 +21122,6 @@
         </w:tc>
       </w:tr>
       <w:tr>
-        <w:tblPrEx>
-          <w:tblCellMar>
-            <w:top w:w="0" w:type="dxa"/>
-            <w:bottom w:w="0" w:type="dxa"/>
-          </w:tblCellMar>
-        </w:tblPrEx>
         <w:tc>
           <w:tcPr>
             <w:tcW w:w="2000" w:type="dxa"/>
@@ -23062,12 +21187,6 @@
         </w:tc>
       </w:tr>
       <w:tr>
-        <w:tblPrEx>
-          <w:tblCellMar>
-            <w:top w:w="0" w:type="dxa"/>
-            <w:bottom w:w="0" w:type="dxa"/>
-          </w:tblCellMar>
-        </w:tblPrEx>
         <w:tc>
           <w:tcPr>
             <w:tcW w:w="2000" w:type="dxa"/>
@@ -23134,12 +21253,6 @@
         </w:tc>
       </w:tr>
       <w:tr>
-        <w:tblPrEx>
-          <w:tblCellMar>
-            <w:top w:w="0" w:type="dxa"/>
-            <w:bottom w:w="0" w:type="dxa"/>
-          </w:tblCellMar>
-        </w:tblPrEx>
         <w:tc>
           <w:tcPr>
             <w:tcW w:w="2000" w:type="dxa"/>
@@ -23240,12 +21353,6 @@
         </w:tc>
       </w:tr>
       <w:tr>
-        <w:tblPrEx>
-          <w:tblCellMar>
-            <w:top w:w="0" w:type="dxa"/>
-            <w:bottom w:w="0" w:type="dxa"/>
-          </w:tblCellMar>
-        </w:tblPrEx>
         <w:tc>
           <w:tcPr>
             <w:tcW w:w="2000" w:type="dxa"/>
@@ -23343,10 +21450,6 @@
           <w:insideV w:val="single" w:sz="4" w:space="0" w:color="auto"/>
         </w:tblBorders>
         <w:tblLayout w:type="fixed"/>
-        <w:tblCellMar>
-          <w:left w:w="10" w:type="dxa"/>
-          <w:right w:w="10" w:type="dxa"/>
-        </w:tblCellMar>
         <w:tblLook w:val="04A0" w:firstRow="1" w:lastRow="0" w:firstColumn="1" w:lastColumn="0" w:noHBand="0" w:noVBand="1"/>
       </w:tblPr>
       <w:tblGrid>
@@ -23354,12 +21457,6 @@
         <w:gridCol w:w="7026"/>
       </w:tblGrid>
       <w:tr>
-        <w:tblPrEx>
-          <w:tblCellMar>
-            <w:top w:w="0" w:type="dxa"/>
-            <w:bottom w:w="0" w:type="dxa"/>
-          </w:tblCellMar>
-        </w:tblPrEx>
         <w:tc>
           <w:tcPr>
             <w:tcW w:w="2000" w:type="dxa"/>
@@ -23442,12 +21539,6 @@
         </w:tc>
       </w:tr>
       <w:tr>
-        <w:tblPrEx>
-          <w:tblCellMar>
-            <w:top w:w="0" w:type="dxa"/>
-            <w:bottom w:w="0" w:type="dxa"/>
-          </w:tblCellMar>
-        </w:tblPrEx>
         <w:tc>
           <w:tcPr>
             <w:tcW w:w="2000" w:type="dxa"/>
@@ -23513,12 +21604,6 @@
         </w:tc>
       </w:tr>
       <w:tr>
-        <w:tblPrEx>
-          <w:tblCellMar>
-            <w:top w:w="0" w:type="dxa"/>
-            <w:bottom w:w="0" w:type="dxa"/>
-          </w:tblCellMar>
-        </w:tblPrEx>
         <w:tc>
           <w:tcPr>
             <w:tcW w:w="2000" w:type="dxa"/>
@@ -23585,12 +21670,6 @@
         </w:tc>
       </w:tr>
       <w:tr>
-        <w:tblPrEx>
-          <w:tblCellMar>
-            <w:top w:w="0" w:type="dxa"/>
-            <w:bottom w:w="0" w:type="dxa"/>
-          </w:tblCellMar>
-        </w:tblPrEx>
         <w:tc>
           <w:tcPr>
             <w:tcW w:w="2000" w:type="dxa"/>
@@ -23657,12 +21736,6 @@
         </w:tc>
       </w:tr>
       <w:tr>
-        <w:tblPrEx>
-          <w:tblCellMar>
-            <w:top w:w="0" w:type="dxa"/>
-            <w:bottom w:w="0" w:type="dxa"/>
-          </w:tblCellMar>
-        </w:tblPrEx>
         <w:tc>
           <w:tcPr>
             <w:tcW w:w="2000" w:type="dxa"/>
@@ -23728,12 +21801,6 @@
         </w:tc>
       </w:tr>
       <w:tr>
-        <w:tblPrEx>
-          <w:tblCellMar>
-            <w:top w:w="0" w:type="dxa"/>
-            <w:bottom w:w="0" w:type="dxa"/>
-          </w:tblCellMar>
-        </w:tblPrEx>
         <w:tc>
           <w:tcPr>
             <w:tcW w:w="2000" w:type="dxa"/>
@@ -23831,10 +21898,6 @@
           <w:insideV w:val="single" w:sz="4" w:space="0" w:color="auto"/>
         </w:tblBorders>
         <w:tblLayout w:type="fixed"/>
-        <w:tblCellMar>
-          <w:left w:w="10" w:type="dxa"/>
-          <w:right w:w="10" w:type="dxa"/>
-        </w:tblCellMar>
         <w:tblLook w:val="04A0" w:firstRow="1" w:lastRow="0" w:firstColumn="1" w:lastColumn="0" w:noHBand="0" w:noVBand="1"/>
       </w:tblPr>
       <w:tblGrid>
@@ -23842,12 +21905,6 @@
         <w:gridCol w:w="7026"/>
       </w:tblGrid>
       <w:tr>
-        <w:tblPrEx>
-          <w:tblCellMar>
-            <w:top w:w="0" w:type="dxa"/>
-            <w:bottom w:w="0" w:type="dxa"/>
-          </w:tblCellMar>
-        </w:tblPrEx>
         <w:tc>
           <w:tcPr>
             <w:tcW w:w="2000" w:type="dxa"/>
@@ -24202,12 +22259,6 @@
         </w:tc>
       </w:tr>
       <w:tr>
-        <w:tblPrEx>
-          <w:tblCellMar>
-            <w:top w:w="0" w:type="dxa"/>
-            <w:bottom w:w="0" w:type="dxa"/>
-          </w:tblCellMar>
-        </w:tblPrEx>
         <w:tc>
           <w:tcPr>
             <w:tcW w:w="2000" w:type="dxa"/>
@@ -24273,12 +22324,6 @@
         </w:tc>
       </w:tr>
       <w:tr>
-        <w:tblPrEx>
-          <w:tblCellMar>
-            <w:top w:w="0" w:type="dxa"/>
-            <w:bottom w:w="0" w:type="dxa"/>
-          </w:tblCellMar>
-        </w:tblPrEx>
         <w:tc>
           <w:tcPr>
             <w:tcW w:w="2000" w:type="dxa"/>
@@ -24344,12 +22389,6 @@
         </w:tc>
       </w:tr>
       <w:tr>
-        <w:tblPrEx>
-          <w:tblCellMar>
-            <w:top w:w="0" w:type="dxa"/>
-            <w:bottom w:w="0" w:type="dxa"/>
-          </w:tblCellMar>
-        </w:tblPrEx>
         <w:tc>
           <w:tcPr>
             <w:tcW w:w="2000" w:type="dxa"/>
@@ -24416,12 +22455,6 @@
         </w:tc>
       </w:tr>
       <w:tr>
-        <w:tblPrEx>
-          <w:tblCellMar>
-            <w:top w:w="0" w:type="dxa"/>
-            <w:bottom w:w="0" w:type="dxa"/>
-          </w:tblCellMar>
-        </w:tblPrEx>
         <w:tc>
           <w:tcPr>
             <w:tcW w:w="2000" w:type="dxa"/>
@@ -24496,12 +22529,6 @@
         </w:tc>
       </w:tr>
       <w:tr>
-        <w:tblPrEx>
-          <w:tblCellMar>
-            <w:top w:w="0" w:type="dxa"/>
-            <w:bottom w:w="0" w:type="dxa"/>
-          </w:tblCellMar>
-        </w:tblPrEx>
         <w:tc>
           <w:tcPr>
             <w:tcW w:w="2000" w:type="dxa"/>
@@ -24599,10 +22626,6 @@
           <w:insideV w:val="single" w:sz="4" w:space="0" w:color="auto"/>
         </w:tblBorders>
         <w:tblLayout w:type="fixed"/>
-        <w:tblCellMar>
-          <w:left w:w="10" w:type="dxa"/>
-          <w:right w:w="10" w:type="dxa"/>
-        </w:tblCellMar>
         <w:tblLook w:val="04A0" w:firstRow="1" w:lastRow="0" w:firstColumn="1" w:lastColumn="0" w:noHBand="0" w:noVBand="1"/>
       </w:tblPr>
       <w:tblGrid>
@@ -24610,12 +22633,6 @@
         <w:gridCol w:w="7026"/>
       </w:tblGrid>
       <w:tr>
-        <w:tblPrEx>
-          <w:tblCellMar>
-            <w:top w:w="0" w:type="dxa"/>
-            <w:bottom w:w="0" w:type="dxa"/>
-          </w:tblCellMar>
-        </w:tblPrEx>
         <w:tc>
           <w:tcPr>
             <w:tcW w:w="2000" w:type="dxa"/>
@@ -24698,12 +22715,6 @@
         </w:tc>
       </w:tr>
       <w:tr>
-        <w:tblPrEx>
-          <w:tblCellMar>
-            <w:top w:w="0" w:type="dxa"/>
-            <w:bottom w:w="0" w:type="dxa"/>
-          </w:tblCellMar>
-        </w:tblPrEx>
         <w:tc>
           <w:tcPr>
             <w:tcW w:w="2000" w:type="dxa"/>
@@ -24769,12 +22780,6 @@
         </w:tc>
       </w:tr>
       <w:tr>
-        <w:tblPrEx>
-          <w:tblCellMar>
-            <w:top w:w="0" w:type="dxa"/>
-            <w:bottom w:w="0" w:type="dxa"/>
-          </w:tblCellMar>
-        </w:tblPrEx>
         <w:tc>
           <w:tcPr>
             <w:tcW w:w="2000" w:type="dxa"/>
@@ -24840,12 +22845,6 @@
         </w:tc>
       </w:tr>
       <w:tr>
-        <w:tblPrEx>
-          <w:tblCellMar>
-            <w:top w:w="0" w:type="dxa"/>
-            <w:bottom w:w="0" w:type="dxa"/>
-          </w:tblCellMar>
-        </w:tblPrEx>
         <w:tc>
           <w:tcPr>
             <w:tcW w:w="2000" w:type="dxa"/>
@@ -24912,12 +22911,6 @@
         </w:tc>
       </w:tr>
       <w:tr>
-        <w:tblPrEx>
-          <w:tblCellMar>
-            <w:top w:w="0" w:type="dxa"/>
-            <w:bottom w:w="0" w:type="dxa"/>
-          </w:tblCellMar>
-        </w:tblPrEx>
         <w:tc>
           <w:tcPr>
             <w:tcW w:w="2000" w:type="dxa"/>
@@ -24983,12 +22976,6 @@
         </w:tc>
       </w:tr>
       <w:tr>
-        <w:tblPrEx>
-          <w:tblCellMar>
-            <w:top w:w="0" w:type="dxa"/>
-            <w:bottom w:w="0" w:type="dxa"/>
-          </w:tblCellMar>
-        </w:tblPrEx>
         <w:tc>
           <w:tcPr>
             <w:tcW w:w="2000" w:type="dxa"/>
@@ -25068,7 +23055,7 @@
       <w:pPr>
         <w:pStyle w:val="Heading1"/>
       </w:pPr>
-      <w:bookmarkStart w:id="9" w:name="_Toc242034502"/>
+      <w:bookmarkStart w:id="9" w:name="_Toc243855162"/>
       <w:r>
         <w:lastRenderedPageBreak/>
         <w:t>5. Output files (reports/)</w:t>
@@ -25080,7 +23067,7 @@
         <w:pStyle w:val="Heading2"/>
         <w:spacing w:before="240"/>
       </w:pPr>
-      <w:bookmarkStart w:id="10" w:name="_Toc242034503"/>
+      <w:bookmarkStart w:id="10" w:name="_Toc243855163"/>
       <w:r>
         <w:t>5.1 Figures (reports/figures/)</w:t>
       </w:r>
@@ -25124,10 +23111,6 @@
           <w:insideV w:val="single" w:sz="4" w:space="0" w:color="auto"/>
         </w:tblBorders>
         <w:tblLayout w:type="fixed"/>
-        <w:tblCellMar>
-          <w:left w:w="10" w:type="dxa"/>
-          <w:right w:w="10" w:type="dxa"/>
-        </w:tblCellMar>
         <w:tblLook w:val="04A0" w:firstRow="1" w:lastRow="0" w:firstColumn="1" w:lastColumn="0" w:noHBand="0" w:noVBand="1"/>
       </w:tblPr>
       <w:tblGrid>
@@ -25137,12 +23120,6 @@
         <w:gridCol w:w="1500"/>
       </w:tblGrid>
       <w:tr>
-        <w:tblPrEx>
-          <w:tblCellMar>
-            <w:top w:w="0" w:type="dxa"/>
-            <w:bottom w:w="0" w:type="dxa"/>
-          </w:tblCellMar>
-        </w:tblPrEx>
         <w:trPr>
           <w:tblHeader/>
         </w:trPr>
@@ -25280,12 +23257,6 @@
         </w:tc>
       </w:tr>
       <w:tr>
-        <w:tblPrEx>
-          <w:tblCellMar>
-            <w:top w:w="0" w:type="dxa"/>
-            <w:bottom w:w="0" w:type="dxa"/>
-          </w:tblCellMar>
-        </w:tblPrEx>
         <w:tc>
           <w:tcPr>
             <w:tcW w:w="2500" w:type="dxa"/>
@@ -25428,12 +23399,6 @@
         </w:tc>
       </w:tr>
       <w:tr>
-        <w:tblPrEx>
-          <w:tblCellMar>
-            <w:top w:w="0" w:type="dxa"/>
-            <w:bottom w:w="0" w:type="dxa"/>
-          </w:tblCellMar>
-        </w:tblPrEx>
         <w:tc>
           <w:tcPr>
             <w:tcW w:w="2500" w:type="dxa"/>
@@ -25559,12 +23524,6 @@
         </w:tc>
       </w:tr>
       <w:tr>
-        <w:tblPrEx>
-          <w:tblCellMar>
-            <w:top w:w="0" w:type="dxa"/>
-            <w:bottom w:w="0" w:type="dxa"/>
-          </w:tblCellMar>
-        </w:tblPrEx>
         <w:tc>
           <w:tcPr>
             <w:tcW w:w="2500" w:type="dxa"/>
@@ -25690,12 +23649,6 @@
         </w:tc>
       </w:tr>
       <w:tr>
-        <w:tblPrEx>
-          <w:tblCellMar>
-            <w:top w:w="0" w:type="dxa"/>
-            <w:bottom w:w="0" w:type="dxa"/>
-          </w:tblCellMar>
-        </w:tblPrEx>
         <w:tc>
           <w:tcPr>
             <w:tcW w:w="2500" w:type="dxa"/>
@@ -25821,12 +23774,6 @@
         </w:tc>
       </w:tr>
       <w:tr>
-        <w:tblPrEx>
-          <w:tblCellMar>
-            <w:top w:w="0" w:type="dxa"/>
-            <w:bottom w:w="0" w:type="dxa"/>
-          </w:tblCellMar>
-        </w:tblPrEx>
         <w:tc>
           <w:tcPr>
             <w:tcW w:w="2500" w:type="dxa"/>
@@ -25952,12 +23899,6 @@
         </w:tc>
       </w:tr>
       <w:tr>
-        <w:tblPrEx>
-          <w:tblCellMar>
-            <w:top w:w="0" w:type="dxa"/>
-            <w:bottom w:w="0" w:type="dxa"/>
-          </w:tblCellMar>
-        </w:tblPrEx>
         <w:tc>
           <w:tcPr>
             <w:tcW w:w="2500" w:type="dxa"/>
@@ -26088,7 +24029,7 @@
         <w:pStyle w:val="Heading2"/>
         <w:spacing w:before="240"/>
       </w:pPr>
-      <w:bookmarkStart w:id="11" w:name="_Toc242034504"/>
+      <w:bookmarkStart w:id="11" w:name="_Toc243855164"/>
       <w:r>
         <w:t>5.2 Tables (reports/tables/)</w:t>
       </w:r>
@@ -26117,10 +24058,6 @@
           <w:insideV w:val="single" w:sz="4" w:space="0" w:color="auto"/>
         </w:tblBorders>
         <w:tblLayout w:type="fixed"/>
-        <w:tblCellMar>
-          <w:left w:w="10" w:type="dxa"/>
-          <w:right w:w="10" w:type="dxa"/>
-        </w:tblCellMar>
         <w:tblLook w:val="04A0" w:firstRow="1" w:lastRow="0" w:firstColumn="1" w:lastColumn="0" w:noHBand="0" w:noVBand="1"/>
       </w:tblPr>
       <w:tblGrid>
@@ -26129,12 +24066,6 @@
         <w:gridCol w:w="2000"/>
       </w:tblGrid>
       <w:tr>
-        <w:tblPrEx>
-          <w:tblCellMar>
-            <w:top w:w="0" w:type="dxa"/>
-            <w:bottom w:w="0" w:type="dxa"/>
-          </w:tblCellMar>
-        </w:tblPrEx>
         <w:trPr>
           <w:tblHeader/>
         </w:trPr>
@@ -26239,12 +24170,6 @@
         </w:tc>
       </w:tr>
       <w:tr>
-        <w:tblPrEx>
-          <w:tblCellMar>
-            <w:top w:w="0" w:type="dxa"/>
-            <w:bottom w:w="0" w:type="dxa"/>
-          </w:tblCellMar>
-        </w:tblPrEx>
         <w:tc>
           <w:tcPr>
             <w:tcW w:w="3100" w:type="dxa"/>
@@ -26356,12 +24281,6 @@
         </w:tc>
       </w:tr>
       <w:tr>
-        <w:tblPrEx>
-          <w:tblCellMar>
-            <w:top w:w="0" w:type="dxa"/>
-            <w:bottom w:w="0" w:type="dxa"/>
-          </w:tblCellMar>
-        </w:tblPrEx>
         <w:tc>
           <w:tcPr>
             <w:tcW w:w="3100" w:type="dxa"/>
@@ -26456,12 +24375,6 @@
         </w:tc>
       </w:tr>
       <w:tr>
-        <w:tblPrEx>
-          <w:tblCellMar>
-            <w:top w:w="0" w:type="dxa"/>
-            <w:bottom w:w="0" w:type="dxa"/>
-          </w:tblCellMar>
-        </w:tblPrEx>
         <w:tc>
           <w:tcPr>
             <w:tcW w:w="3100" w:type="dxa"/>
@@ -26573,12 +24486,6 @@
         </w:tc>
       </w:tr>
       <w:tr>
-        <w:tblPrEx>
-          <w:tblCellMar>
-            <w:top w:w="0" w:type="dxa"/>
-            <w:bottom w:w="0" w:type="dxa"/>
-          </w:tblCellMar>
-        </w:tblPrEx>
         <w:tc>
           <w:tcPr>
             <w:tcW w:w="3100" w:type="dxa"/>
@@ -26690,12 +24597,6 @@
         </w:tc>
       </w:tr>
       <w:tr>
-        <w:tblPrEx>
-          <w:tblCellMar>
-            <w:top w:w="0" w:type="dxa"/>
-            <w:bottom w:w="0" w:type="dxa"/>
-          </w:tblCellMar>
-        </w:tblPrEx>
         <w:tc>
           <w:tcPr>
             <w:tcW w:w="3100" w:type="dxa"/>
@@ -26807,12 +24708,6 @@
         </w:tc>
       </w:tr>
       <w:tr>
-        <w:tblPrEx>
-          <w:tblCellMar>
-            <w:top w:w="0" w:type="dxa"/>
-            <w:bottom w:w="0" w:type="dxa"/>
-          </w:tblCellMar>
-        </w:tblPrEx>
         <w:tc>
           <w:tcPr>
             <w:tcW w:w="3100" w:type="dxa"/>
@@ -26907,12 +24802,6 @@
         </w:tc>
       </w:tr>
       <w:tr>
-        <w:tblPrEx>
-          <w:tblCellMar>
-            <w:top w:w="0" w:type="dxa"/>
-            <w:bottom w:w="0" w:type="dxa"/>
-          </w:tblCellMar>
-        </w:tblPrEx>
         <w:tc>
           <w:tcPr>
             <w:tcW w:w="3100" w:type="dxa"/>
@@ -27007,12 +24896,6 @@
         </w:tc>
       </w:tr>
       <w:tr>
-        <w:tblPrEx>
-          <w:tblCellMar>
-            <w:top w:w="0" w:type="dxa"/>
-            <w:bottom w:w="0" w:type="dxa"/>
-          </w:tblCellMar>
-        </w:tblPrEx>
         <w:tc>
           <w:tcPr>
             <w:tcW w:w="3100" w:type="dxa"/>
@@ -27107,12 +24990,6 @@
         </w:tc>
       </w:tr>
       <w:tr>
-        <w:tblPrEx>
-          <w:tblCellMar>
-            <w:top w:w="0" w:type="dxa"/>
-            <w:bottom w:w="0" w:type="dxa"/>
-          </w:tblCellMar>
-        </w:tblPrEx>
         <w:tc>
           <w:tcPr>
             <w:tcW w:w="3100" w:type="dxa"/>
@@ -27207,12 +25084,6 @@
         </w:tc>
       </w:tr>
       <w:tr>
-        <w:tblPrEx>
-          <w:tblCellMar>
-            <w:top w:w="0" w:type="dxa"/>
-            <w:bottom w:w="0" w:type="dxa"/>
-          </w:tblCellMar>
-        </w:tblPrEx>
         <w:tc>
           <w:tcPr>
             <w:tcW w:w="3100" w:type="dxa"/>
@@ -27324,12 +25195,6 @@
         </w:tc>
       </w:tr>
       <w:tr>
-        <w:tblPrEx>
-          <w:tblCellMar>
-            <w:top w:w="0" w:type="dxa"/>
-            <w:bottom w:w="0" w:type="dxa"/>
-          </w:tblCellMar>
-        </w:tblPrEx>
         <w:tc>
           <w:tcPr>
             <w:tcW w:w="3100" w:type="dxa"/>
@@ -27432,12 +25297,6 @@
         </w:tc>
       </w:tr>
       <w:tr>
-        <w:tblPrEx>
-          <w:tblCellMar>
-            <w:top w:w="0" w:type="dxa"/>
-            <w:bottom w:w="0" w:type="dxa"/>
-          </w:tblCellMar>
-        </w:tblPrEx>
         <w:tc>
           <w:tcPr>
             <w:tcW w:w="3100" w:type="dxa"/>
@@ -27541,12 +25400,6 @@
         </w:tc>
       </w:tr>
       <w:tr>
-        <w:tblPrEx>
-          <w:tblCellMar>
-            <w:top w:w="0" w:type="dxa"/>
-            <w:bottom w:w="0" w:type="dxa"/>
-          </w:tblCellMar>
-        </w:tblPrEx>
         <w:tc>
           <w:tcPr>
             <w:tcW w:w="3100" w:type="dxa"/>
@@ -27641,12 +25494,6 @@
         </w:tc>
       </w:tr>
       <w:tr>
-        <w:tblPrEx>
-          <w:tblCellMar>
-            <w:top w:w="0" w:type="dxa"/>
-            <w:bottom w:w="0" w:type="dxa"/>
-          </w:tblCellMar>
-        </w:tblPrEx>
         <w:tc>
           <w:tcPr>
             <w:tcW w:w="3100" w:type="dxa"/>
@@ -27749,12 +25596,6 @@
         </w:tc>
       </w:tr>
       <w:tr>
-        <w:tblPrEx>
-          <w:tblCellMar>
-            <w:top w:w="0" w:type="dxa"/>
-            <w:bottom w:w="0" w:type="dxa"/>
-          </w:tblCellMar>
-        </w:tblPrEx>
         <w:tc>
           <w:tcPr>
             <w:tcW w:w="3100" w:type="dxa"/>
@@ -27857,12 +25698,6 @@
         </w:tc>
       </w:tr>
       <w:tr>
-        <w:tblPrEx>
-          <w:tblCellMar>
-            <w:top w:w="0" w:type="dxa"/>
-            <w:bottom w:w="0" w:type="dxa"/>
-          </w:tblCellMar>
-        </w:tblPrEx>
         <w:tc>
           <w:tcPr>
             <w:tcW w:w="3100" w:type="dxa"/>
@@ -27957,12 +25792,6 @@
         </w:tc>
       </w:tr>
       <w:tr>
-        <w:tblPrEx>
-          <w:tblCellMar>
-            <w:top w:w="0" w:type="dxa"/>
-            <w:bottom w:w="0" w:type="dxa"/>
-          </w:tblCellMar>
-        </w:tblPrEx>
         <w:tc>
           <w:tcPr>
             <w:tcW w:w="3100" w:type="dxa"/>
@@ -28061,7 +25890,7 @@
       <w:pPr>
         <w:pStyle w:val="Heading1"/>
       </w:pPr>
-      <w:bookmarkStart w:id="12" w:name="_Toc242034505"/>
+      <w:bookmarkStart w:id="12" w:name="_Toc243855165"/>
       <w:r>
         <w:t>6. Documentation, configuration and other files</w:t>
       </w:r>
@@ -28079,10 +25908,6 @@
           <w:insideV w:val="single" w:sz="4" w:space="0" w:color="auto"/>
         </w:tblBorders>
         <w:tblLayout w:type="fixed"/>
-        <w:tblCellMar>
-          <w:left w:w="10" w:type="dxa"/>
-          <w:right w:w="10" w:type="dxa"/>
-        </w:tblCellMar>
         <w:tblLook w:val="04A0" w:firstRow="1" w:lastRow="0" w:firstColumn="1" w:lastColumn="0" w:noHBand="0" w:noVBand="1"/>
       </w:tblPr>
       <w:tblGrid>
@@ -28092,12 +25917,6 @@
         <w:gridCol w:w="1000"/>
       </w:tblGrid>
       <w:tr>
-        <w:tblPrEx>
-          <w:tblCellMar>
-            <w:top w:w="0" w:type="dxa"/>
-            <w:bottom w:w="0" w:type="dxa"/>
-          </w:tblCellMar>
-        </w:tblPrEx>
         <w:trPr>
           <w:tblHeader/>
         </w:trPr>
@@ -28235,12 +26054,6 @@
         </w:tc>
       </w:tr>
       <w:tr>
-        <w:tblPrEx>
-          <w:tblCellMar>
-            <w:top w:w="0" w:type="dxa"/>
-            <w:bottom w:w="0" w:type="dxa"/>
-          </w:tblCellMar>
-        </w:tblPrEx>
         <w:tc>
           <w:tcPr>
             <w:tcW w:w="2700" w:type="dxa"/>
@@ -28268,7 +26081,41 @@
                 <w:sz w:val="15"/>
                 <w:szCs w:val="15"/>
               </w:rPr>
-              <w:t>CLAUDE.md</w:t>
+              <w:t>logs/spi_download_run.log</w:t>
+            </w:r>
+            <w:r>
+              <w:rPr>
+                <w:color w:val="1F1F1F"/>
+                <w:sz w:val="17"/>
+                <w:szCs w:val="17"/>
+              </w:rPr>
+              <w:t xml:space="preserve">, </w:t>
+            </w:r>
+            <w:r>
+              <w:rPr>
+                <w:rFonts w:ascii="Consolas" w:eastAsia="Consolas" w:hAnsi="Consolas" w:cs="Consolas"/>
+                <w:color w:val="1F1F1F"/>
+                <w:sz w:val="15"/>
+                <w:szCs w:val="15"/>
+              </w:rPr>
+              <w:t>logs/sbp_mps_run.log</w:t>
+            </w:r>
+            <w:r>
+              <w:rPr>
+                <w:color w:val="1F1F1F"/>
+                <w:sz w:val="17"/>
+                <w:szCs w:val="17"/>
+              </w:rPr>
+              <w:t xml:space="preserve">, </w:t>
+            </w:r>
+            <w:r>
+              <w:rPr>
+                <w:rFonts w:ascii="Consolas" w:eastAsia="Consolas" w:hAnsi="Consolas" w:cs="Consolas"/>
+                <w:color w:val="1F1F1F"/>
+                <w:sz w:val="15"/>
+                <w:szCs w:val="15"/>
+              </w:rPr>
+              <w:t>logs/insights_run.log</w:t>
             </w:r>
           </w:p>
         </w:tc>
@@ -28298,7 +26145,7 @@
                 <w:sz w:val="17"/>
                 <w:szCs w:val="17"/>
               </w:rPr>
-              <w:t>Project instructions: overview, chosen narrative, data facts, repository layout, conventions, milestone dates, session protocol.</w:t>
+              <w:t>Console output of the SPI downloader, the SBP scraper and the insights script (saved when output was redirected).</w:t>
             </w:r>
           </w:p>
         </w:tc>
@@ -28328,7 +26175,7 @@
                 <w:sz w:val="17"/>
                 <w:szCs w:val="17"/>
               </w:rPr>
-              <w:t>Edited by hand</w:t>
+              <w:t>The respective scripts</w:t>
             </w:r>
           </w:p>
         </w:tc>
@@ -28358,18 +26205,12 @@
                 <w:sz w:val="17"/>
                 <w:szCs w:val="17"/>
               </w:rPr>
-              <w:t>Committed</w:t>
+              <w:t>Not in git</w:t>
             </w:r>
           </w:p>
         </w:tc>
       </w:tr>
       <w:tr>
-        <w:tblPrEx>
-          <w:tblCellMar>
-            <w:top w:w="0" w:type="dxa"/>
-            <w:bottom w:w="0" w:type="dxa"/>
-          </w:tblCellMar>
-        </w:tblPrEx>
         <w:tc>
           <w:tcPr>
             <w:tcW w:w="2700" w:type="dxa"/>
@@ -28397,7 +26238,7 @@
                 <w:sz w:val="15"/>
                 <w:szCs w:val="15"/>
               </w:rPr>
-              <w:t>HANDOFF.md</w:t>
+              <w:t>README.md</w:t>
             </w:r>
           </w:p>
         </w:tc>
@@ -28427,7 +26268,7 @@
                 <w:sz w:val="17"/>
                 <w:szCs w:val="17"/>
               </w:rPr>
-              <w:t>Current state of the project (done, now, next, decisions, open questions). Rewritten every session; maximum 400 lines.</w:t>
+              <w:t>Human-facing overview and setup instructions (virtual environment, notebook kernel).</w:t>
             </w:r>
           </w:p>
         </w:tc>
@@ -28493,12 +26334,6 @@
         </w:tc>
       </w:tr>
       <w:tr>
-        <w:tblPrEx>
-          <w:tblCellMar>
-            <w:top w:w="0" w:type="dxa"/>
-            <w:bottom w:w="0" w:type="dxa"/>
-          </w:tblCellMar>
-        </w:tblPrEx>
         <w:tc>
           <w:tcPr>
             <w:tcW w:w="2700" w:type="dxa"/>
@@ -28526,7 +26361,7 @@
                 <w:sz w:val="15"/>
                 <w:szCs w:val="15"/>
               </w:rPr>
-              <w:t>logs/HANDOFF_LOG.md</w:t>
+              <w:t>requirements.txt</w:t>
             </w:r>
           </w:p>
         </w:tc>
@@ -28556,13 +26391,75 @@
                 <w:sz w:val="17"/>
                 <w:szCs w:val="17"/>
               </w:rPr>
-              <w:t>Append-only history of every version of HANDOFF.md.</w:t>
+              <w:t>Python packages needed by the scripts and notebooks.</w:t>
             </w:r>
           </w:p>
         </w:tc>
         <w:tc>
           <w:tcPr>
             <w:tcW w:w="1500" w:type="dxa"/>
+            <w:tcBorders>
+              <w:top w:val="single" w:sz="4" w:space="0" w:color="BFBFBF"/>
+              <w:left w:val="single" w:sz="4" w:space="0" w:color="BFBFBF"/>
+              <w:bottom w:val="single" w:sz="4" w:space="0" w:color="BFBFBF"/>
+              <w:right w:val="single" w:sz="4" w:space="0" w:color="BFBFBF"/>
+            </w:tcBorders>
+            <w:tcMar>
+              <w:top w:w="60" w:type="dxa"/>
+              <w:left w:w="100" w:type="dxa"/>
+              <w:bottom w:w="60" w:type="dxa"/>
+              <w:right w:w="100" w:type="dxa"/>
+            </w:tcMar>
+          </w:tcPr>
+          <w:p>
+            <w:pPr>
+              <w:spacing w:after="40"/>
+            </w:pPr>
+            <w:r>
+              <w:rPr>
+                <w:color w:val="1F1F1F"/>
+                <w:sz w:val="17"/>
+                <w:szCs w:val="17"/>
+              </w:rPr>
+              <w:t>Edited by hand</w:t>
+            </w:r>
+          </w:p>
+        </w:tc>
+        <w:tc>
+          <w:tcPr>
+            <w:tcW w:w="1000" w:type="dxa"/>
+            <w:tcBorders>
+              <w:top w:val="single" w:sz="4" w:space="0" w:color="BFBFBF"/>
+              <w:left w:val="single" w:sz="4" w:space="0" w:color="BFBFBF"/>
+              <w:bottom w:val="single" w:sz="4" w:space="0" w:color="BFBFBF"/>
+              <w:right w:val="single" w:sz="4" w:space="0" w:color="BFBFBF"/>
+            </w:tcBorders>
+            <w:tcMar>
+              <w:top w:w="60" w:type="dxa"/>
+              <w:left w:w="100" w:type="dxa"/>
+              <w:bottom w:w="60" w:type="dxa"/>
+              <w:right w:w="100" w:type="dxa"/>
+            </w:tcMar>
+          </w:tcPr>
+          <w:p>
+            <w:pPr>
+              <w:spacing w:after="40"/>
+            </w:pPr>
+            <w:r>
+              <w:rPr>
+                <w:color w:val="1F1F1F"/>
+                <w:sz w:val="17"/>
+                <w:szCs w:val="17"/>
+              </w:rPr>
+              <w:t>Committed</w:t>
+            </w:r>
+          </w:p>
+        </w:tc>
+      </w:tr>
+      <w:tr>
+        <w:tc>
+          <w:tcPr>
+            <w:tcW w:w="2700" w:type="dxa"/>
             <w:tcBorders>
               <w:top w:val="single" w:sz="4" w:space="0" w:color="BFBFBF"/>
               <w:left w:val="single" w:sz="4" w:space="0" w:color="BFBFBF"/>
@@ -28587,7 +26484,67 @@
                 <w:sz w:val="15"/>
                 <w:szCs w:val="15"/>
               </w:rPr>
-              <w:t>.claude/hooks/log_handoff.py</w:t>
+              <w:t>.gitignore</w:t>
+            </w:r>
+          </w:p>
+        </w:tc>
+        <w:tc>
+          <w:tcPr>
+            <w:tcW w:w="3826" w:type="dxa"/>
+            <w:tcBorders>
+              <w:top w:val="single" w:sz="4" w:space="0" w:color="BFBFBF"/>
+              <w:left w:val="single" w:sz="4" w:space="0" w:color="BFBFBF"/>
+              <w:bottom w:val="single" w:sz="4" w:space="0" w:color="BFBFBF"/>
+              <w:right w:val="single" w:sz="4" w:space="0" w:color="BFBFBF"/>
+            </w:tcBorders>
+            <w:tcMar>
+              <w:top w:w="60" w:type="dxa"/>
+              <w:left w:w="100" w:type="dxa"/>
+              <w:bottom w:w="60" w:type="dxa"/>
+              <w:right w:w="100" w:type="dxa"/>
+            </w:tcMar>
+          </w:tcPr>
+          <w:p>
+            <w:pPr>
+              <w:spacing w:after="40"/>
+            </w:pPr>
+            <w:r>
+              <w:rPr>
+                <w:color w:val="1F1F1F"/>
+                <w:sz w:val="17"/>
+                <w:szCs w:val="17"/>
+              </w:rPr>
+              <w:t>What git does not track: raw data (except catalogue and manifest), interim data, course materials, logs, the virtual environment.</w:t>
+            </w:r>
+          </w:p>
+        </w:tc>
+        <w:tc>
+          <w:tcPr>
+            <w:tcW w:w="1500" w:type="dxa"/>
+            <w:tcBorders>
+              <w:top w:val="single" w:sz="4" w:space="0" w:color="BFBFBF"/>
+              <w:left w:val="single" w:sz="4" w:space="0" w:color="BFBFBF"/>
+              <w:bottom w:val="single" w:sz="4" w:space="0" w:color="BFBFBF"/>
+              <w:right w:val="single" w:sz="4" w:space="0" w:color="BFBFBF"/>
+            </w:tcBorders>
+            <w:tcMar>
+              <w:top w:w="60" w:type="dxa"/>
+              <w:left w:w="100" w:type="dxa"/>
+              <w:bottom w:w="60" w:type="dxa"/>
+              <w:right w:w="100" w:type="dxa"/>
+            </w:tcMar>
+          </w:tcPr>
+          <w:p>
+            <w:pPr>
+              <w:spacing w:after="40"/>
+            </w:pPr>
+            <w:r>
+              <w:rPr>
+                <w:color w:val="1F1F1F"/>
+                <w:sz w:val="17"/>
+                <w:szCs w:val="17"/>
+              </w:rPr>
+              <w:t>Edited by hand</w:t>
             </w:r>
           </w:p>
         </w:tc>
@@ -28623,12 +26580,6 @@
         </w:tc>
       </w:tr>
       <w:tr>
-        <w:tblPrEx>
-          <w:tblCellMar>
-            <w:top w:w="0" w:type="dxa"/>
-            <w:bottom w:w="0" w:type="dxa"/>
-          </w:tblCellMar>
-        </w:tblPrEx>
         <w:tc>
           <w:tcPr>
             <w:tcW w:w="2700" w:type="dxa"/>
@@ -28656,7 +26607,7 @@
                 <w:sz w:val="15"/>
                 <w:szCs w:val="15"/>
               </w:rPr>
-              <w:t>logs/.handoff_last_hash</w:t>
+              <w:t>manuscript/02_data_collection_audit.md</w:t>
             </w:r>
           </w:p>
         </w:tc>
@@ -28686,13 +26637,75 @@
                 <w:sz w:val="17"/>
                 <w:szCs w:val="17"/>
               </w:rPr>
-              <w:t>Hash of the last logged handoff (prevents duplicate entries).</w:t>
+              <w:t>Draft of manuscript §II.1 / M2 §2.1: how the data were collected, coverage, parsing, supporting sources.</w:t>
             </w:r>
           </w:p>
         </w:tc>
         <w:tc>
           <w:tcPr>
             <w:tcW w:w="1500" w:type="dxa"/>
+            <w:tcBorders>
+              <w:top w:val="single" w:sz="4" w:space="0" w:color="BFBFBF"/>
+              <w:left w:val="single" w:sz="4" w:space="0" w:color="BFBFBF"/>
+              <w:bottom w:val="single" w:sz="4" w:space="0" w:color="BFBFBF"/>
+              <w:right w:val="single" w:sz="4" w:space="0" w:color="BFBFBF"/>
+            </w:tcBorders>
+            <w:tcMar>
+              <w:top w:w="60" w:type="dxa"/>
+              <w:left w:w="100" w:type="dxa"/>
+              <w:bottom w:w="60" w:type="dxa"/>
+              <w:right w:w="100" w:type="dxa"/>
+            </w:tcMar>
+          </w:tcPr>
+          <w:p>
+            <w:pPr>
+              <w:spacing w:after="40"/>
+            </w:pPr>
+            <w:r>
+              <w:rPr>
+                <w:color w:val="1F1F1F"/>
+                <w:sz w:val="17"/>
+                <w:szCs w:val="17"/>
+              </w:rPr>
+              <w:t>Written from the pipeline results</w:t>
+            </w:r>
+          </w:p>
+        </w:tc>
+        <w:tc>
+          <w:tcPr>
+            <w:tcW w:w="1000" w:type="dxa"/>
+            <w:tcBorders>
+              <w:top w:val="single" w:sz="4" w:space="0" w:color="BFBFBF"/>
+              <w:left w:val="single" w:sz="4" w:space="0" w:color="BFBFBF"/>
+              <w:bottom w:val="single" w:sz="4" w:space="0" w:color="BFBFBF"/>
+              <w:right w:val="single" w:sz="4" w:space="0" w:color="BFBFBF"/>
+            </w:tcBorders>
+            <w:tcMar>
+              <w:top w:w="60" w:type="dxa"/>
+              <w:left w:w="100" w:type="dxa"/>
+              <w:bottom w:w="60" w:type="dxa"/>
+              <w:right w:w="100" w:type="dxa"/>
+            </w:tcMar>
+          </w:tcPr>
+          <w:p>
+            <w:pPr>
+              <w:spacing w:after="40"/>
+            </w:pPr>
+            <w:r>
+              <w:rPr>
+                <w:color w:val="1F1F1F"/>
+                <w:sz w:val="17"/>
+                <w:szCs w:val="17"/>
+              </w:rPr>
+              <w:t>Committed</w:t>
+            </w:r>
+          </w:p>
+        </w:tc>
+      </w:tr>
+      <w:tr>
+        <w:tc>
+          <w:tcPr>
+            <w:tcW w:w="2700" w:type="dxa"/>
             <w:tcBorders>
               <w:top w:val="single" w:sz="4" w:space="0" w:color="BFBFBF"/>
               <w:left w:val="single" w:sz="4" w:space="0" w:color="BFBFBF"/>
@@ -28717,7 +26730,84 @@
                 <w:sz w:val="15"/>
                 <w:szCs w:val="15"/>
               </w:rPr>
-              <w:t>.claude/hooks/log_handoff.py</w:t>
+              <w:t>reports/quintile_insights.md</w:t>
+            </w:r>
+          </w:p>
+        </w:tc>
+        <w:tc>
+          <w:tcPr>
+            <w:tcW w:w="3826" w:type="dxa"/>
+            <w:tcBorders>
+              <w:top w:val="single" w:sz="4" w:space="0" w:color="BFBFBF"/>
+              <w:left w:val="single" w:sz="4" w:space="0" w:color="BFBFBF"/>
+              <w:bottom w:val="single" w:sz="4" w:space="0" w:color="BFBFBF"/>
+              <w:right w:val="single" w:sz="4" w:space="0" w:color="BFBFBF"/>
+            </w:tcBorders>
+            <w:tcMar>
+              <w:top w:w="60" w:type="dxa"/>
+              <w:left w:w="100" w:type="dxa"/>
+              <w:bottom w:w="60" w:type="dxa"/>
+              <w:right w:w="100" w:type="dxa"/>
+            </w:tcMar>
+          </w:tcPr>
+          <w:p>
+            <w:pPr>
+              <w:spacing w:after="40"/>
+            </w:pPr>
+            <w:r>
+              <w:rPr>
+                <w:color w:val="1F1F1F"/>
+                <w:sz w:val="17"/>
+                <w:szCs w:val="17"/>
+              </w:rPr>
+              <w:t>Quintile findings and the three candidate narratives (the chosen one: early warning + rotating burden).</w:t>
+            </w:r>
+          </w:p>
+        </w:tc>
+        <w:tc>
+          <w:tcPr>
+            <w:tcW w:w="1500" w:type="dxa"/>
+            <w:tcBorders>
+              <w:top w:val="single" w:sz="4" w:space="0" w:color="BFBFBF"/>
+              <w:left w:val="single" w:sz="4" w:space="0" w:color="BFBFBF"/>
+              <w:bottom w:val="single" w:sz="4" w:space="0" w:color="BFBFBF"/>
+              <w:right w:val="single" w:sz="4" w:space="0" w:color="BFBFBF"/>
+            </w:tcBorders>
+            <w:tcMar>
+              <w:top w:w="60" w:type="dxa"/>
+              <w:left w:w="100" w:type="dxa"/>
+              <w:bottom w:w="60" w:type="dxa"/>
+              <w:right w:w="100" w:type="dxa"/>
+            </w:tcMar>
+          </w:tcPr>
+          <w:p>
+            <w:pPr>
+              <w:spacing w:after="40"/>
+            </w:pPr>
+            <w:r>
+              <w:rPr>
+                <w:color w:val="1F1F1F"/>
+                <w:sz w:val="17"/>
+                <w:szCs w:val="17"/>
+              </w:rPr>
+              <w:t xml:space="preserve">Written from </w:t>
+            </w:r>
+            <w:r>
+              <w:rPr>
+                <w:rFonts w:ascii="Consolas" w:eastAsia="Consolas" w:hAnsi="Consolas" w:cs="Consolas"/>
+                <w:color w:val="1F1F1F"/>
+                <w:sz w:val="15"/>
+                <w:szCs w:val="15"/>
+              </w:rPr>
+              <w:t>quintile_insights.py</w:t>
+            </w:r>
+            <w:r>
+              <w:rPr>
+                <w:color w:val="1F1F1F"/>
+                <w:sz w:val="17"/>
+                <w:szCs w:val="17"/>
+              </w:rPr>
+              <w:t xml:space="preserve"> output</w:t>
             </w:r>
           </w:p>
         </w:tc>
@@ -28747,18 +26837,12 @@
                 <w:sz w:val="17"/>
                 <w:szCs w:val="17"/>
               </w:rPr>
-              <w:t>Not in git</w:t>
+              <w:t>Committed</w:t>
             </w:r>
           </w:p>
         </w:tc>
       </w:tr>
       <w:tr>
-        <w:tblPrEx>
-          <w:tblCellMar>
-            <w:top w:w="0" w:type="dxa"/>
-            <w:bottom w:w="0" w:type="dxa"/>
-          </w:tblCellMar>
-        </w:tblPrEx>
         <w:tc>
           <w:tcPr>
             <w:tcW w:w="2700" w:type="dxa"/>
@@ -28786,16 +26870,122 @@
                 <w:sz w:val="15"/>
                 <w:szCs w:val="15"/>
               </w:rPr>
-              <w:t>logs/spi_download_run.log</w:t>
-            </w:r>
-            <w:r>
-              <w:rPr>
-                <w:color w:val="1F1F1F"/>
-                <w:sz w:val="17"/>
-                <w:szCs w:val="17"/>
-              </w:rPr>
-              <w:t xml:space="preserve">, </w:t>
-            </w:r>
+              <w:t>milestones/M1_proposal/Milestone1.docx</w:t>
+            </w:r>
+          </w:p>
+        </w:tc>
+        <w:tc>
+          <w:tcPr>
+            <w:tcW w:w="3826" w:type="dxa"/>
+            <w:tcBorders>
+              <w:top w:val="single" w:sz="4" w:space="0" w:color="BFBFBF"/>
+              <w:left w:val="single" w:sz="4" w:space="0" w:color="BFBFBF"/>
+              <w:bottom w:val="single" w:sz="4" w:space="0" w:color="BFBFBF"/>
+              <w:right w:val="single" w:sz="4" w:space="0" w:color="BFBFBF"/>
+            </w:tcBorders>
+            <w:tcMar>
+              <w:top w:w="60" w:type="dxa"/>
+              <w:left w:w="100" w:type="dxa"/>
+              <w:bottom w:w="60" w:type="dxa"/>
+              <w:right w:w="100" w:type="dxa"/>
+            </w:tcMar>
+          </w:tcPr>
+          <w:p>
+            <w:pPr>
+              <w:spacing w:after="40"/>
+            </w:pPr>
+            <w:r>
+              <w:rPr>
+                <w:color w:val="1F1F1F"/>
+                <w:sz w:val="17"/>
+                <w:szCs w:val="17"/>
+              </w:rPr>
+              <w:t>Submitted Milestone 1 proposal.</w:t>
+            </w:r>
+          </w:p>
+        </w:tc>
+        <w:tc>
+          <w:tcPr>
+            <w:tcW w:w="1500" w:type="dxa"/>
+            <w:tcBorders>
+              <w:top w:val="single" w:sz="4" w:space="0" w:color="BFBFBF"/>
+              <w:left w:val="single" w:sz="4" w:space="0" w:color="BFBFBF"/>
+              <w:bottom w:val="single" w:sz="4" w:space="0" w:color="BFBFBF"/>
+              <w:right w:val="single" w:sz="4" w:space="0" w:color="BFBFBF"/>
+            </w:tcBorders>
+            <w:tcMar>
+              <w:top w:w="60" w:type="dxa"/>
+              <w:left w:w="100" w:type="dxa"/>
+              <w:bottom w:w="60" w:type="dxa"/>
+              <w:right w:w="100" w:type="dxa"/>
+            </w:tcMar>
+          </w:tcPr>
+          <w:p>
+            <w:pPr>
+              <w:spacing w:after="40"/>
+            </w:pPr>
+            <w:r>
+              <w:rPr>
+                <w:color w:val="1F1F1F"/>
+                <w:sz w:val="17"/>
+                <w:szCs w:val="17"/>
+              </w:rPr>
+              <w:t>Team</w:t>
+            </w:r>
+          </w:p>
+        </w:tc>
+        <w:tc>
+          <w:tcPr>
+            <w:tcW w:w="1000" w:type="dxa"/>
+            <w:tcBorders>
+              <w:top w:val="single" w:sz="4" w:space="0" w:color="BFBFBF"/>
+              <w:left w:val="single" w:sz="4" w:space="0" w:color="BFBFBF"/>
+              <w:bottom w:val="single" w:sz="4" w:space="0" w:color="BFBFBF"/>
+              <w:right w:val="single" w:sz="4" w:space="0" w:color="BFBFBF"/>
+            </w:tcBorders>
+            <w:tcMar>
+              <w:top w:w="60" w:type="dxa"/>
+              <w:left w:w="100" w:type="dxa"/>
+              <w:bottom w:w="60" w:type="dxa"/>
+              <w:right w:w="100" w:type="dxa"/>
+            </w:tcMar>
+          </w:tcPr>
+          <w:p>
+            <w:pPr>
+              <w:spacing w:after="40"/>
+            </w:pPr>
+            <w:r>
+              <w:rPr>
+                <w:color w:val="1F1F1F"/>
+                <w:sz w:val="17"/>
+                <w:szCs w:val="17"/>
+              </w:rPr>
+              <w:t>Committed</w:t>
+            </w:r>
+          </w:p>
+        </w:tc>
+      </w:tr>
+      <w:tr>
+        <w:tc>
+          <w:tcPr>
+            <w:tcW w:w="2700" w:type="dxa"/>
+            <w:tcBorders>
+              <w:top w:val="single" w:sz="4" w:space="0" w:color="BFBFBF"/>
+              <w:left w:val="single" w:sz="4" w:space="0" w:color="BFBFBF"/>
+              <w:bottom w:val="single" w:sz="4" w:space="0" w:color="BFBFBF"/>
+              <w:right w:val="single" w:sz="4" w:space="0" w:color="BFBFBF"/>
+            </w:tcBorders>
+            <w:tcMar>
+              <w:top w:w="60" w:type="dxa"/>
+              <w:left w:w="100" w:type="dxa"/>
+              <w:bottom w:w="60" w:type="dxa"/>
+              <w:right w:w="100" w:type="dxa"/>
+            </w:tcMar>
+          </w:tcPr>
+          <w:p>
+            <w:pPr>
+              <w:spacing w:after="40"/>
+            </w:pPr>
             <w:r>
               <w:rPr>
                 <w:rFonts w:ascii="Consolas" w:eastAsia="Consolas" w:hAnsi="Consolas" w:cs="Consolas"/>
@@ -28803,24 +26993,7 @@
                 <w:sz w:val="15"/>
                 <w:szCs w:val="15"/>
               </w:rPr>
-              <w:t>logs/sbp_mps_run.log</w:t>
-            </w:r>
-            <w:r>
-              <w:rPr>
-                <w:color w:val="1F1F1F"/>
-                <w:sz w:val="17"/>
-                <w:szCs w:val="17"/>
-              </w:rPr>
-              <w:t xml:space="preserve">, </w:t>
-            </w:r>
-            <w:r>
-              <w:rPr>
-                <w:rFonts w:ascii="Consolas" w:eastAsia="Consolas" w:hAnsi="Consolas" w:cs="Consolas"/>
-                <w:color w:val="1F1F1F"/>
-                <w:sz w:val="15"/>
-                <w:szCs w:val="15"/>
-              </w:rPr>
-              <w:t>logs/insights_run.log</w:t>
+              <w:t>milestones/M2_data_eda_hypotheses/Milestone2_description_rubric.md</w:t>
             </w:r>
           </w:p>
         </w:tc>
@@ -28850,7 +27023,7 @@
                 <w:sz w:val="17"/>
                 <w:szCs w:val="17"/>
               </w:rPr>
-              <w:t>Console output of the SPI downloader, the SBP scraper and the insights script (saved when output was redirected).</w:t>
+              <w:t>Milestone 2 brief and grading rubric.</w:t>
             </w:r>
           </w:p>
         </w:tc>
@@ -28880,7 +27053,7 @@
                 <w:sz w:val="17"/>
                 <w:szCs w:val="17"/>
               </w:rPr>
-              <w:t>The respective scripts</w:t>
+              <w:t>Course</w:t>
             </w:r>
           </w:p>
         </w:tc>
@@ -28910,1085 +27083,12 @@
                 <w:sz w:val="17"/>
                 <w:szCs w:val="17"/>
               </w:rPr>
-              <w:t>Not in git</w:t>
+              <w:t>Committed</w:t>
             </w:r>
           </w:p>
         </w:tc>
       </w:tr>
       <w:tr>
-        <w:tblPrEx>
-          <w:tblCellMar>
-            <w:top w:w="0" w:type="dxa"/>
-            <w:bottom w:w="0" w:type="dxa"/>
-          </w:tblCellMar>
-        </w:tblPrEx>
-        <w:tc>
-          <w:tcPr>
-            <w:tcW w:w="2700" w:type="dxa"/>
-            <w:tcBorders>
-              <w:top w:val="single" w:sz="4" w:space="0" w:color="BFBFBF"/>
-              <w:left w:val="single" w:sz="4" w:space="0" w:color="BFBFBF"/>
-              <w:bottom w:val="single" w:sz="4" w:space="0" w:color="BFBFBF"/>
-              <w:right w:val="single" w:sz="4" w:space="0" w:color="BFBFBF"/>
-            </w:tcBorders>
-            <w:tcMar>
-              <w:top w:w="60" w:type="dxa"/>
-              <w:left w:w="100" w:type="dxa"/>
-              <w:bottom w:w="60" w:type="dxa"/>
-              <w:right w:w="100" w:type="dxa"/>
-            </w:tcMar>
-          </w:tcPr>
-          <w:p>
-            <w:pPr>
-              <w:spacing w:after="40"/>
-            </w:pPr>
-            <w:r>
-              <w:rPr>
-                <w:rFonts w:ascii="Consolas" w:eastAsia="Consolas" w:hAnsi="Consolas" w:cs="Consolas"/>
-                <w:color w:val="1F1F1F"/>
-                <w:sz w:val="15"/>
-                <w:szCs w:val="15"/>
-              </w:rPr>
-              <w:t>README.md</w:t>
-            </w:r>
-          </w:p>
-        </w:tc>
-        <w:tc>
-          <w:tcPr>
-            <w:tcW w:w="3826" w:type="dxa"/>
-            <w:tcBorders>
-              <w:top w:val="single" w:sz="4" w:space="0" w:color="BFBFBF"/>
-              <w:left w:val="single" w:sz="4" w:space="0" w:color="BFBFBF"/>
-              <w:bottom w:val="single" w:sz="4" w:space="0" w:color="BFBFBF"/>
-              <w:right w:val="single" w:sz="4" w:space="0" w:color="BFBFBF"/>
-            </w:tcBorders>
-            <w:tcMar>
-              <w:top w:w="60" w:type="dxa"/>
-              <w:left w:w="100" w:type="dxa"/>
-              <w:bottom w:w="60" w:type="dxa"/>
-              <w:right w:w="100" w:type="dxa"/>
-            </w:tcMar>
-          </w:tcPr>
-          <w:p>
-            <w:pPr>
-              <w:spacing w:after="40"/>
-            </w:pPr>
-            <w:r>
-              <w:rPr>
-                <w:color w:val="1F1F1F"/>
-                <w:sz w:val="17"/>
-                <w:szCs w:val="17"/>
-              </w:rPr>
-              <w:t>Human-facing overview and setup instructions (virtual environment, notebook kernel).</w:t>
-            </w:r>
-          </w:p>
-        </w:tc>
-        <w:tc>
-          <w:tcPr>
-            <w:tcW w:w="1500" w:type="dxa"/>
-            <w:tcBorders>
-              <w:top w:val="single" w:sz="4" w:space="0" w:color="BFBFBF"/>
-              <w:left w:val="single" w:sz="4" w:space="0" w:color="BFBFBF"/>
-              <w:bottom w:val="single" w:sz="4" w:space="0" w:color="BFBFBF"/>
-              <w:right w:val="single" w:sz="4" w:space="0" w:color="BFBFBF"/>
-            </w:tcBorders>
-            <w:tcMar>
-              <w:top w:w="60" w:type="dxa"/>
-              <w:left w:w="100" w:type="dxa"/>
-              <w:bottom w:w="60" w:type="dxa"/>
-              <w:right w:w="100" w:type="dxa"/>
-            </w:tcMar>
-          </w:tcPr>
-          <w:p>
-            <w:pPr>
-              <w:spacing w:after="40"/>
-            </w:pPr>
-            <w:r>
-              <w:rPr>
-                <w:color w:val="1F1F1F"/>
-                <w:sz w:val="17"/>
-                <w:szCs w:val="17"/>
-              </w:rPr>
-              <w:t>Edited by hand</w:t>
-            </w:r>
-          </w:p>
-        </w:tc>
-        <w:tc>
-          <w:tcPr>
-            <w:tcW w:w="1000" w:type="dxa"/>
-            <w:tcBorders>
-              <w:top w:val="single" w:sz="4" w:space="0" w:color="BFBFBF"/>
-              <w:left w:val="single" w:sz="4" w:space="0" w:color="BFBFBF"/>
-              <w:bottom w:val="single" w:sz="4" w:space="0" w:color="BFBFBF"/>
-              <w:right w:val="single" w:sz="4" w:space="0" w:color="BFBFBF"/>
-            </w:tcBorders>
-            <w:tcMar>
-              <w:top w:w="60" w:type="dxa"/>
-              <w:left w:w="100" w:type="dxa"/>
-              <w:bottom w:w="60" w:type="dxa"/>
-              <w:right w:w="100" w:type="dxa"/>
-            </w:tcMar>
-          </w:tcPr>
-          <w:p>
-            <w:pPr>
-              <w:spacing w:after="40"/>
-            </w:pPr>
-            <w:r>
-              <w:rPr>
-                <w:color w:val="1F1F1F"/>
-                <w:sz w:val="17"/>
-                <w:szCs w:val="17"/>
-              </w:rPr>
-              <w:t>Committed</w:t>
-            </w:r>
-          </w:p>
-        </w:tc>
-      </w:tr>
-      <w:tr>
-        <w:tblPrEx>
-          <w:tblCellMar>
-            <w:top w:w="0" w:type="dxa"/>
-            <w:bottom w:w="0" w:type="dxa"/>
-          </w:tblCellMar>
-        </w:tblPrEx>
-        <w:tc>
-          <w:tcPr>
-            <w:tcW w:w="2700" w:type="dxa"/>
-            <w:tcBorders>
-              <w:top w:val="single" w:sz="4" w:space="0" w:color="BFBFBF"/>
-              <w:left w:val="single" w:sz="4" w:space="0" w:color="BFBFBF"/>
-              <w:bottom w:val="single" w:sz="4" w:space="0" w:color="BFBFBF"/>
-              <w:right w:val="single" w:sz="4" w:space="0" w:color="BFBFBF"/>
-            </w:tcBorders>
-            <w:tcMar>
-              <w:top w:w="60" w:type="dxa"/>
-              <w:left w:w="100" w:type="dxa"/>
-              <w:bottom w:w="60" w:type="dxa"/>
-              <w:right w:w="100" w:type="dxa"/>
-            </w:tcMar>
-          </w:tcPr>
-          <w:p>
-            <w:pPr>
-              <w:spacing w:after="40"/>
-            </w:pPr>
-            <w:r>
-              <w:rPr>
-                <w:rFonts w:ascii="Consolas" w:eastAsia="Consolas" w:hAnsi="Consolas" w:cs="Consolas"/>
-                <w:color w:val="1F1F1F"/>
-                <w:sz w:val="15"/>
-                <w:szCs w:val="15"/>
-              </w:rPr>
-              <w:t>requirements.txt</w:t>
-            </w:r>
-          </w:p>
-        </w:tc>
-        <w:tc>
-          <w:tcPr>
-            <w:tcW w:w="3826" w:type="dxa"/>
-            <w:tcBorders>
-              <w:top w:val="single" w:sz="4" w:space="0" w:color="BFBFBF"/>
-              <w:left w:val="single" w:sz="4" w:space="0" w:color="BFBFBF"/>
-              <w:bottom w:val="single" w:sz="4" w:space="0" w:color="BFBFBF"/>
-              <w:right w:val="single" w:sz="4" w:space="0" w:color="BFBFBF"/>
-            </w:tcBorders>
-            <w:tcMar>
-              <w:top w:w="60" w:type="dxa"/>
-              <w:left w:w="100" w:type="dxa"/>
-              <w:bottom w:w="60" w:type="dxa"/>
-              <w:right w:w="100" w:type="dxa"/>
-            </w:tcMar>
-          </w:tcPr>
-          <w:p>
-            <w:pPr>
-              <w:spacing w:after="40"/>
-            </w:pPr>
-            <w:r>
-              <w:rPr>
-                <w:color w:val="1F1F1F"/>
-                <w:sz w:val="17"/>
-                <w:szCs w:val="17"/>
-              </w:rPr>
-              <w:t>Python packages needed by the scripts and notebooks.</w:t>
-            </w:r>
-          </w:p>
-        </w:tc>
-        <w:tc>
-          <w:tcPr>
-            <w:tcW w:w="1500" w:type="dxa"/>
-            <w:tcBorders>
-              <w:top w:val="single" w:sz="4" w:space="0" w:color="BFBFBF"/>
-              <w:left w:val="single" w:sz="4" w:space="0" w:color="BFBFBF"/>
-              <w:bottom w:val="single" w:sz="4" w:space="0" w:color="BFBFBF"/>
-              <w:right w:val="single" w:sz="4" w:space="0" w:color="BFBFBF"/>
-            </w:tcBorders>
-            <w:tcMar>
-              <w:top w:w="60" w:type="dxa"/>
-              <w:left w:w="100" w:type="dxa"/>
-              <w:bottom w:w="60" w:type="dxa"/>
-              <w:right w:w="100" w:type="dxa"/>
-            </w:tcMar>
-          </w:tcPr>
-          <w:p>
-            <w:pPr>
-              <w:spacing w:after="40"/>
-            </w:pPr>
-            <w:r>
-              <w:rPr>
-                <w:color w:val="1F1F1F"/>
-                <w:sz w:val="17"/>
-                <w:szCs w:val="17"/>
-              </w:rPr>
-              <w:t>Edited by hand</w:t>
-            </w:r>
-          </w:p>
-        </w:tc>
-        <w:tc>
-          <w:tcPr>
-            <w:tcW w:w="1000" w:type="dxa"/>
-            <w:tcBorders>
-              <w:top w:val="single" w:sz="4" w:space="0" w:color="BFBFBF"/>
-              <w:left w:val="single" w:sz="4" w:space="0" w:color="BFBFBF"/>
-              <w:bottom w:val="single" w:sz="4" w:space="0" w:color="BFBFBF"/>
-              <w:right w:val="single" w:sz="4" w:space="0" w:color="BFBFBF"/>
-            </w:tcBorders>
-            <w:tcMar>
-              <w:top w:w="60" w:type="dxa"/>
-              <w:left w:w="100" w:type="dxa"/>
-              <w:bottom w:w="60" w:type="dxa"/>
-              <w:right w:w="100" w:type="dxa"/>
-            </w:tcMar>
-          </w:tcPr>
-          <w:p>
-            <w:pPr>
-              <w:spacing w:after="40"/>
-            </w:pPr>
-            <w:r>
-              <w:rPr>
-                <w:color w:val="1F1F1F"/>
-                <w:sz w:val="17"/>
-                <w:szCs w:val="17"/>
-              </w:rPr>
-              <w:t>Committed</w:t>
-            </w:r>
-          </w:p>
-        </w:tc>
-      </w:tr>
-      <w:tr>
-        <w:tblPrEx>
-          <w:tblCellMar>
-            <w:top w:w="0" w:type="dxa"/>
-            <w:bottom w:w="0" w:type="dxa"/>
-          </w:tblCellMar>
-        </w:tblPrEx>
-        <w:tc>
-          <w:tcPr>
-            <w:tcW w:w="2700" w:type="dxa"/>
-            <w:tcBorders>
-              <w:top w:val="single" w:sz="4" w:space="0" w:color="BFBFBF"/>
-              <w:left w:val="single" w:sz="4" w:space="0" w:color="BFBFBF"/>
-              <w:bottom w:val="single" w:sz="4" w:space="0" w:color="BFBFBF"/>
-              <w:right w:val="single" w:sz="4" w:space="0" w:color="BFBFBF"/>
-            </w:tcBorders>
-            <w:tcMar>
-              <w:top w:w="60" w:type="dxa"/>
-              <w:left w:w="100" w:type="dxa"/>
-              <w:bottom w:w="60" w:type="dxa"/>
-              <w:right w:w="100" w:type="dxa"/>
-            </w:tcMar>
-          </w:tcPr>
-          <w:p>
-            <w:pPr>
-              <w:spacing w:after="40"/>
-            </w:pPr>
-            <w:r>
-              <w:rPr>
-                <w:rFonts w:ascii="Consolas" w:eastAsia="Consolas" w:hAnsi="Consolas" w:cs="Consolas"/>
-                <w:color w:val="1F1F1F"/>
-                <w:sz w:val="15"/>
-                <w:szCs w:val="15"/>
-              </w:rPr>
-              <w:t>.gitignore</w:t>
-            </w:r>
-          </w:p>
-        </w:tc>
-        <w:tc>
-          <w:tcPr>
-            <w:tcW w:w="3826" w:type="dxa"/>
-            <w:tcBorders>
-              <w:top w:val="single" w:sz="4" w:space="0" w:color="BFBFBF"/>
-              <w:left w:val="single" w:sz="4" w:space="0" w:color="BFBFBF"/>
-              <w:bottom w:val="single" w:sz="4" w:space="0" w:color="BFBFBF"/>
-              <w:right w:val="single" w:sz="4" w:space="0" w:color="BFBFBF"/>
-            </w:tcBorders>
-            <w:tcMar>
-              <w:top w:w="60" w:type="dxa"/>
-              <w:left w:w="100" w:type="dxa"/>
-              <w:bottom w:w="60" w:type="dxa"/>
-              <w:right w:w="100" w:type="dxa"/>
-            </w:tcMar>
-          </w:tcPr>
-          <w:p>
-            <w:pPr>
-              <w:spacing w:after="40"/>
-            </w:pPr>
-            <w:r>
-              <w:rPr>
-                <w:color w:val="1F1F1F"/>
-                <w:sz w:val="17"/>
-                <w:szCs w:val="17"/>
-              </w:rPr>
-              <w:t>What git does not track: raw data (except catalogue and manifest), interim data, course materials, logs, the virtual environment.</w:t>
-            </w:r>
-          </w:p>
-        </w:tc>
-        <w:tc>
-          <w:tcPr>
-            <w:tcW w:w="1500" w:type="dxa"/>
-            <w:tcBorders>
-              <w:top w:val="single" w:sz="4" w:space="0" w:color="BFBFBF"/>
-              <w:left w:val="single" w:sz="4" w:space="0" w:color="BFBFBF"/>
-              <w:bottom w:val="single" w:sz="4" w:space="0" w:color="BFBFBF"/>
-              <w:right w:val="single" w:sz="4" w:space="0" w:color="BFBFBF"/>
-            </w:tcBorders>
-            <w:tcMar>
-              <w:top w:w="60" w:type="dxa"/>
-              <w:left w:w="100" w:type="dxa"/>
-              <w:bottom w:w="60" w:type="dxa"/>
-              <w:right w:w="100" w:type="dxa"/>
-            </w:tcMar>
-          </w:tcPr>
-          <w:p>
-            <w:pPr>
-              <w:spacing w:after="40"/>
-            </w:pPr>
-            <w:r>
-              <w:rPr>
-                <w:color w:val="1F1F1F"/>
-                <w:sz w:val="17"/>
-                <w:szCs w:val="17"/>
-              </w:rPr>
-              <w:t>Edited by hand</w:t>
-            </w:r>
-          </w:p>
-        </w:tc>
-        <w:tc>
-          <w:tcPr>
-            <w:tcW w:w="1000" w:type="dxa"/>
-            <w:tcBorders>
-              <w:top w:val="single" w:sz="4" w:space="0" w:color="BFBFBF"/>
-              <w:left w:val="single" w:sz="4" w:space="0" w:color="BFBFBF"/>
-              <w:bottom w:val="single" w:sz="4" w:space="0" w:color="BFBFBF"/>
-              <w:right w:val="single" w:sz="4" w:space="0" w:color="BFBFBF"/>
-            </w:tcBorders>
-            <w:tcMar>
-              <w:top w:w="60" w:type="dxa"/>
-              <w:left w:w="100" w:type="dxa"/>
-              <w:bottom w:w="60" w:type="dxa"/>
-              <w:right w:w="100" w:type="dxa"/>
-            </w:tcMar>
-          </w:tcPr>
-          <w:p>
-            <w:pPr>
-              <w:spacing w:after="40"/>
-            </w:pPr>
-            <w:r>
-              <w:rPr>
-                <w:color w:val="1F1F1F"/>
-                <w:sz w:val="17"/>
-                <w:szCs w:val="17"/>
-              </w:rPr>
-              <w:t>Committed</w:t>
-            </w:r>
-          </w:p>
-        </w:tc>
-      </w:tr>
-      <w:tr>
-        <w:tblPrEx>
-          <w:tblCellMar>
-            <w:top w:w="0" w:type="dxa"/>
-            <w:bottom w:w="0" w:type="dxa"/>
-          </w:tblCellMar>
-        </w:tblPrEx>
-        <w:tc>
-          <w:tcPr>
-            <w:tcW w:w="2700" w:type="dxa"/>
-            <w:tcBorders>
-              <w:top w:val="single" w:sz="4" w:space="0" w:color="BFBFBF"/>
-              <w:left w:val="single" w:sz="4" w:space="0" w:color="BFBFBF"/>
-              <w:bottom w:val="single" w:sz="4" w:space="0" w:color="BFBFBF"/>
-              <w:right w:val="single" w:sz="4" w:space="0" w:color="BFBFBF"/>
-            </w:tcBorders>
-            <w:tcMar>
-              <w:top w:w="60" w:type="dxa"/>
-              <w:left w:w="100" w:type="dxa"/>
-              <w:bottom w:w="60" w:type="dxa"/>
-              <w:right w:w="100" w:type="dxa"/>
-            </w:tcMar>
-          </w:tcPr>
-          <w:p>
-            <w:pPr>
-              <w:spacing w:after="40"/>
-            </w:pPr>
-            <w:r>
-              <w:rPr>
-                <w:rFonts w:ascii="Consolas" w:eastAsia="Consolas" w:hAnsi="Consolas" w:cs="Consolas"/>
-                <w:color w:val="1F1F1F"/>
-                <w:sz w:val="15"/>
-                <w:szCs w:val="15"/>
-              </w:rPr>
-              <w:t>.claudeignore</w:t>
-            </w:r>
-            <w:r>
-              <w:rPr>
-                <w:color w:val="1F1F1F"/>
-                <w:sz w:val="17"/>
-                <w:szCs w:val="17"/>
-              </w:rPr>
-              <w:t xml:space="preserve">, </w:t>
-            </w:r>
-            <w:r>
-              <w:rPr>
-                <w:rFonts w:ascii="Consolas" w:eastAsia="Consolas" w:hAnsi="Consolas" w:cs="Consolas"/>
-                <w:color w:val="1F1F1F"/>
-                <w:sz w:val="15"/>
-                <w:szCs w:val="15"/>
-              </w:rPr>
-              <w:t>.claude/settings.json</w:t>
-            </w:r>
-          </w:p>
-        </w:tc>
-        <w:tc>
-          <w:tcPr>
-            <w:tcW w:w="3826" w:type="dxa"/>
-            <w:tcBorders>
-              <w:top w:val="single" w:sz="4" w:space="0" w:color="BFBFBF"/>
-              <w:left w:val="single" w:sz="4" w:space="0" w:color="BFBFBF"/>
-              <w:bottom w:val="single" w:sz="4" w:space="0" w:color="BFBFBF"/>
-              <w:right w:val="single" w:sz="4" w:space="0" w:color="BFBFBF"/>
-            </w:tcBorders>
-            <w:tcMar>
-              <w:top w:w="60" w:type="dxa"/>
-              <w:left w:w="100" w:type="dxa"/>
-              <w:bottom w:w="60" w:type="dxa"/>
-              <w:right w:w="100" w:type="dxa"/>
-            </w:tcMar>
-          </w:tcPr>
-          <w:p>
-            <w:pPr>
-              <w:spacing w:after="40"/>
-            </w:pPr>
-            <w:r>
-              <w:rPr>
-                <w:color w:val="1F1F1F"/>
-                <w:sz w:val="17"/>
-                <w:szCs w:val="17"/>
-              </w:rPr>
-              <w:t>Files Claude should not read without permission (handoff log, raw data); the handoff-log hook configuration.</w:t>
-            </w:r>
-          </w:p>
-        </w:tc>
-        <w:tc>
-          <w:tcPr>
-            <w:tcW w:w="1500" w:type="dxa"/>
-            <w:tcBorders>
-              <w:top w:val="single" w:sz="4" w:space="0" w:color="BFBFBF"/>
-              <w:left w:val="single" w:sz="4" w:space="0" w:color="BFBFBF"/>
-              <w:bottom w:val="single" w:sz="4" w:space="0" w:color="BFBFBF"/>
-              <w:right w:val="single" w:sz="4" w:space="0" w:color="BFBFBF"/>
-            </w:tcBorders>
-            <w:tcMar>
-              <w:top w:w="60" w:type="dxa"/>
-              <w:left w:w="100" w:type="dxa"/>
-              <w:bottom w:w="60" w:type="dxa"/>
-              <w:right w:w="100" w:type="dxa"/>
-            </w:tcMar>
-          </w:tcPr>
-          <w:p>
-            <w:pPr>
-              <w:spacing w:after="40"/>
-            </w:pPr>
-            <w:r>
-              <w:rPr>
-                <w:color w:val="1F1F1F"/>
-                <w:sz w:val="17"/>
-                <w:szCs w:val="17"/>
-              </w:rPr>
-              <w:t>Edited by hand</w:t>
-            </w:r>
-          </w:p>
-        </w:tc>
-        <w:tc>
-          <w:tcPr>
-            <w:tcW w:w="1000" w:type="dxa"/>
-            <w:tcBorders>
-              <w:top w:val="single" w:sz="4" w:space="0" w:color="BFBFBF"/>
-              <w:left w:val="single" w:sz="4" w:space="0" w:color="BFBFBF"/>
-              <w:bottom w:val="single" w:sz="4" w:space="0" w:color="BFBFBF"/>
-              <w:right w:val="single" w:sz="4" w:space="0" w:color="BFBFBF"/>
-            </w:tcBorders>
-            <w:tcMar>
-              <w:top w:w="60" w:type="dxa"/>
-              <w:left w:w="100" w:type="dxa"/>
-              <w:bottom w:w="60" w:type="dxa"/>
-              <w:right w:w="100" w:type="dxa"/>
-            </w:tcMar>
-          </w:tcPr>
-          <w:p>
-            <w:pPr>
-              <w:spacing w:after="40"/>
-            </w:pPr>
-            <w:r>
-              <w:rPr>
-                <w:color w:val="1F1F1F"/>
-                <w:sz w:val="17"/>
-                <w:szCs w:val="17"/>
-              </w:rPr>
-              <w:t>Committed</w:t>
-            </w:r>
-          </w:p>
-        </w:tc>
-      </w:tr>
-      <w:tr>
-        <w:tblPrEx>
-          <w:tblCellMar>
-            <w:top w:w="0" w:type="dxa"/>
-            <w:bottom w:w="0" w:type="dxa"/>
-          </w:tblCellMar>
-        </w:tblPrEx>
-        <w:tc>
-          <w:tcPr>
-            <w:tcW w:w="2700" w:type="dxa"/>
-            <w:tcBorders>
-              <w:top w:val="single" w:sz="4" w:space="0" w:color="BFBFBF"/>
-              <w:left w:val="single" w:sz="4" w:space="0" w:color="BFBFBF"/>
-              <w:bottom w:val="single" w:sz="4" w:space="0" w:color="BFBFBF"/>
-              <w:right w:val="single" w:sz="4" w:space="0" w:color="BFBFBF"/>
-            </w:tcBorders>
-            <w:tcMar>
-              <w:top w:w="60" w:type="dxa"/>
-              <w:left w:w="100" w:type="dxa"/>
-              <w:bottom w:w="60" w:type="dxa"/>
-              <w:right w:w="100" w:type="dxa"/>
-            </w:tcMar>
-          </w:tcPr>
-          <w:p>
-            <w:pPr>
-              <w:spacing w:after="40"/>
-            </w:pPr>
-            <w:r>
-              <w:rPr>
-                <w:rFonts w:ascii="Consolas" w:eastAsia="Consolas" w:hAnsi="Consolas" w:cs="Consolas"/>
-                <w:color w:val="1F1F1F"/>
-                <w:sz w:val="15"/>
-                <w:szCs w:val="15"/>
-              </w:rPr>
-              <w:t>manuscript/02_data_collection_audit.md</w:t>
-            </w:r>
-          </w:p>
-        </w:tc>
-        <w:tc>
-          <w:tcPr>
-            <w:tcW w:w="3826" w:type="dxa"/>
-            <w:tcBorders>
-              <w:top w:val="single" w:sz="4" w:space="0" w:color="BFBFBF"/>
-              <w:left w:val="single" w:sz="4" w:space="0" w:color="BFBFBF"/>
-              <w:bottom w:val="single" w:sz="4" w:space="0" w:color="BFBFBF"/>
-              <w:right w:val="single" w:sz="4" w:space="0" w:color="BFBFBF"/>
-            </w:tcBorders>
-            <w:tcMar>
-              <w:top w:w="60" w:type="dxa"/>
-              <w:left w:w="100" w:type="dxa"/>
-              <w:bottom w:w="60" w:type="dxa"/>
-              <w:right w:w="100" w:type="dxa"/>
-            </w:tcMar>
-          </w:tcPr>
-          <w:p>
-            <w:pPr>
-              <w:spacing w:after="40"/>
-            </w:pPr>
-            <w:r>
-              <w:rPr>
-                <w:color w:val="1F1F1F"/>
-                <w:sz w:val="17"/>
-                <w:szCs w:val="17"/>
-              </w:rPr>
-              <w:t>Draft of manuscript §II.1 / M2 §2.1: how the data were collected, coverage, parsing, supporting sources.</w:t>
-            </w:r>
-          </w:p>
-        </w:tc>
-        <w:tc>
-          <w:tcPr>
-            <w:tcW w:w="1500" w:type="dxa"/>
-            <w:tcBorders>
-              <w:top w:val="single" w:sz="4" w:space="0" w:color="BFBFBF"/>
-              <w:left w:val="single" w:sz="4" w:space="0" w:color="BFBFBF"/>
-              <w:bottom w:val="single" w:sz="4" w:space="0" w:color="BFBFBF"/>
-              <w:right w:val="single" w:sz="4" w:space="0" w:color="BFBFBF"/>
-            </w:tcBorders>
-            <w:tcMar>
-              <w:top w:w="60" w:type="dxa"/>
-              <w:left w:w="100" w:type="dxa"/>
-              <w:bottom w:w="60" w:type="dxa"/>
-              <w:right w:w="100" w:type="dxa"/>
-            </w:tcMar>
-          </w:tcPr>
-          <w:p>
-            <w:pPr>
-              <w:spacing w:after="40"/>
-            </w:pPr>
-            <w:r>
-              <w:rPr>
-                <w:color w:val="1F1F1F"/>
-                <w:sz w:val="17"/>
-                <w:szCs w:val="17"/>
-              </w:rPr>
-              <w:t>Written from the pipeline results</w:t>
-            </w:r>
-          </w:p>
-        </w:tc>
-        <w:tc>
-          <w:tcPr>
-            <w:tcW w:w="1000" w:type="dxa"/>
-            <w:tcBorders>
-              <w:top w:val="single" w:sz="4" w:space="0" w:color="BFBFBF"/>
-              <w:left w:val="single" w:sz="4" w:space="0" w:color="BFBFBF"/>
-              <w:bottom w:val="single" w:sz="4" w:space="0" w:color="BFBFBF"/>
-              <w:right w:val="single" w:sz="4" w:space="0" w:color="BFBFBF"/>
-            </w:tcBorders>
-            <w:tcMar>
-              <w:top w:w="60" w:type="dxa"/>
-              <w:left w:w="100" w:type="dxa"/>
-              <w:bottom w:w="60" w:type="dxa"/>
-              <w:right w:w="100" w:type="dxa"/>
-            </w:tcMar>
-          </w:tcPr>
-          <w:p>
-            <w:pPr>
-              <w:spacing w:after="40"/>
-            </w:pPr>
-            <w:r>
-              <w:rPr>
-                <w:color w:val="1F1F1F"/>
-                <w:sz w:val="17"/>
-                <w:szCs w:val="17"/>
-              </w:rPr>
-              <w:t>Committed</w:t>
-            </w:r>
-          </w:p>
-        </w:tc>
-      </w:tr>
-      <w:tr>
-        <w:tblPrEx>
-          <w:tblCellMar>
-            <w:top w:w="0" w:type="dxa"/>
-            <w:bottom w:w="0" w:type="dxa"/>
-          </w:tblCellMar>
-        </w:tblPrEx>
-        <w:tc>
-          <w:tcPr>
-            <w:tcW w:w="2700" w:type="dxa"/>
-            <w:tcBorders>
-              <w:top w:val="single" w:sz="4" w:space="0" w:color="BFBFBF"/>
-              <w:left w:val="single" w:sz="4" w:space="0" w:color="BFBFBF"/>
-              <w:bottom w:val="single" w:sz="4" w:space="0" w:color="BFBFBF"/>
-              <w:right w:val="single" w:sz="4" w:space="0" w:color="BFBFBF"/>
-            </w:tcBorders>
-            <w:tcMar>
-              <w:top w:w="60" w:type="dxa"/>
-              <w:left w:w="100" w:type="dxa"/>
-              <w:bottom w:w="60" w:type="dxa"/>
-              <w:right w:w="100" w:type="dxa"/>
-            </w:tcMar>
-          </w:tcPr>
-          <w:p>
-            <w:pPr>
-              <w:spacing w:after="40"/>
-            </w:pPr>
-            <w:r>
-              <w:rPr>
-                <w:rFonts w:ascii="Consolas" w:eastAsia="Consolas" w:hAnsi="Consolas" w:cs="Consolas"/>
-                <w:color w:val="1F1F1F"/>
-                <w:sz w:val="15"/>
-                <w:szCs w:val="15"/>
-              </w:rPr>
-              <w:t>reports/quintile_insights.md</w:t>
-            </w:r>
-          </w:p>
-        </w:tc>
-        <w:tc>
-          <w:tcPr>
-            <w:tcW w:w="3826" w:type="dxa"/>
-            <w:tcBorders>
-              <w:top w:val="single" w:sz="4" w:space="0" w:color="BFBFBF"/>
-              <w:left w:val="single" w:sz="4" w:space="0" w:color="BFBFBF"/>
-              <w:bottom w:val="single" w:sz="4" w:space="0" w:color="BFBFBF"/>
-              <w:right w:val="single" w:sz="4" w:space="0" w:color="BFBFBF"/>
-            </w:tcBorders>
-            <w:tcMar>
-              <w:top w:w="60" w:type="dxa"/>
-              <w:left w:w="100" w:type="dxa"/>
-              <w:bottom w:w="60" w:type="dxa"/>
-              <w:right w:w="100" w:type="dxa"/>
-            </w:tcMar>
-          </w:tcPr>
-          <w:p>
-            <w:pPr>
-              <w:spacing w:after="40"/>
-            </w:pPr>
-            <w:r>
-              <w:rPr>
-                <w:color w:val="1F1F1F"/>
-                <w:sz w:val="17"/>
-                <w:szCs w:val="17"/>
-              </w:rPr>
-              <w:t>Quintile findings and the three candidate narratives (the chosen one: early warning + rotating burden).</w:t>
-            </w:r>
-          </w:p>
-        </w:tc>
-        <w:tc>
-          <w:tcPr>
-            <w:tcW w:w="1500" w:type="dxa"/>
-            <w:tcBorders>
-              <w:top w:val="single" w:sz="4" w:space="0" w:color="BFBFBF"/>
-              <w:left w:val="single" w:sz="4" w:space="0" w:color="BFBFBF"/>
-              <w:bottom w:val="single" w:sz="4" w:space="0" w:color="BFBFBF"/>
-              <w:right w:val="single" w:sz="4" w:space="0" w:color="BFBFBF"/>
-            </w:tcBorders>
-            <w:tcMar>
-              <w:top w:w="60" w:type="dxa"/>
-              <w:left w:w="100" w:type="dxa"/>
-              <w:bottom w:w="60" w:type="dxa"/>
-              <w:right w:w="100" w:type="dxa"/>
-            </w:tcMar>
-          </w:tcPr>
-          <w:p>
-            <w:pPr>
-              <w:spacing w:after="40"/>
-            </w:pPr>
-            <w:r>
-              <w:rPr>
-                <w:color w:val="1F1F1F"/>
-                <w:sz w:val="17"/>
-                <w:szCs w:val="17"/>
-              </w:rPr>
-              <w:t xml:space="preserve">Written from </w:t>
-            </w:r>
-            <w:r>
-              <w:rPr>
-                <w:rFonts w:ascii="Consolas" w:eastAsia="Consolas" w:hAnsi="Consolas" w:cs="Consolas"/>
-                <w:color w:val="1F1F1F"/>
-                <w:sz w:val="15"/>
-                <w:szCs w:val="15"/>
-              </w:rPr>
-              <w:t>quintile_insights.py</w:t>
-            </w:r>
-            <w:r>
-              <w:rPr>
-                <w:color w:val="1F1F1F"/>
-                <w:sz w:val="17"/>
-                <w:szCs w:val="17"/>
-              </w:rPr>
-              <w:t xml:space="preserve"> output</w:t>
-            </w:r>
-          </w:p>
-        </w:tc>
-        <w:tc>
-          <w:tcPr>
-            <w:tcW w:w="1000" w:type="dxa"/>
-            <w:tcBorders>
-              <w:top w:val="single" w:sz="4" w:space="0" w:color="BFBFBF"/>
-              <w:left w:val="single" w:sz="4" w:space="0" w:color="BFBFBF"/>
-              <w:bottom w:val="single" w:sz="4" w:space="0" w:color="BFBFBF"/>
-              <w:right w:val="single" w:sz="4" w:space="0" w:color="BFBFBF"/>
-            </w:tcBorders>
-            <w:tcMar>
-              <w:top w:w="60" w:type="dxa"/>
-              <w:left w:w="100" w:type="dxa"/>
-              <w:bottom w:w="60" w:type="dxa"/>
-              <w:right w:w="100" w:type="dxa"/>
-            </w:tcMar>
-          </w:tcPr>
-          <w:p>
-            <w:pPr>
-              <w:spacing w:after="40"/>
-            </w:pPr>
-            <w:r>
-              <w:rPr>
-                <w:color w:val="1F1F1F"/>
-                <w:sz w:val="17"/>
-                <w:szCs w:val="17"/>
-              </w:rPr>
-              <w:t>Committed</w:t>
-            </w:r>
-          </w:p>
-        </w:tc>
-      </w:tr>
-      <w:tr>
-        <w:tblPrEx>
-          <w:tblCellMar>
-            <w:top w:w="0" w:type="dxa"/>
-            <w:bottom w:w="0" w:type="dxa"/>
-          </w:tblCellMar>
-        </w:tblPrEx>
-        <w:tc>
-          <w:tcPr>
-            <w:tcW w:w="2700" w:type="dxa"/>
-            <w:tcBorders>
-              <w:top w:val="single" w:sz="4" w:space="0" w:color="BFBFBF"/>
-              <w:left w:val="single" w:sz="4" w:space="0" w:color="BFBFBF"/>
-              <w:bottom w:val="single" w:sz="4" w:space="0" w:color="BFBFBF"/>
-              <w:right w:val="single" w:sz="4" w:space="0" w:color="BFBFBF"/>
-            </w:tcBorders>
-            <w:tcMar>
-              <w:top w:w="60" w:type="dxa"/>
-              <w:left w:w="100" w:type="dxa"/>
-              <w:bottom w:w="60" w:type="dxa"/>
-              <w:right w:w="100" w:type="dxa"/>
-            </w:tcMar>
-          </w:tcPr>
-          <w:p>
-            <w:pPr>
-              <w:spacing w:after="40"/>
-            </w:pPr>
-            <w:r>
-              <w:rPr>
-                <w:rFonts w:ascii="Consolas" w:eastAsia="Consolas" w:hAnsi="Consolas" w:cs="Consolas"/>
-                <w:color w:val="1F1F1F"/>
-                <w:sz w:val="15"/>
-                <w:szCs w:val="15"/>
-              </w:rPr>
-              <w:t>milestones/M1_proposal/Milestone1.docx</w:t>
-            </w:r>
-          </w:p>
-        </w:tc>
-        <w:tc>
-          <w:tcPr>
-            <w:tcW w:w="3826" w:type="dxa"/>
-            <w:tcBorders>
-              <w:top w:val="single" w:sz="4" w:space="0" w:color="BFBFBF"/>
-              <w:left w:val="single" w:sz="4" w:space="0" w:color="BFBFBF"/>
-              <w:bottom w:val="single" w:sz="4" w:space="0" w:color="BFBFBF"/>
-              <w:right w:val="single" w:sz="4" w:space="0" w:color="BFBFBF"/>
-            </w:tcBorders>
-            <w:tcMar>
-              <w:top w:w="60" w:type="dxa"/>
-              <w:left w:w="100" w:type="dxa"/>
-              <w:bottom w:w="60" w:type="dxa"/>
-              <w:right w:w="100" w:type="dxa"/>
-            </w:tcMar>
-          </w:tcPr>
-          <w:p>
-            <w:pPr>
-              <w:spacing w:after="40"/>
-            </w:pPr>
-            <w:r>
-              <w:rPr>
-                <w:color w:val="1F1F1F"/>
-                <w:sz w:val="17"/>
-                <w:szCs w:val="17"/>
-              </w:rPr>
-              <w:t>Submitted Milestone 1 proposal.</w:t>
-            </w:r>
-          </w:p>
-        </w:tc>
-        <w:tc>
-          <w:tcPr>
-            <w:tcW w:w="1500" w:type="dxa"/>
-            <w:tcBorders>
-              <w:top w:val="single" w:sz="4" w:space="0" w:color="BFBFBF"/>
-              <w:left w:val="single" w:sz="4" w:space="0" w:color="BFBFBF"/>
-              <w:bottom w:val="single" w:sz="4" w:space="0" w:color="BFBFBF"/>
-              <w:right w:val="single" w:sz="4" w:space="0" w:color="BFBFBF"/>
-            </w:tcBorders>
-            <w:tcMar>
-              <w:top w:w="60" w:type="dxa"/>
-              <w:left w:w="100" w:type="dxa"/>
-              <w:bottom w:w="60" w:type="dxa"/>
-              <w:right w:w="100" w:type="dxa"/>
-            </w:tcMar>
-          </w:tcPr>
-          <w:p>
-            <w:pPr>
-              <w:spacing w:after="40"/>
-            </w:pPr>
-            <w:r>
-              <w:rPr>
-                <w:color w:val="1F1F1F"/>
-                <w:sz w:val="17"/>
-                <w:szCs w:val="17"/>
-              </w:rPr>
-              <w:t>Team</w:t>
-            </w:r>
-          </w:p>
-        </w:tc>
-        <w:tc>
-          <w:tcPr>
-            <w:tcW w:w="1000" w:type="dxa"/>
-            <w:tcBorders>
-              <w:top w:val="single" w:sz="4" w:space="0" w:color="BFBFBF"/>
-              <w:left w:val="single" w:sz="4" w:space="0" w:color="BFBFBF"/>
-              <w:bottom w:val="single" w:sz="4" w:space="0" w:color="BFBFBF"/>
-              <w:right w:val="single" w:sz="4" w:space="0" w:color="BFBFBF"/>
-            </w:tcBorders>
-            <w:tcMar>
-              <w:top w:w="60" w:type="dxa"/>
-              <w:left w:w="100" w:type="dxa"/>
-              <w:bottom w:w="60" w:type="dxa"/>
-              <w:right w:w="100" w:type="dxa"/>
-            </w:tcMar>
-          </w:tcPr>
-          <w:p>
-            <w:pPr>
-              <w:spacing w:after="40"/>
-            </w:pPr>
-            <w:r>
-              <w:rPr>
-                <w:color w:val="1F1F1F"/>
-                <w:sz w:val="17"/>
-                <w:szCs w:val="17"/>
-              </w:rPr>
-              <w:t>Committed</w:t>
-            </w:r>
-          </w:p>
-        </w:tc>
-      </w:tr>
-      <w:tr>
-        <w:tblPrEx>
-          <w:tblCellMar>
-            <w:top w:w="0" w:type="dxa"/>
-            <w:bottom w:w="0" w:type="dxa"/>
-          </w:tblCellMar>
-        </w:tblPrEx>
-        <w:tc>
-          <w:tcPr>
-            <w:tcW w:w="2700" w:type="dxa"/>
-            <w:tcBorders>
-              <w:top w:val="single" w:sz="4" w:space="0" w:color="BFBFBF"/>
-              <w:left w:val="single" w:sz="4" w:space="0" w:color="BFBFBF"/>
-              <w:bottom w:val="single" w:sz="4" w:space="0" w:color="BFBFBF"/>
-              <w:right w:val="single" w:sz="4" w:space="0" w:color="BFBFBF"/>
-            </w:tcBorders>
-            <w:tcMar>
-              <w:top w:w="60" w:type="dxa"/>
-              <w:left w:w="100" w:type="dxa"/>
-              <w:bottom w:w="60" w:type="dxa"/>
-              <w:right w:w="100" w:type="dxa"/>
-            </w:tcMar>
-          </w:tcPr>
-          <w:p>
-            <w:pPr>
-              <w:spacing w:after="40"/>
-            </w:pPr>
-            <w:r>
-              <w:rPr>
-                <w:rFonts w:ascii="Consolas" w:eastAsia="Consolas" w:hAnsi="Consolas" w:cs="Consolas"/>
-                <w:color w:val="1F1F1F"/>
-                <w:sz w:val="15"/>
-                <w:szCs w:val="15"/>
-              </w:rPr>
-              <w:lastRenderedPageBreak/>
-              <w:t>milestones/M2_data_eda_hypotheses/Milestone2_description_rubric.md</w:t>
-            </w:r>
-          </w:p>
-        </w:tc>
-        <w:tc>
-          <w:tcPr>
-            <w:tcW w:w="3826" w:type="dxa"/>
-            <w:tcBorders>
-              <w:top w:val="single" w:sz="4" w:space="0" w:color="BFBFBF"/>
-              <w:left w:val="single" w:sz="4" w:space="0" w:color="BFBFBF"/>
-              <w:bottom w:val="single" w:sz="4" w:space="0" w:color="BFBFBF"/>
-              <w:right w:val="single" w:sz="4" w:space="0" w:color="BFBFBF"/>
-            </w:tcBorders>
-            <w:tcMar>
-              <w:top w:w="60" w:type="dxa"/>
-              <w:left w:w="100" w:type="dxa"/>
-              <w:bottom w:w="60" w:type="dxa"/>
-              <w:right w:w="100" w:type="dxa"/>
-            </w:tcMar>
-          </w:tcPr>
-          <w:p>
-            <w:pPr>
-              <w:spacing w:after="40"/>
-            </w:pPr>
-            <w:r>
-              <w:rPr>
-                <w:color w:val="1F1F1F"/>
-                <w:sz w:val="17"/>
-                <w:szCs w:val="17"/>
-              </w:rPr>
-              <w:t>Milestone 2 brief and grading rubric.</w:t>
-            </w:r>
-          </w:p>
-        </w:tc>
-        <w:tc>
-          <w:tcPr>
-            <w:tcW w:w="1500" w:type="dxa"/>
-            <w:tcBorders>
-              <w:top w:val="single" w:sz="4" w:space="0" w:color="BFBFBF"/>
-              <w:left w:val="single" w:sz="4" w:space="0" w:color="BFBFBF"/>
-              <w:bottom w:val="single" w:sz="4" w:space="0" w:color="BFBFBF"/>
-              <w:right w:val="single" w:sz="4" w:space="0" w:color="BFBFBF"/>
-            </w:tcBorders>
-            <w:tcMar>
-              <w:top w:w="60" w:type="dxa"/>
-              <w:left w:w="100" w:type="dxa"/>
-              <w:bottom w:w="60" w:type="dxa"/>
-              <w:right w:w="100" w:type="dxa"/>
-            </w:tcMar>
-          </w:tcPr>
-          <w:p>
-            <w:pPr>
-              <w:spacing w:after="40"/>
-            </w:pPr>
-            <w:r>
-              <w:rPr>
-                <w:color w:val="1F1F1F"/>
-                <w:sz w:val="17"/>
-                <w:szCs w:val="17"/>
-              </w:rPr>
-              <w:t>Course</w:t>
-            </w:r>
-          </w:p>
-        </w:tc>
-        <w:tc>
-          <w:tcPr>
-            <w:tcW w:w="1000" w:type="dxa"/>
-            <w:tcBorders>
-              <w:top w:val="single" w:sz="4" w:space="0" w:color="BFBFBF"/>
-              <w:left w:val="single" w:sz="4" w:space="0" w:color="BFBFBF"/>
-              <w:bottom w:val="single" w:sz="4" w:space="0" w:color="BFBFBF"/>
-              <w:right w:val="single" w:sz="4" w:space="0" w:color="BFBFBF"/>
-            </w:tcBorders>
-            <w:tcMar>
-              <w:top w:w="60" w:type="dxa"/>
-              <w:left w:w="100" w:type="dxa"/>
-              <w:bottom w:w="60" w:type="dxa"/>
-              <w:right w:w="100" w:type="dxa"/>
-            </w:tcMar>
-          </w:tcPr>
-          <w:p>
-            <w:pPr>
-              <w:spacing w:after="40"/>
-            </w:pPr>
-            <w:r>
-              <w:rPr>
-                <w:color w:val="1F1F1F"/>
-                <w:sz w:val="17"/>
-                <w:szCs w:val="17"/>
-              </w:rPr>
-              <w:t>Committed</w:t>
-            </w:r>
-          </w:p>
-        </w:tc>
-      </w:tr>
-      <w:tr>
-        <w:tblPrEx>
-          <w:tblCellMar>
-            <w:top w:w="0" w:type="dxa"/>
-            <w:bottom w:w="0" w:type="dxa"/>
-          </w:tblCellMar>
-        </w:tblPrEx>
         <w:tc>
           <w:tcPr>
             <w:tcW w:w="2700" w:type="dxa"/>
@@ -30137,6 +27237,14 @@
     <w:p>
       <w:pPr>
         <w:spacing w:after="120"/>
+        <w:sectPr>
+          <w:headerReference w:type="default" r:id="rId7"/>
+          <w:footerReference w:type="default" r:id="rId8"/>
+          <w:pgSz w:w="11906" w:h="16838"/>
+          <w:pgMar w:top="1440" w:right="1440" w:bottom="1440" w:left="1440" w:header="708" w:footer="708" w:gutter="0"/>
+          <w:cols w:space="720"/>
+          <w:docGrid w:linePitch="360"/>
+        </w:sectPr>
       </w:pPr>
       <w:r>
         <w:rPr>
@@ -30192,21 +27300,9 @@
     </w:p>
     <w:p>
       <w:pPr>
-        <w:sectPr>
-          <w:headerReference w:type="default" r:id="rId7"/>
-          <w:footerReference w:type="default" r:id="rId8"/>
-          <w:pgSz w:w="11906" w:h="16838"/>
-          <w:pgMar w:top="1440" w:right="1440" w:bottom="1440" w:left="1440" w:header="708" w:footer="708" w:gutter="0"/>
-          <w:cols w:space="720"/>
-          <w:docGrid w:linePitch="360"/>
-        </w:sectPr>
-      </w:pPr>
-    </w:p>
-    <w:p>
-      <w:pPr>
         <w:pStyle w:val="Heading1"/>
       </w:pPr>
-      <w:bookmarkStart w:id="13" w:name="_Toc242034506"/>
+      <w:bookmarkStart w:id="13" w:name="_Toc243855166"/>
       <w:r>
         <w:lastRenderedPageBreak/>
         <w:t>7. Cross-reference matrix: data files x scripts</w:t>
@@ -30318,10 +27414,6 @@
           <w:insideV w:val="single" w:sz="4" w:space="0" w:color="auto"/>
         </w:tblBorders>
         <w:tblLayout w:type="fixed"/>
-        <w:tblCellMar>
-          <w:left w:w="10" w:type="dxa"/>
-          <w:right w:w="10" w:type="dxa"/>
-        </w:tblCellMar>
         <w:tblLook w:val="04A0" w:firstRow="1" w:lastRow="0" w:firstColumn="1" w:lastColumn="0" w:noHBand="0" w:noVBand="1"/>
       </w:tblPr>
       <w:tblGrid>
@@ -30339,12 +27431,6 @@
         <w:gridCol w:w="945"/>
       </w:tblGrid>
       <w:tr>
-        <w:tblPrEx>
-          <w:tblCellMar>
-            <w:top w:w="0" w:type="dxa"/>
-            <w:bottom w:w="0" w:type="dxa"/>
-          </w:tblCellMar>
-        </w:tblPrEx>
         <w:trPr>
           <w:tblHeader/>
         </w:trPr>
@@ -30769,12 +27855,6 @@
         </w:tc>
       </w:tr>
       <w:tr>
-        <w:tblPrEx>
-          <w:tblCellMar>
-            <w:top w:w="0" w:type="dxa"/>
-            <w:bottom w:w="0" w:type="dxa"/>
-          </w:tblCellMar>
-        </w:tblPrEx>
         <w:tc>
           <w:tcPr>
             <w:tcW w:w="3558" w:type="dxa"/>
@@ -31095,12 +28175,6 @@
         </w:tc>
       </w:tr>
       <w:tr>
-        <w:tblPrEx>
-          <w:tblCellMar>
-            <w:top w:w="0" w:type="dxa"/>
-            <w:bottom w:w="0" w:type="dxa"/>
-          </w:tblCellMar>
-        </w:tblPrEx>
         <w:tc>
           <w:tcPr>
             <w:tcW w:w="3558" w:type="dxa"/>
@@ -31432,12 +28506,6 @@
         </w:tc>
       </w:tr>
       <w:tr>
-        <w:tblPrEx>
-          <w:tblCellMar>
-            <w:top w:w="0" w:type="dxa"/>
-            <w:bottom w:w="0" w:type="dxa"/>
-          </w:tblCellMar>
-        </w:tblPrEx>
         <w:tc>
           <w:tcPr>
             <w:tcW w:w="3558" w:type="dxa"/>
@@ -31758,12 +28826,6 @@
         </w:tc>
       </w:tr>
       <w:tr>
-        <w:tblPrEx>
-          <w:tblCellMar>
-            <w:top w:w="0" w:type="dxa"/>
-            <w:bottom w:w="0" w:type="dxa"/>
-          </w:tblCellMar>
-        </w:tblPrEx>
         <w:tc>
           <w:tcPr>
             <w:tcW w:w="3558" w:type="dxa"/>
@@ -32084,12 +29146,6 @@
         </w:tc>
       </w:tr>
       <w:tr>
-        <w:tblPrEx>
-          <w:tblCellMar>
-            <w:top w:w="0" w:type="dxa"/>
-            <w:bottom w:w="0" w:type="dxa"/>
-          </w:tblCellMar>
-        </w:tblPrEx>
         <w:tc>
           <w:tcPr>
             <w:tcW w:w="3558" w:type="dxa"/>
@@ -32399,12 +29455,6 @@
         </w:tc>
       </w:tr>
       <w:tr>
-        <w:tblPrEx>
-          <w:tblCellMar>
-            <w:top w:w="0" w:type="dxa"/>
-            <w:bottom w:w="0" w:type="dxa"/>
-          </w:tblCellMar>
-        </w:tblPrEx>
         <w:tc>
           <w:tcPr>
             <w:tcW w:w="3558" w:type="dxa"/>
@@ -32714,12 +29764,6 @@
         </w:tc>
       </w:tr>
       <w:tr>
-        <w:tblPrEx>
-          <w:tblCellMar>
-            <w:top w:w="0" w:type="dxa"/>
-            <w:bottom w:w="0" w:type="dxa"/>
-          </w:tblCellMar>
-        </w:tblPrEx>
         <w:tc>
           <w:tcPr>
             <w:tcW w:w="3558" w:type="dxa"/>
@@ -33040,12 +30084,6 @@
         </w:tc>
       </w:tr>
       <w:tr>
-        <w:tblPrEx>
-          <w:tblCellMar>
-            <w:top w:w="0" w:type="dxa"/>
-            <w:bottom w:w="0" w:type="dxa"/>
-          </w:tblCellMar>
-        </w:tblPrEx>
         <w:tc>
           <w:tcPr>
             <w:tcW w:w="3558" w:type="dxa"/>
@@ -33366,12 +30404,6 @@
         </w:tc>
       </w:tr>
       <w:tr>
-        <w:tblPrEx>
-          <w:tblCellMar>
-            <w:top w:w="0" w:type="dxa"/>
-            <w:bottom w:w="0" w:type="dxa"/>
-          </w:tblCellMar>
-        </w:tblPrEx>
         <w:tc>
           <w:tcPr>
             <w:tcW w:w="3558" w:type="dxa"/>
@@ -33681,12 +30713,6 @@
         </w:tc>
       </w:tr>
       <w:tr>
-        <w:tblPrEx>
-          <w:tblCellMar>
-            <w:top w:w="0" w:type="dxa"/>
-            <w:bottom w:w="0" w:type="dxa"/>
-          </w:tblCellMar>
-        </w:tblPrEx>
         <w:tc>
           <w:tcPr>
             <w:tcW w:w="3558" w:type="dxa"/>
@@ -34029,12 +31055,6 @@
         </w:tc>
       </w:tr>
       <w:tr>
-        <w:tblPrEx>
-          <w:tblCellMar>
-            <w:top w:w="0" w:type="dxa"/>
-            <w:bottom w:w="0" w:type="dxa"/>
-          </w:tblCellMar>
-        </w:tblPrEx>
         <w:tc>
           <w:tcPr>
             <w:tcW w:w="3558" w:type="dxa"/>
@@ -34344,12 +31364,6 @@
         </w:tc>
       </w:tr>
       <w:tr>
-        <w:tblPrEx>
-          <w:tblCellMar>
-            <w:top w:w="0" w:type="dxa"/>
-            <w:bottom w:w="0" w:type="dxa"/>
-          </w:tblCellMar>
-        </w:tblPrEx>
         <w:tc>
           <w:tcPr>
             <w:tcW w:w="3558" w:type="dxa"/>
@@ -34681,12 +31695,6 @@
         </w:tc>
       </w:tr>
       <w:tr>
-        <w:tblPrEx>
-          <w:tblCellMar>
-            <w:top w:w="0" w:type="dxa"/>
-            <w:bottom w:w="0" w:type="dxa"/>
-          </w:tblCellMar>
-        </w:tblPrEx>
         <w:tc>
           <w:tcPr>
             <w:tcW w:w="3558" w:type="dxa"/>
@@ -35007,12 +32015,6 @@
         </w:tc>
       </w:tr>
       <w:tr>
-        <w:tblPrEx>
-          <w:tblCellMar>
-            <w:top w:w="0" w:type="dxa"/>
-            <w:bottom w:w="0" w:type="dxa"/>
-          </w:tblCellMar>
-        </w:tblPrEx>
         <w:tc>
           <w:tcPr>
             <w:tcW w:w="3558" w:type="dxa"/>
@@ -35344,12 +32346,6 @@
         </w:tc>
       </w:tr>
       <w:tr>
-        <w:tblPrEx>
-          <w:tblCellMar>
-            <w:top w:w="0" w:type="dxa"/>
-            <w:bottom w:w="0" w:type="dxa"/>
-          </w:tblCellMar>
-        </w:tblPrEx>
         <w:tc>
           <w:tcPr>
             <w:tcW w:w="3558" w:type="dxa"/>
@@ -35670,12 +32666,6 @@
         </w:tc>
       </w:tr>
       <w:tr>
-        <w:tblPrEx>
-          <w:tblCellMar>
-            <w:top w:w="0" w:type="dxa"/>
-            <w:bottom w:w="0" w:type="dxa"/>
-          </w:tblCellMar>
-        </w:tblPrEx>
         <w:tc>
           <w:tcPr>
             <w:tcW w:w="3558" w:type="dxa"/>
@@ -35996,12 +32986,6 @@
         </w:tc>
       </w:tr>
       <w:tr>
-        <w:tblPrEx>
-          <w:tblCellMar>
-            <w:top w:w="0" w:type="dxa"/>
-            <w:bottom w:w="0" w:type="dxa"/>
-          </w:tblCellMar>
-        </w:tblPrEx>
         <w:tc>
           <w:tcPr>
             <w:tcW w:w="3558" w:type="dxa"/>
@@ -36311,12 +33295,6 @@
         </w:tc>
       </w:tr>
       <w:tr>
-        <w:tblPrEx>
-          <w:tblCellMar>
-            <w:top w:w="0" w:type="dxa"/>
-            <w:bottom w:w="0" w:type="dxa"/>
-          </w:tblCellMar>
-        </w:tblPrEx>
         <w:tc>
           <w:tcPr>
             <w:tcW w:w="3558" w:type="dxa"/>
@@ -36648,12 +33626,6 @@
         </w:tc>
       </w:tr>
       <w:tr>
-        <w:tblPrEx>
-          <w:tblCellMar>
-            <w:top w:w="0" w:type="dxa"/>
-            <w:bottom w:w="0" w:type="dxa"/>
-          </w:tblCellMar>
-        </w:tblPrEx>
         <w:tc>
           <w:tcPr>
             <w:tcW w:w="3558" w:type="dxa"/>
@@ -36997,12 +33969,6 @@
         </w:tc>
       </w:tr>
       <w:tr>
-        <w:tblPrEx>
-          <w:tblCellMar>
-            <w:top w:w="0" w:type="dxa"/>
-            <w:bottom w:w="0" w:type="dxa"/>
-          </w:tblCellMar>
-        </w:tblPrEx>
         <w:tc>
           <w:tcPr>
             <w:tcW w:w="3558" w:type="dxa"/>
@@ -37312,12 +34278,6 @@
         </w:tc>
       </w:tr>
       <w:tr>
-        <w:tblPrEx>
-          <w:tblCellMar>
-            <w:top w:w="0" w:type="dxa"/>
-            <w:bottom w:w="0" w:type="dxa"/>
-          </w:tblCellMar>
-        </w:tblPrEx>
         <w:tc>
           <w:tcPr>
             <w:tcW w:w="3558" w:type="dxa"/>
@@ -37638,12 +34598,6 @@
         </w:tc>
       </w:tr>
       <w:tr>
-        <w:tblPrEx>
-          <w:tblCellMar>
-            <w:top w:w="0" w:type="dxa"/>
-            <w:bottom w:w="0" w:type="dxa"/>
-          </w:tblCellMar>
-        </w:tblPrEx>
         <w:tc>
           <w:tcPr>
             <w:tcW w:w="3558" w:type="dxa"/>
@@ -37953,12 +34907,6 @@
         </w:tc>
       </w:tr>
       <w:tr>
-        <w:tblPrEx>
-          <w:tblCellMar>
-            <w:top w:w="0" w:type="dxa"/>
-            <w:bottom w:w="0" w:type="dxa"/>
-          </w:tblCellMar>
-        </w:tblPrEx>
         <w:tc>
           <w:tcPr>
             <w:tcW w:w="3558" w:type="dxa"/>
@@ -38268,12 +35216,6 @@
         </w:tc>
       </w:tr>
       <w:tr>
-        <w:tblPrEx>
-          <w:tblCellMar>
-            <w:top w:w="0" w:type="dxa"/>
-            <w:bottom w:w="0" w:type="dxa"/>
-          </w:tblCellMar>
-        </w:tblPrEx>
         <w:tc>
           <w:tcPr>
             <w:tcW w:w="3558" w:type="dxa"/>
@@ -38583,12 +35525,6 @@
         </w:tc>
       </w:tr>
       <w:tr>
-        <w:tblPrEx>
-          <w:tblCellMar>
-            <w:top w:w="0" w:type="dxa"/>
-            <w:bottom w:w="0" w:type="dxa"/>
-          </w:tblCellMar>
-        </w:tblPrEx>
         <w:tc>
           <w:tcPr>
             <w:tcW w:w="3558" w:type="dxa"/>
@@ -38898,12 +35834,6 @@
         </w:tc>
       </w:tr>
       <w:tr>
-        <w:tblPrEx>
-          <w:tblCellMar>
-            <w:top w:w="0" w:type="dxa"/>
-            <w:bottom w:w="0" w:type="dxa"/>
-          </w:tblCellMar>
-        </w:tblPrEx>
         <w:tc>
           <w:tcPr>
             <w:tcW w:w="3558" w:type="dxa"/>
@@ -39213,12 +36143,6 @@
         </w:tc>
       </w:tr>
       <w:tr>
-        <w:tblPrEx>
-          <w:tblCellMar>
-            <w:top w:w="0" w:type="dxa"/>
-            <w:bottom w:w="0" w:type="dxa"/>
-          </w:tblCellMar>
-        </w:tblPrEx>
         <w:tc>
           <w:tcPr>
             <w:tcW w:w="3558" w:type="dxa"/>
@@ -39582,74 +36506,6 @@
           <w:szCs w:val="16"/>
         </w:rPr>
         <w:t>src/utils/plot_style.py</w:t>
-      </w:r>
-      <w:r>
-        <w:rPr>
-          <w:color w:val="1F1F1F"/>
-          <w:sz w:val="18"/>
-          <w:szCs w:val="18"/>
-        </w:rPr>
-        <w:t xml:space="preserve">. </w:t>
-      </w:r>
-      <w:r>
-        <w:rPr>
-          <w:rFonts w:ascii="Consolas" w:eastAsia="Consolas" w:hAnsi="Consolas" w:cs="Consolas"/>
-          <w:color w:val="1F1F1F"/>
-          <w:sz w:val="16"/>
-          <w:szCs w:val="16"/>
-        </w:rPr>
-        <w:t>.claude/hooks/log_handoff.py</w:t>
-      </w:r>
-      <w:r>
-        <w:rPr>
-          <w:color w:val="1F1F1F"/>
-          <w:sz w:val="18"/>
-          <w:szCs w:val="18"/>
-        </w:rPr>
-        <w:t xml:space="preserve"> reads </w:t>
-      </w:r>
-      <w:r>
-        <w:rPr>
-          <w:rFonts w:ascii="Consolas" w:eastAsia="Consolas" w:hAnsi="Consolas" w:cs="Consolas"/>
-          <w:color w:val="1F1F1F"/>
-          <w:sz w:val="16"/>
-          <w:szCs w:val="16"/>
-        </w:rPr>
-        <w:t>HANDOFF.md</w:t>
-      </w:r>
-      <w:r>
-        <w:rPr>
-          <w:color w:val="1F1F1F"/>
-          <w:sz w:val="18"/>
-          <w:szCs w:val="18"/>
-        </w:rPr>
-        <w:t xml:space="preserve"> and writes </w:t>
-      </w:r>
-      <w:r>
-        <w:rPr>
-          <w:rFonts w:ascii="Consolas" w:eastAsia="Consolas" w:hAnsi="Consolas" w:cs="Consolas"/>
-          <w:color w:val="1F1F1F"/>
-          <w:sz w:val="16"/>
-          <w:szCs w:val="16"/>
-        </w:rPr>
-        <w:t>logs/HANDOFF_LOG.md</w:t>
-      </w:r>
-      <w:r>
-        <w:rPr>
-          <w:color w:val="1F1F1F"/>
-          <w:sz w:val="18"/>
-          <w:szCs w:val="18"/>
-        </w:rPr>
-        <w:t xml:space="preserve"> and </w:t>
-      </w:r>
-      <w:r>
-        <w:rPr>
-          <w:rFonts w:ascii="Consolas" w:eastAsia="Consolas" w:hAnsi="Consolas" w:cs="Consolas"/>
-          <w:color w:val="1F1F1F"/>
-          <w:sz w:val="16"/>
-          <w:szCs w:val="16"/>
-        </w:rPr>
-        <w:t>logs/.handoff_last_hash</w:t>
       </w:r>
       <w:r>
         <w:rPr>
@@ -39844,7 +36700,7 @@
         <w:sz w:val="16"/>
         <w:szCs w:val="16"/>
       </w:rPr>
-      <w:t>20</w:t>
+      <w:t>19</w:t>
     </w:r>
     <w:r>
       <w:rPr>
@@ -39893,7 +36749,7 @@
         <w:sz w:val="16"/>
         <w:szCs w:val="16"/>
       </w:rPr>
-      <w:t>21</w:t>
+      <w:t>20</w:t>
     </w:r>
     <w:r>
       <w:rPr>
@@ -39965,10 +36821,10 @@
 <file path=word/numbering.xml><?xml version="1.0" encoding="utf-8"?>
 <w:numbering xmlns:wpc="http://schemas.microsoft.com/office/word/2010/wordprocessingCanvas" xmlns:cx="http://schemas.microsoft.com/office/drawing/2014/chartex" xmlns:cx1="http://schemas.microsoft.com/office/drawing/2015/9/8/chartex" xmlns:cx2="http://schemas.microsoft.com/office/drawing/2015/10/21/chartex" xmlns:cx3="http://schemas.microsoft.com/office/drawing/2016/5/9/chartex" xmlns:cx4="http://schemas.microsoft.com/office/drawing/2016/5/10/chartex" xmlns:cx5="http://schemas.microsoft.com/office/drawing/2016/5/11/chartex" xmlns:cx6="http://schemas.microsoft.com/office/drawing/2016/5/12/chartex" xmlns:cx7="http://schemas.microsoft.com/office/drawing/2016/5/13/chartex" xmlns:cx8="http://schemas.microsoft.com/office/drawing/2016/5/14/chartex" xmlns:mc="http://schemas.openxmlformats.org/markup-compatibility/2006" xmlns:aink="http://schemas.microsoft.com/office/drawing/2016/ink" xmlns:am3d="http://schemas.microsoft.com/office/drawing/2017/model3d" xmlns:o="urn:schemas-microsoft-com:office:office" xmlns:oel="http://schemas.microsoft.com/office/2019/extlst" xmlns:r="http://schemas.openxmlformats.org/officeDocument/2006/relationships" xmlns:m="http://schemas.openxmlformats.org/officeDocument/2006/math" xmlns:v="urn:schemas-microsoft-com:vml" xmlns:wp14="http://schemas.microsoft.com/office/word/2010/wordprocessingDrawing" xmlns:wp="http://schemas.openxmlformats.org/drawingml/2006/wordprocessingDrawing" xmlns:w10="urn:schemas-microsoft-com:office:word" xmlns:w="http://schemas.openxmlformats.org/wordprocessingml/2006/main" xmlns:w14="http://schemas.microsoft.com/office/word/2010/wordml" xmlns:w15="http://schemas.microsoft.com/office/word/2012/wordml" xmlns:w16cex="http://schemas.microsoft.com/office/word/2018/wordml/cex" xmlns:w16cid="http://schemas.microsoft.com/office/word/2016/wordml/cid" xmlns:w16="http://schemas.microsoft.com/office/word/2018/wordml" xmlns:w16du="http://schemas.microsoft.com/office/word/2023/wordml/word16du" xmlns:w16sdtdh="http://schemas.microsoft.com/office/word/2020/wordml/sdtdatahash" xmlns:w16sdtfl="http://schemas.microsoft.com/office/word/2024/wordml/sdtformatlock" xmlns:w16se="http://schemas.microsoft.com/office/word/2015/wordml/symex" xmlns:wpg="http://schemas.microsoft.com/office/word/2010/wordprocessingGroup" xmlns:wpi="http://schemas.microsoft.com/office/word/2010/wordprocessingInk" xmlns:wne="http://schemas.microsoft.com/office/word/2006/wordml" xmlns:wps="http://schemas.microsoft.com/office/word/2010/wordprocessingShape" mc:Ignorable="w14 w15 w16se w16cid w16 w16cex w16sdtdh w16sdtfl w16du wp14">
   <w:abstractNum w:abstractNumId="0" w15:restartNumberingAfterBreak="0">
-    <w:nsid w:val="29F3065E"/>
+    <w:nsid w:val="0786599A"/>
     <w:multiLevelType w:val="hybridMultilevel"/>
-    <w:tmpl w:val="E83020F4"/>
-    <w:lvl w:ilvl="0" w:tplc="80A47088">
+    <w:tmpl w:val="490006A0"/>
+    <w:lvl w:ilvl="0" w:tplc="7D70A826">
       <w:start w:val="1"/>
       <w:numFmt w:val="bullet"/>
       <w:lvlText w:val="•"/>
@@ -39977,7 +36833,7 @@
         <w:ind w:left="540" w:hanging="270"/>
       </w:pPr>
     </w:lvl>
-    <w:lvl w:ilvl="1" w:tplc="AC56D628" w:tentative="1">
+    <w:lvl w:ilvl="1" w:tplc="41829A78" w:tentative="1">
       <w:start w:val="1"/>
       <w:numFmt w:val="bullet"/>
       <w:lvlText w:val="–"/>
@@ -39986,47 +36842,47 @@
         <w:ind w:left="1080" w:hanging="270"/>
       </w:pPr>
     </w:lvl>
-    <w:lvl w:ilvl="2" w:tplc="62944006">
+    <w:lvl w:ilvl="2" w:tplc="9710D44A">
       <w:numFmt w:val="decimal"/>
       <w:lvlText w:val=""/>
       <w:lvlJc w:val="left"/>
     </w:lvl>
-    <w:lvl w:ilvl="3" w:tplc="AFBEA28C">
+    <w:lvl w:ilvl="3" w:tplc="A67A2052">
       <w:numFmt w:val="decimal"/>
       <w:lvlText w:val=""/>
       <w:lvlJc w:val="left"/>
     </w:lvl>
-    <w:lvl w:ilvl="4" w:tplc="7EDC2F34">
+    <w:lvl w:ilvl="4" w:tplc="35A8E9E6">
       <w:numFmt w:val="decimal"/>
       <w:lvlText w:val=""/>
       <w:lvlJc w:val="left"/>
     </w:lvl>
-    <w:lvl w:ilvl="5" w:tplc="4EC2CEA0">
+    <w:lvl w:ilvl="5" w:tplc="B608E610">
       <w:numFmt w:val="decimal"/>
       <w:lvlText w:val=""/>
       <w:lvlJc w:val="left"/>
     </w:lvl>
-    <w:lvl w:ilvl="6" w:tplc="50A89EA6">
+    <w:lvl w:ilvl="6" w:tplc="985A5988">
       <w:numFmt w:val="decimal"/>
       <w:lvlText w:val=""/>
       <w:lvlJc w:val="left"/>
     </w:lvl>
-    <w:lvl w:ilvl="7" w:tplc="D894283C">
+    <w:lvl w:ilvl="7" w:tplc="18D281E2">
       <w:numFmt w:val="decimal"/>
       <w:lvlText w:val=""/>
       <w:lvlJc w:val="left"/>
     </w:lvl>
-    <w:lvl w:ilvl="8" w:tplc="E0801F8C">
+    <w:lvl w:ilvl="8" w:tplc="2C947304">
       <w:numFmt w:val="decimal"/>
       <w:lvlText w:val=""/>
       <w:lvlJc w:val="left"/>
     </w:lvl>
   </w:abstractNum>
   <w:abstractNum w:abstractNumId="1" w15:restartNumberingAfterBreak="0">
-    <w:nsid w:val="42EA4AAA"/>
+    <w:nsid w:val="36730D53"/>
     <w:multiLevelType w:val="hybridMultilevel"/>
-    <w:tmpl w:val="B30C57D2"/>
-    <w:lvl w:ilvl="0" w:tplc="AF80377E" w:tentative="1">
+    <w:tmpl w:val="2D62809C"/>
+    <w:lvl w:ilvl="0" w:tplc="4C20F72E" w:tentative="1">
       <w:start w:val="1"/>
       <w:numFmt w:val="bullet"/>
       <w:lvlText w:val="●"/>
@@ -40035,7 +36891,7 @@
         <w:ind w:left="720" w:hanging="360"/>
       </w:pPr>
     </w:lvl>
-    <w:lvl w:ilvl="1" w:tplc="294245A0" w:tentative="1">
+    <w:lvl w:ilvl="1" w:tplc="54A83C84" w:tentative="1">
       <w:start w:val="1"/>
       <w:numFmt w:val="bullet"/>
       <w:lvlText w:val="○"/>
@@ -40044,7 +36900,7 @@
         <w:ind w:left="1440" w:hanging="360"/>
       </w:pPr>
     </w:lvl>
-    <w:lvl w:ilvl="2" w:tplc="74F40E26" w:tentative="1">
+    <w:lvl w:ilvl="2" w:tplc="1B32C722" w:tentative="1">
       <w:start w:val="1"/>
       <w:numFmt w:val="bullet"/>
       <w:lvlText w:val="■"/>
@@ -40053,7 +36909,7 @@
         <w:ind w:left="2160" w:hanging="360"/>
       </w:pPr>
     </w:lvl>
-    <w:lvl w:ilvl="3" w:tplc="1AC8B420" w:tentative="1">
+    <w:lvl w:ilvl="3" w:tplc="E7FC4E20" w:tentative="1">
       <w:start w:val="1"/>
       <w:numFmt w:val="bullet"/>
       <w:lvlText w:val="●"/>
@@ -40062,7 +36918,7 @@
         <w:ind w:left="2880" w:hanging="360"/>
       </w:pPr>
     </w:lvl>
-    <w:lvl w:ilvl="4" w:tplc="B43CFFCA" w:tentative="1">
+    <w:lvl w:ilvl="4" w:tplc="773001DE" w:tentative="1">
       <w:start w:val="1"/>
       <w:numFmt w:val="bullet"/>
       <w:lvlText w:val="○"/>
@@ -40071,7 +36927,7 @@
         <w:ind w:left="3600" w:hanging="360"/>
       </w:pPr>
     </w:lvl>
-    <w:lvl w:ilvl="5" w:tplc="9B0CC672" w:tentative="1">
+    <w:lvl w:ilvl="5" w:tplc="F54C0C1E" w:tentative="1">
       <w:start w:val="1"/>
       <w:numFmt w:val="bullet"/>
       <w:lvlText w:val="■"/>
@@ -40080,7 +36936,7 @@
         <w:ind w:left="4320" w:hanging="360"/>
       </w:pPr>
     </w:lvl>
-    <w:lvl w:ilvl="6" w:tplc="A01E0E9A" w:tentative="1">
+    <w:lvl w:ilvl="6" w:tplc="3ED4CA4C" w:tentative="1">
       <w:start w:val="1"/>
       <w:numFmt w:val="bullet"/>
       <w:lvlText w:val="●"/>
@@ -40089,7 +36945,7 @@
         <w:ind w:left="5040" w:hanging="360"/>
       </w:pPr>
     </w:lvl>
-    <w:lvl w:ilvl="7" w:tplc="A894DC74" w:tentative="1">
+    <w:lvl w:ilvl="7" w:tplc="4A94846E" w:tentative="1">
       <w:start w:val="1"/>
       <w:numFmt w:val="bullet"/>
       <w:lvlText w:val="●"/>
@@ -40098,7 +36954,7 @@
         <w:ind w:left="5760" w:hanging="360"/>
       </w:pPr>
     </w:lvl>
-    <w:lvl w:ilvl="8" w:tplc="0F7417BA" w:tentative="1">
+    <w:lvl w:ilvl="8" w:tplc="E21AB192" w:tentative="1">
       <w:start w:val="1"/>
       <w:numFmt w:val="bullet"/>
       <w:lvlText w:val="●"/>
@@ -40108,15 +36964,18 @@
       </w:pPr>
     </w:lvl>
   </w:abstractNum>
-  <w:num w:numId="1" w16cid:durableId="3822113">
+  <w:num w:numId="1" w16cid:durableId="1214275888">
     <w:abstractNumId w:val="1"/>
     <w:lvlOverride w:ilvl="0">
       <w:startOverride w:val="1"/>
     </w:lvlOverride>
   </w:num>
-  <w:num w:numId="2" w16cid:durableId="801849534">
+  <w:num w:numId="2" w16cid:durableId="1992253573">
     <w:abstractNumId w:val="0"/>
     <w:lvlOverride w:ilvl="0">
+      <w:startOverride w:val="1"/>
+    </w:lvlOverride>
+    <w:lvlOverride w:ilvl="1">
       <w:startOverride w:val="1"/>
     </w:lvlOverride>
   </w:num>
@@ -40744,7 +37603,7 @@
     <w:autoRedefine/>
     <w:uiPriority w:val="39"/>
     <w:unhideWhenUsed/>
-    <w:rsid w:val="00B27462"/>
+    <w:rsid w:val="004F0125"/>
     <w:pPr>
       <w:spacing w:after="100"/>
     </w:pPr>
@@ -40756,7 +37615,7 @@
     <w:autoRedefine/>
     <w:uiPriority w:val="39"/>
     <w:unhideWhenUsed/>
-    <w:rsid w:val="00B27462"/>
+    <w:rsid w:val="004F0125"/>
     <w:pPr>
       <w:spacing w:after="100"/>
       <w:ind w:left="200"/>

--- a/DS4SG_Script_and_Data_Reference.docx
+++ b/DS4SG_Script_and_Data_Reference.docx
@@ -58,7 +58,7 @@
           <w:sz w:val="22"/>
           <w:szCs w:val="22"/>
         </w:rPr>
-        <w:t xml:space="preserve">Version: 4 October 2026 (state of the repository after commit </w:t>
+        <w:t xml:space="preserve">Version: 26 October 2026 (the Milestone 1–2 pipeline as built at commit </w:t>
       </w:r>
       <w:r>
         <w:rPr>
@@ -113,7 +113,7 @@
     <w:sdt>
       <w:sdtPr>
         <w:alias w:val="Contents"/>
-        <w:id w:val="-497118880"/>
+        <w:id w:val="-121232762"/>
       </w:sdtPr>
       <w:sdtEndPr/>
       <w:sdtContent>
@@ -136,7 +136,7 @@
           <w:r>
             <w:fldChar w:fldCharType="separate"/>
           </w:r>
-          <w:hyperlink w:anchor="_Toc243855153" w:history="1">
+          <w:hyperlink w:anchor="_Toc243910279" w:history="1">
             <w:r>
               <w:rPr>
                 <w:rStyle w:val="Hyperlink"/>
@@ -160,7 +160,7 @@
               <w:rPr>
                 <w:noProof/>
               </w:rPr>
-              <w:instrText xml:space="preserve"> PAGEREF _Toc243855153 \h </w:instrText>
+              <w:instrText xml:space="preserve"> PAGEREF _Toc243910279 \h </w:instrText>
             </w:r>
             <w:r>
               <w:rPr>
@@ -197,7 +197,7 @@
               <w:noProof/>
             </w:rPr>
           </w:pPr>
-          <w:hyperlink w:anchor="_Toc243855154" w:history="1">
+          <w:hyperlink w:anchor="_Toc243910280" w:history="1">
             <w:r>
               <w:rPr>
                 <w:rStyle w:val="Hyperlink"/>
@@ -221,7 +221,7 @@
               <w:rPr>
                 <w:noProof/>
               </w:rPr>
-              <w:instrText xml:space="preserve"> PAGEREF _Toc243855154 \h </w:instrText>
+              <w:instrText xml:space="preserve"> PAGEREF _Toc243910280 \h </w:instrText>
             </w:r>
             <w:r>
               <w:rPr>
@@ -258,7 +258,7 @@
               <w:noProof/>
             </w:rPr>
           </w:pPr>
-          <w:hyperlink w:anchor="_Toc243855155" w:history="1">
+          <w:hyperlink w:anchor="_Toc243910281" w:history="1">
             <w:r>
               <w:rPr>
                 <w:rStyle w:val="Hyperlink"/>
@@ -282,7 +282,7 @@
               <w:rPr>
                 <w:noProof/>
               </w:rPr>
-              <w:instrText xml:space="preserve"> PAGEREF _Toc243855155 \h </w:instrText>
+              <w:instrText xml:space="preserve"> PAGEREF _Toc243910281 \h </w:instrText>
             </w:r>
             <w:r>
               <w:rPr>
@@ -319,7 +319,7 @@
               <w:noProof/>
             </w:rPr>
           </w:pPr>
-          <w:hyperlink w:anchor="_Toc243855156" w:history="1">
+          <w:hyperlink w:anchor="_Toc243910282" w:history="1">
             <w:r>
               <w:rPr>
                 <w:rStyle w:val="Hyperlink"/>
@@ -343,7 +343,7 @@
               <w:rPr>
                 <w:noProof/>
               </w:rPr>
-              <w:instrText xml:space="preserve"> PAGEREF _Toc243855156 \h </w:instrText>
+              <w:instrText xml:space="preserve"> PAGEREF _Toc243910282 \h </w:instrText>
             </w:r>
             <w:r>
               <w:rPr>
@@ -380,7 +380,7 @@
               <w:noProof/>
             </w:rPr>
           </w:pPr>
-          <w:hyperlink w:anchor="_Toc243855157" w:history="1">
+          <w:hyperlink w:anchor="_Toc243910283" w:history="1">
             <w:r>
               <w:rPr>
                 <w:rStyle w:val="Hyperlink"/>
@@ -404,7 +404,7 @@
               <w:rPr>
                 <w:noProof/>
               </w:rPr>
-              <w:instrText xml:space="preserve"> PAGEREF _Toc243855157 \h </w:instrText>
+              <w:instrText xml:space="preserve"> PAGEREF _Toc243910283 \h </w:instrText>
             </w:r>
             <w:r>
               <w:rPr>
@@ -441,7 +441,7 @@
               <w:noProof/>
             </w:rPr>
           </w:pPr>
-          <w:hyperlink w:anchor="_Toc243855158" w:history="1">
+          <w:hyperlink w:anchor="_Toc243910284" w:history="1">
             <w:r>
               <w:rPr>
                 <w:rStyle w:val="Hyperlink"/>
@@ -465,7 +465,7 @@
               <w:rPr>
                 <w:noProof/>
               </w:rPr>
-              <w:instrText xml:space="preserve"> PAGEREF _Toc243855158 \h </w:instrText>
+              <w:instrText xml:space="preserve"> PAGEREF _Toc243910284 \h </w:instrText>
             </w:r>
             <w:r>
               <w:rPr>
@@ -502,7 +502,7 @@
               <w:noProof/>
             </w:rPr>
           </w:pPr>
-          <w:hyperlink w:anchor="_Toc243855159" w:history="1">
+          <w:hyperlink w:anchor="_Toc243910285" w:history="1">
             <w:r>
               <w:rPr>
                 <w:rStyle w:val="Hyperlink"/>
@@ -526,7 +526,7 @@
               <w:rPr>
                 <w:noProof/>
               </w:rPr>
-              <w:instrText xml:space="preserve"> PAGEREF _Toc243855159 \h </w:instrText>
+              <w:instrText xml:space="preserve"> PAGEREF _Toc243910285 \h </w:instrText>
             </w:r>
             <w:r>
               <w:rPr>
@@ -563,7 +563,7 @@
               <w:noProof/>
             </w:rPr>
           </w:pPr>
-          <w:hyperlink w:anchor="_Toc243855160" w:history="1">
+          <w:hyperlink w:anchor="_Toc243910286" w:history="1">
             <w:r>
               <w:rPr>
                 <w:rStyle w:val="Hyperlink"/>
@@ -587,7 +587,7 @@
               <w:rPr>
                 <w:noProof/>
               </w:rPr>
-              <w:instrText xml:space="preserve"> PAGEREF _Toc243855160 \h </w:instrText>
+              <w:instrText xml:space="preserve"> PAGEREF _Toc243910286 \h </w:instrText>
             </w:r>
             <w:r>
               <w:rPr>
@@ -624,7 +624,7 @@
               <w:noProof/>
             </w:rPr>
           </w:pPr>
-          <w:hyperlink w:anchor="_Toc243855161" w:history="1">
+          <w:hyperlink w:anchor="_Toc243910287" w:history="1">
             <w:r>
               <w:rPr>
                 <w:rStyle w:val="Hyperlink"/>
@@ -648,7 +648,7 @@
               <w:rPr>
                 <w:noProof/>
               </w:rPr>
-              <w:instrText xml:space="preserve"> PAGEREF _Toc243855161 \h </w:instrText>
+              <w:instrText xml:space="preserve"> PAGEREF _Toc243910287 \h </w:instrText>
             </w:r>
             <w:r>
               <w:rPr>
@@ -685,7 +685,7 @@
               <w:noProof/>
             </w:rPr>
           </w:pPr>
-          <w:hyperlink w:anchor="_Toc243855162" w:history="1">
+          <w:hyperlink w:anchor="_Toc243910288" w:history="1">
             <w:r>
               <w:rPr>
                 <w:rStyle w:val="Hyperlink"/>
@@ -709,7 +709,7 @@
               <w:rPr>
                 <w:noProof/>
               </w:rPr>
-              <w:instrText xml:space="preserve"> PAGEREF _Toc243855162 \h </w:instrText>
+              <w:instrText xml:space="preserve"> PAGEREF _Toc243910288 \h </w:instrText>
             </w:r>
             <w:r>
               <w:rPr>
@@ -746,7 +746,7 @@
               <w:noProof/>
             </w:rPr>
           </w:pPr>
-          <w:hyperlink w:anchor="_Toc243855163" w:history="1">
+          <w:hyperlink w:anchor="_Toc243910289" w:history="1">
             <w:r>
               <w:rPr>
                 <w:rStyle w:val="Hyperlink"/>
@@ -770,7 +770,7 @@
               <w:rPr>
                 <w:noProof/>
               </w:rPr>
-              <w:instrText xml:space="preserve"> PAGEREF _Toc243855163 \h </w:instrText>
+              <w:instrText xml:space="preserve"> PAGEREF _Toc243910289 \h </w:instrText>
             </w:r>
             <w:r>
               <w:rPr>
@@ -807,7 +807,7 @@
               <w:noProof/>
             </w:rPr>
           </w:pPr>
-          <w:hyperlink w:anchor="_Toc243855164" w:history="1">
+          <w:hyperlink w:anchor="_Toc243910290" w:history="1">
             <w:r>
               <w:rPr>
                 <w:rStyle w:val="Hyperlink"/>
@@ -831,7 +831,7 @@
               <w:rPr>
                 <w:noProof/>
               </w:rPr>
-              <w:instrText xml:space="preserve"> PAGEREF _Toc243855164 \h </w:instrText>
+              <w:instrText xml:space="preserve"> PAGEREF _Toc243910290 \h </w:instrText>
             </w:r>
             <w:r>
               <w:rPr>
@@ -868,7 +868,7 @@
               <w:noProof/>
             </w:rPr>
           </w:pPr>
-          <w:hyperlink w:anchor="_Toc243855165" w:history="1">
+          <w:hyperlink w:anchor="_Toc243910291" w:history="1">
             <w:r>
               <w:rPr>
                 <w:rStyle w:val="Hyperlink"/>
@@ -892,7 +892,7 @@
               <w:rPr>
                 <w:noProof/>
               </w:rPr>
-              <w:instrText xml:space="preserve"> PAGEREF _Toc243855165 \h </w:instrText>
+              <w:instrText xml:space="preserve"> PAGEREF _Toc243910291 \h </w:instrText>
             </w:r>
             <w:r>
               <w:rPr>
@@ -929,7 +929,7 @@
               <w:noProof/>
             </w:rPr>
           </w:pPr>
-          <w:hyperlink w:anchor="_Toc243855166" w:history="1">
+          <w:hyperlink w:anchor="_Toc243910292" w:history="1">
             <w:r>
               <w:rPr>
                 <w:rStyle w:val="Hyperlink"/>
@@ -953,7 +953,7 @@
               <w:rPr>
                 <w:noProof/>
               </w:rPr>
-              <w:instrText xml:space="preserve"> PAGEREF _Toc243855166 \h </w:instrText>
+              <w:instrText xml:space="preserve"> PAGEREF _Toc243910292 \h </w:instrText>
             </w:r>
             <w:r>
               <w:rPr>
@@ -996,7 +996,7 @@
       <w:pPr>
         <w:pStyle w:val="Heading1"/>
       </w:pPr>
-      <w:bookmarkStart w:id="0" w:name="_Toc243855153"/>
+      <w:bookmarkStart w:id="0" w:name="_Toc243910279"/>
       <w:r>
         <w:lastRenderedPageBreak/>
         <w:t>1. How to read this document</w:t>
@@ -1314,9 +1314,58 @@
     </w:p>
     <w:p>
       <w:pPr>
+        <w:spacing w:before="120" w:after="120"/>
+      </w:pPr>
+      <w:r>
+        <w:rPr>
+          <w:b/>
+          <w:bCs/>
+          <w:color w:val="1F1F1F"/>
+        </w:rPr>
+        <w:t>For the viva:</w:t>
+      </w:r>
+      <w:r>
+        <w:rPr>
+          <w:color w:val="1F1F1F"/>
+        </w:rPr>
+        <w:t xml:space="preserve"> the reasons behind the Milestone 2 choices (cleaning decisions D1–D5, preparation decisions P1–P7, feature decisions F1–F4 and the EDA and hypothesis choices), the other values and methods we checked, and a question bank are in </w:t>
+      </w:r>
+      <w:r>
+        <w:rPr>
+          <w:rFonts w:ascii="Consolas" w:eastAsia="Consolas" w:hAnsi="Consolas" w:cs="Consolas"/>
+          <w:color w:val="1F1F1F"/>
+          <w:sz w:val="18"/>
+          <w:szCs w:val="18"/>
+        </w:rPr>
+        <w:t>DS4SG_Viva_Guide_M2_M3.docx</w:t>
+      </w:r>
+      <w:r>
+        <w:rPr>
+          <w:color w:val="1F1F1F"/>
+        </w:rPr>
+        <w:t xml:space="preserve">, together with Milestone 3. Milestone 3's files are described in </w:t>
+      </w:r>
+      <w:r>
+        <w:rPr>
+          <w:rFonts w:ascii="Consolas" w:eastAsia="Consolas" w:hAnsi="Consolas" w:cs="Consolas"/>
+          <w:color w:val="1F1F1F"/>
+          <w:sz w:val="18"/>
+          <w:szCs w:val="18"/>
+        </w:rPr>
+        <w:t>DS4SG_M3_Reference.docx</w:t>
+      </w:r>
+      <w:r>
+        <w:rPr>
+          <w:color w:val="1F1F1F"/>
+        </w:rPr>
+        <w:t>.</w:t>
+      </w:r>
+    </w:p>
+    <w:p>
+      <w:pPr>
         <w:pStyle w:val="Heading1"/>
       </w:pPr>
-      <w:bookmarkStart w:id="1" w:name="_Toc243855154"/>
+      <w:bookmarkStart w:id="1" w:name="_Toc243910280"/>
       <w:r>
         <w:t>2. Pipeline overview: run order and data flow</w:t>
       </w:r>
@@ -2117,6 +2166,7 @@
                 <w:sz w:val="17"/>
                 <w:szCs w:val="17"/>
               </w:rPr>
+              <w:lastRenderedPageBreak/>
               <w:t>4</w:t>
             </w:r>
           </w:p>
@@ -2400,7 +2450,6 @@
                 <w:sz w:val="17"/>
                 <w:szCs w:val="17"/>
               </w:rPr>
-              <w:lastRenderedPageBreak/>
               <w:t>6</w:t>
             </w:r>
           </w:p>
@@ -3891,7 +3940,7 @@
       <w:pPr>
         <w:pStyle w:val="Heading1"/>
       </w:pPr>
-      <w:bookmarkStart w:id="2" w:name="_Toc243855155"/>
+      <w:bookmarkStart w:id="2" w:name="_Toc243910281"/>
       <w:r>
         <w:lastRenderedPageBreak/>
         <w:t>3. Scripts and notebooks</w:t>
@@ -9837,7 +9886,7 @@
         <w:pStyle w:val="Heading2"/>
         <w:spacing w:before="240"/>
       </w:pPr>
-      <w:bookmarkStart w:id="3" w:name="_Toc243855156"/>
+      <w:bookmarkStart w:id="3" w:name="_Toc243910282"/>
       <w:r>
         <w:t>Support files</w:t>
       </w:r>
@@ -10250,7 +10299,7 @@
       <w:pPr>
         <w:pStyle w:val="Heading1"/>
       </w:pPr>
-      <w:bookmarkStart w:id="4" w:name="_Toc243855157"/>
+      <w:bookmarkStart w:id="4" w:name="_Toc243910283"/>
       <w:r>
         <w:lastRenderedPageBreak/>
         <w:t>4. Data files</w:t>
@@ -10262,7 +10311,7 @@
         <w:pStyle w:val="Heading2"/>
         <w:spacing w:before="240"/>
       </w:pPr>
-      <w:bookmarkStart w:id="5" w:name="_Toc243855158"/>
+      <w:bookmarkStart w:id="5" w:name="_Toc243910284"/>
       <w:r>
         <w:t>4.1 Raw data (data/raw/)</w:t>
       </w:r>
@@ -14511,7 +14560,7 @@
         <w:pStyle w:val="Heading2"/>
         <w:spacing w:before="240"/>
       </w:pPr>
-      <w:bookmarkStart w:id="6" w:name="_Toc243855159"/>
+      <w:bookmarkStart w:id="6" w:name="_Toc243910285"/>
       <w:r>
         <w:t>4.2 External and lookup data (data/external/)</w:t>
       </w:r>
@@ -17280,7 +17329,7 @@
         <w:pStyle w:val="Heading2"/>
         <w:spacing w:before="240"/>
       </w:pPr>
-      <w:bookmarkStart w:id="7" w:name="_Toc243855160"/>
+      <w:bookmarkStart w:id="7" w:name="_Toc243910286"/>
       <w:r>
         <w:t>4.3 Interim data (data/interim/)</w:t>
       </w:r>
@@ -19172,7 +19221,7 @@
         <w:pStyle w:val="Heading2"/>
         <w:spacing w:before="240"/>
       </w:pPr>
-      <w:bookmarkStart w:id="8" w:name="_Toc243855161"/>
+      <w:bookmarkStart w:id="8" w:name="_Toc243910287"/>
       <w:r>
         <w:t>4.4 Processed data (data/processed/)</w:t>
       </w:r>
@@ -23055,7 +23104,7 @@
       <w:pPr>
         <w:pStyle w:val="Heading1"/>
       </w:pPr>
-      <w:bookmarkStart w:id="9" w:name="_Toc243855162"/>
+      <w:bookmarkStart w:id="9" w:name="_Toc243910288"/>
       <w:r>
         <w:lastRenderedPageBreak/>
         <w:t>5. Output files (reports/)</w:t>
@@ -23067,7 +23116,7 @@
         <w:pStyle w:val="Heading2"/>
         <w:spacing w:before="240"/>
       </w:pPr>
-      <w:bookmarkStart w:id="10" w:name="_Toc243855163"/>
+      <w:bookmarkStart w:id="10" w:name="_Toc243910289"/>
       <w:r>
         <w:t>5.1 Figures (reports/figures/)</w:t>
       </w:r>
@@ -24029,7 +24078,7 @@
         <w:pStyle w:val="Heading2"/>
         <w:spacing w:before="240"/>
       </w:pPr>
-      <w:bookmarkStart w:id="11" w:name="_Toc243855164"/>
+      <w:bookmarkStart w:id="11" w:name="_Toc243910290"/>
       <w:r>
         <w:t>5.2 Tables (reports/tables/)</w:t>
       </w:r>
@@ -25890,7 +25939,7 @@
       <w:pPr>
         <w:pStyle w:val="Heading1"/>
       </w:pPr>
-      <w:bookmarkStart w:id="12" w:name="_Toc243855165"/>
+      <w:bookmarkStart w:id="12" w:name="_Toc243910291"/>
       <w:r>
         <w:t>6. Documentation, configuration and other files</w:t>
       </w:r>
@@ -27302,7 +27351,7 @@
       <w:pPr>
         <w:pStyle w:val="Heading1"/>
       </w:pPr>
-      <w:bookmarkStart w:id="13" w:name="_Toc243855166"/>
+      <w:bookmarkStart w:id="13" w:name="_Toc243910292"/>
       <w:r>
         <w:lastRenderedPageBreak/>
         <w:t>7. Cross-reference matrix: data files x scripts</w:t>
@@ -36821,68 +36870,10 @@
 <file path=word/numbering.xml><?xml version="1.0" encoding="utf-8"?>
 <w:numbering xmlns:wpc="http://schemas.microsoft.com/office/word/2010/wordprocessingCanvas" xmlns:cx="http://schemas.microsoft.com/office/drawing/2014/chartex" xmlns:cx1="http://schemas.microsoft.com/office/drawing/2015/9/8/chartex" xmlns:cx2="http://schemas.microsoft.com/office/drawing/2015/10/21/chartex" xmlns:cx3="http://schemas.microsoft.com/office/drawing/2016/5/9/chartex" xmlns:cx4="http://schemas.microsoft.com/office/drawing/2016/5/10/chartex" xmlns:cx5="http://schemas.microsoft.com/office/drawing/2016/5/11/chartex" xmlns:cx6="http://schemas.microsoft.com/office/drawing/2016/5/12/chartex" xmlns:cx7="http://schemas.microsoft.com/office/drawing/2016/5/13/chartex" xmlns:cx8="http://schemas.microsoft.com/office/drawing/2016/5/14/chartex" xmlns:mc="http://schemas.openxmlformats.org/markup-compatibility/2006" xmlns:aink="http://schemas.microsoft.com/office/drawing/2016/ink" xmlns:am3d="http://schemas.microsoft.com/office/drawing/2017/model3d" xmlns:o="urn:schemas-microsoft-com:office:office" xmlns:oel="http://schemas.microsoft.com/office/2019/extlst" xmlns:r="http://schemas.openxmlformats.org/officeDocument/2006/relationships" xmlns:m="http://schemas.openxmlformats.org/officeDocument/2006/math" xmlns:v="urn:schemas-microsoft-com:vml" xmlns:wp14="http://schemas.microsoft.com/office/word/2010/wordprocessingDrawing" xmlns:wp="http://schemas.openxmlformats.org/drawingml/2006/wordprocessingDrawing" xmlns:w10="urn:schemas-microsoft-com:office:word" xmlns:w="http://schemas.openxmlformats.org/wordprocessingml/2006/main" xmlns:w14="http://schemas.microsoft.com/office/word/2010/wordml" xmlns:w15="http://schemas.microsoft.com/office/word/2012/wordml" xmlns:w16cex="http://schemas.microsoft.com/office/word/2018/wordml/cex" xmlns:w16cid="http://schemas.microsoft.com/office/word/2016/wordml/cid" xmlns:w16="http://schemas.microsoft.com/office/word/2018/wordml" xmlns:w16du="http://schemas.microsoft.com/office/word/2023/wordml/word16du" xmlns:w16sdtdh="http://schemas.microsoft.com/office/word/2020/wordml/sdtdatahash" xmlns:w16sdtfl="http://schemas.microsoft.com/office/word/2024/wordml/sdtformatlock" xmlns:w16se="http://schemas.microsoft.com/office/word/2015/wordml/symex" xmlns:wpg="http://schemas.microsoft.com/office/word/2010/wordprocessingGroup" xmlns:wpi="http://schemas.microsoft.com/office/word/2010/wordprocessingInk" xmlns:wne="http://schemas.microsoft.com/office/word/2006/wordml" xmlns:wps="http://schemas.microsoft.com/office/word/2010/wordprocessingShape" mc:Ignorable="w14 w15 w16se w16cid w16 w16cex w16sdtdh w16sdtfl w16du wp14">
   <w:abstractNum w:abstractNumId="0" w15:restartNumberingAfterBreak="0">
-    <w:nsid w:val="0786599A"/>
+    <w:nsid w:val="096B0344"/>
     <w:multiLevelType w:val="hybridMultilevel"/>
-    <w:tmpl w:val="490006A0"/>
-    <w:lvl w:ilvl="0" w:tplc="7D70A826">
-      <w:start w:val="1"/>
-      <w:numFmt w:val="bullet"/>
-      <w:lvlText w:val="•"/>
-      <w:lvlJc w:val="left"/>
-      <w:pPr>
-        <w:ind w:left="540" w:hanging="270"/>
-      </w:pPr>
-    </w:lvl>
-    <w:lvl w:ilvl="1" w:tplc="41829A78" w:tentative="1">
-      <w:start w:val="1"/>
-      <w:numFmt w:val="bullet"/>
-      <w:lvlText w:val="–"/>
-      <w:lvlJc w:val="left"/>
-      <w:pPr>
-        <w:ind w:left="1080" w:hanging="270"/>
-      </w:pPr>
-    </w:lvl>
-    <w:lvl w:ilvl="2" w:tplc="9710D44A">
-      <w:numFmt w:val="decimal"/>
-      <w:lvlText w:val=""/>
-      <w:lvlJc w:val="left"/>
-    </w:lvl>
-    <w:lvl w:ilvl="3" w:tplc="A67A2052">
-      <w:numFmt w:val="decimal"/>
-      <w:lvlText w:val=""/>
-      <w:lvlJc w:val="left"/>
-    </w:lvl>
-    <w:lvl w:ilvl="4" w:tplc="35A8E9E6">
-      <w:numFmt w:val="decimal"/>
-      <w:lvlText w:val=""/>
-      <w:lvlJc w:val="left"/>
-    </w:lvl>
-    <w:lvl w:ilvl="5" w:tplc="B608E610">
-      <w:numFmt w:val="decimal"/>
-      <w:lvlText w:val=""/>
-      <w:lvlJc w:val="left"/>
-    </w:lvl>
-    <w:lvl w:ilvl="6" w:tplc="985A5988">
-      <w:numFmt w:val="decimal"/>
-      <w:lvlText w:val=""/>
-      <w:lvlJc w:val="left"/>
-    </w:lvl>
-    <w:lvl w:ilvl="7" w:tplc="18D281E2">
-      <w:numFmt w:val="decimal"/>
-      <w:lvlText w:val=""/>
-      <w:lvlJc w:val="left"/>
-    </w:lvl>
-    <w:lvl w:ilvl="8" w:tplc="2C947304">
-      <w:numFmt w:val="decimal"/>
-      <w:lvlText w:val=""/>
-      <w:lvlJc w:val="left"/>
-    </w:lvl>
-  </w:abstractNum>
-  <w:abstractNum w:abstractNumId="1" w15:restartNumberingAfterBreak="0">
-    <w:nsid w:val="36730D53"/>
-    <w:multiLevelType w:val="hybridMultilevel"/>
-    <w:tmpl w:val="2D62809C"/>
-    <w:lvl w:ilvl="0" w:tplc="4C20F72E" w:tentative="1">
+    <w:tmpl w:val="50C62814"/>
+    <w:lvl w:ilvl="0" w:tplc="01600AE0" w:tentative="1">
       <w:start w:val="1"/>
       <w:numFmt w:val="bullet"/>
       <w:lvlText w:val="●"/>
@@ -36891,7 +36882,7 @@
         <w:ind w:left="720" w:hanging="360"/>
       </w:pPr>
     </w:lvl>
-    <w:lvl w:ilvl="1" w:tplc="54A83C84" w:tentative="1">
+    <w:lvl w:ilvl="1" w:tplc="716A60D0" w:tentative="1">
       <w:start w:val="1"/>
       <w:numFmt w:val="bullet"/>
       <w:lvlText w:val="○"/>
@@ -36900,7 +36891,7 @@
         <w:ind w:left="1440" w:hanging="360"/>
       </w:pPr>
     </w:lvl>
-    <w:lvl w:ilvl="2" w:tplc="1B32C722" w:tentative="1">
+    <w:lvl w:ilvl="2" w:tplc="9ED85540" w:tentative="1">
       <w:start w:val="1"/>
       <w:numFmt w:val="bullet"/>
       <w:lvlText w:val="■"/>
@@ -36909,7 +36900,7 @@
         <w:ind w:left="2160" w:hanging="360"/>
       </w:pPr>
     </w:lvl>
-    <w:lvl w:ilvl="3" w:tplc="E7FC4E20" w:tentative="1">
+    <w:lvl w:ilvl="3" w:tplc="04CC48EA" w:tentative="1">
       <w:start w:val="1"/>
       <w:numFmt w:val="bullet"/>
       <w:lvlText w:val="●"/>
@@ -36918,7 +36909,7 @@
         <w:ind w:left="2880" w:hanging="360"/>
       </w:pPr>
     </w:lvl>
-    <w:lvl w:ilvl="4" w:tplc="773001DE" w:tentative="1">
+    <w:lvl w:ilvl="4" w:tplc="90C692DA" w:tentative="1">
       <w:start w:val="1"/>
       <w:numFmt w:val="bullet"/>
       <w:lvlText w:val="○"/>
@@ -36927,7 +36918,7 @@
         <w:ind w:left="3600" w:hanging="360"/>
       </w:pPr>
     </w:lvl>
-    <w:lvl w:ilvl="5" w:tplc="F54C0C1E" w:tentative="1">
+    <w:lvl w:ilvl="5" w:tplc="4830B6E8" w:tentative="1">
       <w:start w:val="1"/>
       <w:numFmt w:val="bullet"/>
       <w:lvlText w:val="■"/>
@@ -36936,7 +36927,7 @@
         <w:ind w:left="4320" w:hanging="360"/>
       </w:pPr>
     </w:lvl>
-    <w:lvl w:ilvl="6" w:tplc="3ED4CA4C" w:tentative="1">
+    <w:lvl w:ilvl="6" w:tplc="8CD40D0C" w:tentative="1">
       <w:start w:val="1"/>
       <w:numFmt w:val="bullet"/>
       <w:lvlText w:val="●"/>
@@ -36945,7 +36936,7 @@
         <w:ind w:left="5040" w:hanging="360"/>
       </w:pPr>
     </w:lvl>
-    <w:lvl w:ilvl="7" w:tplc="4A94846E" w:tentative="1">
+    <w:lvl w:ilvl="7" w:tplc="C066C208" w:tentative="1">
       <w:start w:val="1"/>
       <w:numFmt w:val="bullet"/>
       <w:lvlText w:val="●"/>
@@ -36954,7 +36945,7 @@
         <w:ind w:left="5760" w:hanging="360"/>
       </w:pPr>
     </w:lvl>
-    <w:lvl w:ilvl="8" w:tplc="E21AB192" w:tentative="1">
+    <w:lvl w:ilvl="8" w:tplc="4030FF3A" w:tentative="1">
       <w:start w:val="1"/>
       <w:numFmt w:val="bullet"/>
       <w:lvlText w:val="●"/>
@@ -36964,14 +36955,72 @@
       </w:pPr>
     </w:lvl>
   </w:abstractNum>
-  <w:num w:numId="1" w16cid:durableId="1214275888">
-    <w:abstractNumId w:val="1"/>
+  <w:abstractNum w:abstractNumId="1" w15:restartNumberingAfterBreak="0">
+    <w:nsid w:val="673F2B89"/>
+    <w:multiLevelType w:val="hybridMultilevel"/>
+    <w:tmpl w:val="9F529FF6"/>
+    <w:lvl w:ilvl="0" w:tplc="0B9EECDA">
+      <w:start w:val="1"/>
+      <w:numFmt w:val="bullet"/>
+      <w:lvlText w:val="•"/>
+      <w:lvlJc w:val="left"/>
+      <w:pPr>
+        <w:ind w:left="540" w:hanging="270"/>
+      </w:pPr>
+    </w:lvl>
+    <w:lvl w:ilvl="1" w:tplc="14E269C2" w:tentative="1">
+      <w:start w:val="1"/>
+      <w:numFmt w:val="bullet"/>
+      <w:lvlText w:val="–"/>
+      <w:lvlJc w:val="left"/>
+      <w:pPr>
+        <w:ind w:left="1080" w:hanging="270"/>
+      </w:pPr>
+    </w:lvl>
+    <w:lvl w:ilvl="2" w:tplc="CFF8E6A8">
+      <w:numFmt w:val="decimal"/>
+      <w:lvlText w:val=""/>
+      <w:lvlJc w:val="left"/>
+    </w:lvl>
+    <w:lvl w:ilvl="3" w:tplc="4B4C011C">
+      <w:numFmt w:val="decimal"/>
+      <w:lvlText w:val=""/>
+      <w:lvlJc w:val="left"/>
+    </w:lvl>
+    <w:lvl w:ilvl="4" w:tplc="E16ED736">
+      <w:numFmt w:val="decimal"/>
+      <w:lvlText w:val=""/>
+      <w:lvlJc w:val="left"/>
+    </w:lvl>
+    <w:lvl w:ilvl="5" w:tplc="AE5C89C2">
+      <w:numFmt w:val="decimal"/>
+      <w:lvlText w:val=""/>
+      <w:lvlJc w:val="left"/>
+    </w:lvl>
+    <w:lvl w:ilvl="6" w:tplc="42F89236">
+      <w:numFmt w:val="decimal"/>
+      <w:lvlText w:val=""/>
+      <w:lvlJc w:val="left"/>
+    </w:lvl>
+    <w:lvl w:ilvl="7" w:tplc="CCC2CBA4">
+      <w:numFmt w:val="decimal"/>
+      <w:lvlText w:val=""/>
+      <w:lvlJc w:val="left"/>
+    </w:lvl>
+    <w:lvl w:ilvl="8" w:tplc="FE521D0E">
+      <w:numFmt w:val="decimal"/>
+      <w:lvlText w:val=""/>
+      <w:lvlJc w:val="left"/>
+    </w:lvl>
+  </w:abstractNum>
+  <w:num w:numId="1" w16cid:durableId="664748591">
+    <w:abstractNumId w:val="0"/>
     <w:lvlOverride w:ilvl="0">
       <w:startOverride w:val="1"/>
     </w:lvlOverride>
   </w:num>
-  <w:num w:numId="2" w16cid:durableId="1992253573">
-    <w:abstractNumId w:val="0"/>
+  <w:num w:numId="2" w16cid:durableId="2012171921">
+    <w:abstractNumId w:val="1"/>
     <w:lvlOverride w:ilvl="0">
       <w:startOverride w:val="1"/>
     </w:lvlOverride>
@@ -37603,7 +37652,7 @@
     <w:autoRedefine/>
     <w:uiPriority w:val="39"/>
     <w:unhideWhenUsed/>
-    <w:rsid w:val="004F0125"/>
+    <w:rsid w:val="00C31EEB"/>
     <w:pPr>
       <w:spacing w:after="100"/>
     </w:pPr>
@@ -37615,7 +37664,7 @@
     <w:autoRedefine/>
     <w:uiPriority w:val="39"/>
     <w:unhideWhenUsed/>
-    <w:rsid w:val="004F0125"/>
+    <w:rsid w:val="00C31EEB"/>
     <w:pPr>
       <w:spacing w:after="100"/>
       <w:ind w:left="200"/>
